--- a/docs/graph2/Graph2_設計書.docx
+++ b/docs/graph2/Graph2_設計書.docx
@@ -3,25 +3,59 @@
 <w:document xmlns:wpc="http://schemas.microsoft.com/office/word/2010/wordprocessingCanvas" xmlns:mo="http://schemas.microsoft.com/office/mac/office/2008/main" xmlns:mc="http://schemas.openxmlformats.org/markup-compatibility/2006" xmlns:mv="urn:schemas-microsoft-com:mac:vml" xmlns:o="urn:schemas-microsoft-com:office:office" xmlns:r="http://schemas.openxmlformats.org/officeDocument/2006/relationships" xmlns:m="http://schemas.openxmlformats.org/officeDocument/2006/math" xmlns:v="urn:schemas-microsoft-com:vml" xmlns:wp14="http://schemas.microsoft.com/office/word/2010/wordprocessingDrawing" xmlns:wp="http://schemas.openxmlformats.org/drawingml/2006/wordprocessingDrawing" xmlns:w10="urn:schemas-microsoft-com:office:word" xmlns:w="http://schemas.openxmlformats.org/wordprocessingml/2006/main" xmlns:w14="http://schemas.microsoft.com/office/word/2010/wordml" xmlns:wpg="http://schemas.microsoft.com/office/word/2010/wordprocessingGroup" xmlns:wpi="http://schemas.microsoft.com/office/word/2010/wordprocessingInk" xmlns:wne="http://schemas.microsoft.com/office/word/2006/wordml" xmlns:wps="http://schemas.microsoft.com/office/word/2010/wordprocessingShape" mc:Ignorable="w14 wp14">
   <w:body>
     <w:p>
-      <w:r>
-        <w:rPr>
-          <w:rFonts w:ascii="Meiryo UI" w:hAnsi="Meiryo UI" w:eastAsia="Meiryo UI"/>
+      <w:pPr>
+        <w:pBdr>
+          <w:top w:val="single" w:sz="16" w:space="4" w:color="20242C"/>
+        </w:pBdr>
+        <w:spacing w:before="40" w:after="0"/>
+      </w:pPr>
+      <w:r>
+        <w:rPr>
+          <w:rFonts w:ascii="BIZ UDGothic" w:hAnsi="BIZ UDGothic" w:eastAsia="BIZ UDGothic"/>
           <w:b/>
           <w:i w:val="0"/>
           <w:color w:val="1F5C99"/>
-          <w:sz w:val="44"/>
-        </w:rPr>
-        <w:t>graph2 詳細設計書</w:t>
+          <w:sz w:val="18"/>
+        </w:rPr>
+        <w:t>DESIGN SPEC</w:t>
       </w:r>
     </w:p>
     <w:p>
-      <w:r>
-        <w:rPr>
-          <w:rFonts w:ascii="Meiryo UI" w:hAnsi="Meiryo UI" w:eastAsia="Meiryo UI"/>
+      <w:pPr>
+        <w:spacing w:after="40"/>
+      </w:pPr>
+      <w:r>
+        <w:rPr>
+          <w:rFonts w:ascii="BIZ UDPGothic" w:hAnsi="BIZ UDPGothic" w:eastAsia="BIZ UDPGothic"/>
+          <w:b/>
+          <w:i w:val="0"/>
+          <w:color w:val="20242C"/>
+          <w:sz w:val="56"/>
+        </w:rPr>
+        <w:t>graph2 詳細設計書</w:t>
+      </w:r>
+      <w:r>
+        <w:rPr>
+          <w:rFonts w:ascii="BIZ UDGothic" w:hAnsi="BIZ UDGothic" w:eastAsia="BIZ UDGothic"/>
           <w:b w:val="0"/>
           <w:i w:val="0"/>
           <w:color w:val="606874"/>
           <w:sz w:val="22"/>
+        </w:rPr>
+        <w:t xml:space="preserve">   v1.0</w:t>
+      </w:r>
+    </w:p>
+    <w:p>
+      <w:pPr>
+        <w:spacing w:after="160"/>
+      </w:pPr>
+      <w:r>
+        <w:rPr>
+          <w:rFonts w:ascii="BIZ UDGothic" w:hAnsi="BIZ UDGothic" w:eastAsia="BIZ UDGothic"/>
+          <w:b w:val="0"/>
+          <w:i w:val="0"/>
+          <w:color w:val="606874"/>
+          <w:sz w:val="20"/>
         </w:rPr>
         <w:t>円グラフ SVG レンダラ ／ エンジニア向け（保守・改修用）</w:t>
       </w:r>
@@ -32,12 +66,58 @@
       </w:pPr>
       <w:r>
         <w:rPr>
-          <w:rFonts w:ascii="Meiryo UI" w:hAnsi="Meiryo UI" w:eastAsia="Meiryo UI"/>
+          <w:rFonts w:ascii="BIZ UDPGothic" w:hAnsi="BIZ UDPGothic" w:eastAsia="BIZ UDPGothic"/>
           <w:b w:val="0"/>
           <w:i w:val="0"/>
-          <w:sz w:val="19"/>
-        </w:rPr>
-        <w:t>版: 1.0</w:t>
+          <w:sz w:val="21"/>
+        </w:rPr>
+        <w:t xml:space="preserve">本書は graph2 の構造・レイヤ責務・ラベル配置/引出線アルゴリズム・決定的出力の検証方針を記述する。一次資料は </w:t>
+      </w:r>
+      <w:r>
+        <w:rPr>
+          <w:rFonts w:ascii="BIZ UDGothic" w:hAnsi="BIZ UDGothic" w:eastAsia="BIZ UDGothic"/>
+          <w:b w:val="0"/>
+          <w:i w:val="0"/>
+          <w:sz w:val="20"/>
+        </w:rPr>
+        <w:t>graph2/README.md</w:t>
+      </w:r>
+      <w:r>
+        <w:rPr>
+          <w:rFonts w:ascii="BIZ UDPGothic" w:hAnsi="BIZ UDPGothic" w:eastAsia="BIZ UDPGothic"/>
+          <w:b w:val="0"/>
+          <w:i w:val="0"/>
+          <w:sz w:val="21"/>
+        </w:rPr>
+        <w:t xml:space="preserve"> とソースのコメント（コメント規約準拠）。</w:t>
+      </w:r>
+    </w:p>
+    <w:p>
+      <w:pPr>
+        <w:spacing w:before="200" w:after="60"/>
+        <w:pBdr>
+          <w:bottom w:val="single" w:sz="6" w:space="4" w:color="CDD5DD"/>
+        </w:pBdr>
+      </w:pPr>
+      <w:r>
+        <w:rPr>
+          <w:rFonts w:ascii="BIZ UDGothic" w:hAnsi="BIZ UDGothic" w:eastAsia="BIZ UDGothic"/>
+          <w:b/>
+          <w:i w:val="0"/>
+          <w:color w:val="1F5C99"/>
+          <w:sz w:val="30"/>
+        </w:rPr>
+        <w:t xml:space="preserve">1. </w:t>
+      </w:r>
+      <w:r>
+        <w:rPr>
+          <w:rFonts w:ascii="BIZ UDPGothic" w:hAnsi="BIZ UDPGothic" w:eastAsia="BIZ UDPGothic"/>
+          <w:b/>
+          <w:i w:val="0"/>
+          <w:color w:val="20242C"/>
+          <w:sz w:val="30"/>
+        </w:rPr>
+        <w:t>概要・目的</w:t>
       </w:r>
     </w:p>
     <w:p>
@@ -46,72 +126,25 @@
       </w:pPr>
       <w:r>
         <w:rPr>
-          <w:rFonts w:ascii="Meiryo UI" w:hAnsi="Meiryo UI" w:eastAsia="Meiryo UI"/>
+          <w:rFonts w:ascii="BIZ UDPGothic" w:hAnsi="BIZ UDPGothic" w:eastAsia="BIZ UDPGothic"/>
           <w:b w:val="0"/>
           <w:i w:val="0"/>
           <w:sz w:val="21"/>
         </w:rPr>
-        <w:t xml:space="preserve">本書は graph2 の構造・レイヤ責務・ラベル配置/引出線アルゴリズム・決定的出力の検証方針を記述する。一次資料は </w:t>
-      </w:r>
-      <w:r>
-        <w:rPr>
-          <w:rFonts w:ascii="ＭＳ ゴシック" w:hAnsi="ＭＳ ゴシック" w:eastAsia="ＭＳ ゴシック"/>
+        <w:t>graph2 は TypeScript 製の円グラフ SVG レンダラ。</w:t>
+      </w:r>
+      <w:r>
+        <w:rPr>
+          <w:rFonts w:ascii="BIZ UDGothic" w:hAnsi="BIZ UDGothic" w:eastAsia="BIZ UDGothic"/>
           <w:b w:val="0"/>
           <w:i w:val="0"/>
           <w:sz w:val="20"/>
         </w:rPr>
-        <w:t>graph2/README.md</w:t>
-      </w:r>
-      <w:r>
-        <w:rPr>
-          <w:rFonts w:ascii="Meiryo UI" w:hAnsi="Meiryo UI" w:eastAsia="Meiryo UI"/>
-          <w:b w:val="0"/>
-          <w:i w:val="0"/>
-          <w:sz w:val="21"/>
-        </w:rPr>
-        <w:t xml:space="preserve"> とソースのコメント（コメント規約準拠）。</w:t>
-      </w:r>
-    </w:p>
-    <w:p>
-      <w:pPr>
-        <w:spacing w:before="200" w:after="60"/>
-      </w:pPr>
-      <w:r>
-        <w:rPr>
-          <w:rFonts w:ascii="Meiryo UI" w:hAnsi="Meiryo UI" w:eastAsia="Meiryo UI"/>
-          <w:b/>
-          <w:i w:val="0"/>
-          <w:color w:val="1F5C99"/>
-          <w:sz w:val="30"/>
-        </w:rPr>
-        <w:t>1. 概要・目的</w:t>
-      </w:r>
-    </w:p>
-    <w:p>
-      <w:pPr>
-        <w:spacing w:after="80"/>
-      </w:pPr>
-      <w:r>
-        <w:rPr>
-          <w:rFonts w:ascii="Meiryo UI" w:hAnsi="Meiryo UI" w:eastAsia="Meiryo UI"/>
-          <w:b w:val="0"/>
-          <w:i w:val="0"/>
-          <w:sz w:val="21"/>
-        </w:rPr>
-        <w:t>graph2 は TypeScript 製の円グラフ SVG レンダラ。</w:t>
-      </w:r>
-      <w:r>
-        <w:rPr>
-          <w:rFonts w:ascii="ＭＳ ゴシック" w:hAnsi="ＭＳ ゴシック" w:eastAsia="ＭＳ ゴシック"/>
-          <w:b w:val="0"/>
-          <w:i w:val="0"/>
-          <w:sz w:val="20"/>
-        </w:rPr>
         <w:t>{name, value}</w:t>
       </w:r>
       <w:r>
         <w:rPr>
-          <w:rFonts w:ascii="Meiryo UI" w:hAnsi="Meiryo UI" w:eastAsia="Meiryo UI"/>
+          <w:rFonts w:ascii="BIZ UDPGothic" w:hAnsi="BIZ UDPGothic" w:eastAsia="BIZ UDPGothic"/>
           <w:b w:val="0"/>
           <w:i w:val="0"/>
           <w:sz w:val="21"/>
@@ -127,7 +160,7 @@
       </w:pPr>
       <w:r>
         <w:rPr>
-          <w:rFonts w:ascii="Meiryo UI" w:hAnsi="Meiryo UI" w:eastAsia="Meiryo UI"/>
+          <w:rFonts w:ascii="BIZ UDPGothic" w:hAnsi="BIZ UDPGothic" w:eastAsia="BIZ UDPGothic"/>
           <w:b/>
           <w:i w:val="0"/>
           <w:sz w:val="21"/>
@@ -136,7 +169,7 @@
       </w:r>
       <w:r>
         <w:rPr>
-          <w:rFonts w:ascii="Meiryo UI" w:hAnsi="Meiryo UI" w:eastAsia="Meiryo UI"/>
+          <w:rFonts w:ascii="BIZ UDPGothic" w:hAnsi="BIZ UDPGothic" w:eastAsia="BIZ UDPGothic"/>
           <w:b w:val="0"/>
           <w:i w:val="0"/>
           <w:sz w:val="21"/>
@@ -152,7 +185,7 @@
       </w:pPr>
       <w:r>
         <w:rPr>
-          <w:rFonts w:ascii="Meiryo UI" w:hAnsi="Meiryo UI" w:eastAsia="Meiryo UI"/>
+          <w:rFonts w:ascii="BIZ UDPGothic" w:hAnsi="BIZ UDPGothic" w:eastAsia="BIZ UDPGothic"/>
           <w:b w:val="0"/>
           <w:i w:val="0"/>
           <w:sz w:val="21"/>
@@ -161,7 +194,7 @@
       </w:r>
       <w:r>
         <w:rPr>
-          <w:rFonts w:ascii="ＭＳ ゴシック" w:hAnsi="ＭＳ ゴシック" w:eastAsia="ＭＳ ゴシック"/>
+          <w:rFonts w:ascii="BIZ UDGothic" w:hAnsi="BIZ UDGothic" w:eastAsia="BIZ UDGothic"/>
           <w:b w:val="0"/>
           <w:i w:val="0"/>
           <w:sz w:val="20"/>
@@ -170,7 +203,7 @@
       </w:r>
       <w:r>
         <w:rPr>
-          <w:rFonts w:ascii="Meiryo UI" w:hAnsi="Meiryo UI" w:eastAsia="Meiryo UI"/>
+          <w:rFonts w:ascii="BIZ UDPGothic" w:hAnsi="BIZ UDPGothic" w:eastAsia="BIZ UDPGothic"/>
           <w:b w:val="0"/>
           <w:i w:val="0"/>
           <w:sz w:val="21"/>
@@ -186,7 +219,7 @@
       </w:pPr>
       <w:r>
         <w:rPr>
-          <w:rFonts w:ascii="Meiryo UI" w:hAnsi="Meiryo UI" w:eastAsia="Meiryo UI"/>
+          <w:rFonts w:ascii="BIZ UDPGothic" w:hAnsi="BIZ UDPGothic" w:eastAsia="BIZ UDPGothic"/>
           <w:b w:val="0"/>
           <w:i w:val="0"/>
           <w:sz w:val="21"/>
@@ -195,7 +228,7 @@
       </w:r>
       <w:r>
         <w:rPr>
-          <w:rFonts w:ascii="ＭＳ ゴシック" w:hAnsi="ＭＳ ゴシック" w:eastAsia="ＭＳ ゴシック"/>
+          <w:rFonts w:ascii="BIZ UDGothic" w:hAnsi="BIZ UDGothic" w:eastAsia="BIZ UDGothic"/>
           <w:b w:val="0"/>
           <w:i w:val="0"/>
           <w:sz w:val="20"/>
@@ -204,7 +237,7 @@
       </w:r>
       <w:r>
         <w:rPr>
-          <w:rFonts w:ascii="Meiryo UI" w:hAnsi="Meiryo UI" w:eastAsia="Meiryo UI"/>
+          <w:rFonts w:ascii="BIZ UDPGothic" w:hAnsi="BIZ UDPGothic" w:eastAsia="BIZ UDPGothic"/>
           <w:b w:val="0"/>
           <w:i w:val="0"/>
           <w:sz w:val="21"/>
@@ -213,7 +246,7 @@
       </w:r>
       <w:r>
         <w:rPr>
-          <w:rFonts w:ascii="ＭＳ ゴシック" w:hAnsi="ＭＳ ゴシック" w:eastAsia="ＭＳ ゴシック"/>
+          <w:rFonts w:ascii="BIZ UDGothic" w:hAnsi="BIZ UDGothic" w:eastAsia="BIZ UDGothic"/>
           <w:b w:val="0"/>
           <w:i w:val="0"/>
           <w:sz w:val="20"/>
@@ -222,7 +255,7 @@
       </w:r>
       <w:r>
         <w:rPr>
-          <w:rFonts w:ascii="Meiryo UI" w:hAnsi="Meiryo UI" w:eastAsia="Meiryo UI"/>
+          <w:rFonts w:ascii="BIZ UDPGothic" w:hAnsi="BIZ UDPGothic" w:eastAsia="BIZ UDPGothic"/>
           <w:b w:val="0"/>
           <w:i w:val="0"/>
           <w:sz w:val="21"/>
@@ -231,7 +264,7 @@
       </w:r>
       <w:r>
         <w:rPr>
-          <w:rFonts w:ascii="ＭＳ ゴシック" w:hAnsi="ＭＳ ゴシック" w:eastAsia="ＭＳ ゴシック"/>
+          <w:rFonts w:ascii="BIZ UDGothic" w:hAnsi="BIZ UDGothic" w:eastAsia="BIZ UDGothic"/>
           <w:b w:val="0"/>
           <w:i w:val="0"/>
           <w:sz w:val="20"/>
@@ -240,7 +273,7 @@
       </w:r>
       <w:r>
         <w:rPr>
-          <w:rFonts w:ascii="Meiryo UI" w:hAnsi="Meiryo UI" w:eastAsia="Meiryo UI"/>
+          <w:rFonts w:ascii="BIZ UDPGothic" w:hAnsi="BIZ UDPGothic" w:eastAsia="BIZ UDPGothic"/>
           <w:b w:val="0"/>
           <w:i w:val="0"/>
           <w:sz w:val="21"/>
@@ -249,7 +282,7 @@
       </w:r>
       <w:r>
         <w:rPr>
-          <w:rFonts w:ascii="ＭＳ ゴシック" w:hAnsi="ＭＳ ゴシック" w:eastAsia="ＭＳ ゴシック"/>
+          <w:rFonts w:ascii="BIZ UDGothic" w:hAnsi="BIZ UDGothic" w:eastAsia="BIZ UDGothic"/>
           <w:b w:val="0"/>
           <w:i w:val="0"/>
           <w:sz w:val="20"/>
@@ -258,7 +291,7 @@
       </w:r>
       <w:r>
         <w:rPr>
-          <w:rFonts w:ascii="Meiryo UI" w:hAnsi="Meiryo UI" w:eastAsia="Meiryo UI"/>
+          <w:rFonts w:ascii="BIZ UDPGothic" w:hAnsi="BIZ UDPGothic" w:eastAsia="BIZ UDPGothic"/>
           <w:b w:val="0"/>
           <w:i w:val="0"/>
           <w:sz w:val="21"/>
@@ -274,7 +307,7 @@
       </w:pPr>
       <w:r>
         <w:rPr>
-          <w:rFonts w:ascii="ＭＳ ゴシック" w:hAnsi="ＭＳ ゴシック" w:eastAsia="ＭＳ ゴシック"/>
+          <w:rFonts w:ascii="BIZ UDGothic" w:hAnsi="BIZ UDGothic" w:eastAsia="BIZ UDGothic"/>
           <w:b w:val="0"/>
           <w:i w:val="0"/>
           <w:sz w:val="20"/>
@@ -283,7 +316,7 @@
       </w:r>
       <w:r>
         <w:rPr>
-          <w:rFonts w:ascii="Meiryo UI" w:hAnsi="Meiryo UI" w:eastAsia="Meiryo UI"/>
+          <w:rFonts w:ascii="BIZ UDPGothic" w:hAnsi="BIZ UDPGothic" w:eastAsia="BIZ UDPGothic"/>
           <w:b w:val="0"/>
           <w:i w:val="0"/>
           <w:sz w:val="21"/>
@@ -292,7 +325,7 @@
       </w:r>
       <w:r>
         <w:rPr>
-          <w:rFonts w:ascii="Meiryo UI" w:hAnsi="Meiryo UI" w:eastAsia="Meiryo UI"/>
+          <w:rFonts w:ascii="BIZ UDPGothic" w:hAnsi="BIZ UDPGothic" w:eastAsia="BIZ UDPGothic"/>
           <w:b/>
           <w:i w:val="0"/>
           <w:sz w:val="21"/>
@@ -301,7 +334,7 @@
       </w:r>
       <w:r>
         <w:rPr>
-          <w:rFonts w:ascii="Meiryo UI" w:hAnsi="Meiryo UI" w:eastAsia="Meiryo UI"/>
+          <w:rFonts w:ascii="BIZ UDPGothic" w:hAnsi="BIZ UDPGothic" w:eastAsia="BIZ UDPGothic"/>
           <w:b w:val="0"/>
           <w:i w:val="0"/>
           <w:sz w:val="21"/>
@@ -310,7 +343,7 @@
       </w:r>
       <w:r>
         <w:rPr>
-          <w:rFonts w:ascii="ＭＳ ゴシック" w:hAnsi="ＭＳ ゴシック" w:eastAsia="ＭＳ ゴシック"/>
+          <w:rFonts w:ascii="BIZ UDGothic" w:hAnsi="BIZ UDGothic" w:eastAsia="BIZ UDGothic"/>
           <w:b w:val="0"/>
           <w:i w:val="0"/>
           <w:sz w:val="20"/>
@@ -319,7 +352,7 @@
       </w:r>
       <w:r>
         <w:rPr>
-          <w:rFonts w:ascii="Meiryo UI" w:hAnsi="Meiryo UI" w:eastAsia="Meiryo UI"/>
+          <w:rFonts w:ascii="BIZ UDPGothic" w:hAnsi="BIZ UDPGothic" w:eastAsia="BIZ UDPGothic"/>
           <w:b w:val="0"/>
           <w:i w:val="0"/>
           <w:sz w:val="21"/>
@@ -330,16 +363,29 @@
     <w:p>
       <w:pPr>
         <w:spacing w:before="200" w:after="60"/>
+        <w:pBdr>
+          <w:bottom w:val="single" w:sz="6" w:space="4" w:color="CDD5DD"/>
+        </w:pBdr>
       </w:pPr>
       <w:r>
         <w:rPr>
-          <w:rFonts w:ascii="Meiryo UI" w:hAnsi="Meiryo UI" w:eastAsia="Meiryo UI"/>
+          <w:rFonts w:ascii="BIZ UDGothic" w:hAnsi="BIZ UDGothic" w:eastAsia="BIZ UDGothic"/>
           <w:b/>
           <w:i w:val="0"/>
           <w:color w:val="1F5C99"/>
           <w:sz w:val="30"/>
         </w:rPr>
-        <w:t>2. レンダリングパイプライン</w:t>
+        <w:t xml:space="preserve">2. </w:t>
+      </w:r>
+      <w:r>
+        <w:rPr>
+          <w:rFonts w:ascii="BIZ UDPGothic" w:hAnsi="BIZ UDPGothic" w:eastAsia="BIZ UDPGothic"/>
+          <w:b/>
+          <w:i w:val="0"/>
+          <w:color w:val="20242C"/>
+          <w:sz w:val="30"/>
+        </w:rPr>
+        <w:t>レンダリングパイプライン</w:t>
       </w:r>
     </w:p>
     <w:p>
@@ -348,7 +394,7 @@
       </w:pPr>
       <w:r>
         <w:rPr>
-          <w:rFonts w:ascii="Meiryo UI" w:hAnsi="Meiryo UI" w:eastAsia="Meiryo UI"/>
+          <w:rFonts w:ascii="BIZ UDPGothic" w:hAnsi="BIZ UDPGothic" w:eastAsia="BIZ UDPGothic"/>
           <w:b w:val="0"/>
           <w:i w:val="0"/>
           <w:sz w:val="21"/>
@@ -357,7 +403,7 @@
       </w:r>
       <w:r>
         <w:rPr>
-          <w:rFonts w:ascii="ＭＳ ゴシック" w:hAnsi="ＭＳ ゴシック" w:eastAsia="ＭＳ ゴシック"/>
+          <w:rFonts w:ascii="BIZ UDGothic" w:hAnsi="BIZ UDGothic" w:eastAsia="BIZ UDGothic"/>
           <w:b w:val="0"/>
           <w:i w:val="0"/>
           <w:sz w:val="20"/>
@@ -366,7 +412,7 @@
       </w:r>
       <w:r>
         <w:rPr>
-          <w:rFonts w:ascii="Meiryo UI" w:hAnsi="Meiryo UI" w:eastAsia="Meiryo UI"/>
+          <w:rFonts w:ascii="BIZ UDPGothic" w:hAnsi="BIZ UDPGothic" w:eastAsia="BIZ UDPGothic"/>
           <w:b w:val="0"/>
           <w:i w:val="0"/>
           <w:sz w:val="21"/>
@@ -375,7 +421,7 @@
       </w:r>
       <w:r>
         <w:rPr>
-          <w:rFonts w:ascii="ＭＳ ゴシック" w:hAnsi="ＭＳ ゴシック" w:eastAsia="ＭＳ ゴシック"/>
+          <w:rFonts w:ascii="BIZ UDGothic" w:hAnsi="BIZ UDGothic" w:eastAsia="BIZ UDGothic"/>
           <w:b w:val="0"/>
           <w:i w:val="0"/>
           <w:sz w:val="20"/>
@@ -384,7 +430,7 @@
       </w:r>
       <w:r>
         <w:rPr>
-          <w:rFonts w:ascii="Meiryo UI" w:hAnsi="Meiryo UI" w:eastAsia="Meiryo UI"/>
+          <w:rFonts w:ascii="BIZ UDPGothic" w:hAnsi="BIZ UDPGothic" w:eastAsia="BIZ UDPGothic"/>
           <w:b w:val="0"/>
           <w:i w:val="0"/>
           <w:sz w:val="21"/>
@@ -396,14 +442,17 @@
       <w:pPr>
         <w:spacing w:before="60" w:after="120"/>
         <w:ind w:left="170"/>
-        <w:shd w:val="clear" w:color="auto" w:fill="F2F4F7"/>
+        <w:shd w:val="clear" w:color="auto" w:fill="F4F6F8"/>
+        <w:pBdr>
+          <w:left w:val="single" w:sz="16" w:space="6" w:color="C4CCD4"/>
+        </w:pBdr>
       </w:pPr>
       <w:r>
         <w:rPr>
-          <w:rFonts w:ascii="ＭＳ ゴシック" w:hAnsi="ＭＳ ゴシック" w:eastAsia="ＭＳ ゴシック"/>
+          <w:rFonts w:ascii="BIZ UDGothic" w:hAnsi="BIZ UDGothic" w:eastAsia="BIZ UDGothic"/>
           <w:b w:val="0"/>
           <w:i w:val="0"/>
-          <w:sz w:val="17"/>
+          <w:sz w:val="18"/>
         </w:rPr>
         <w:t>入力 (samples.json / JSON / 配列 / xlsx)</w:t>
         <w:br/>
@@ -439,21 +488,33 @@
     <w:p>
       <w:pPr>
         <w:spacing w:before="200" w:after="60"/>
+        <w:pBdr>
+          <w:bottom w:val="single" w:sz="6" w:space="4" w:color="CDD5DD"/>
+        </w:pBdr>
       </w:pPr>
       <w:r>
         <w:rPr>
-          <w:rFonts w:ascii="Meiryo UI" w:hAnsi="Meiryo UI" w:eastAsia="Meiryo UI"/>
+          <w:rFonts w:ascii="BIZ UDGothic" w:hAnsi="BIZ UDGothic" w:eastAsia="BIZ UDGothic"/>
           <w:b/>
           <w:i w:val="0"/>
           <w:color w:val="1F5C99"/>
           <w:sz w:val="30"/>
         </w:rPr>
-        <w:t>3. レイヤごとの役割</w:t>
+        <w:t xml:space="preserve">3. </w:t>
+      </w:r>
+      <w:r>
+        <w:rPr>
+          <w:rFonts w:ascii="BIZ UDPGothic" w:hAnsi="BIZ UDPGothic" w:eastAsia="BIZ UDPGothic"/>
+          <w:b/>
+          <w:i w:val="0"/>
+          <w:color w:val="20242C"/>
+          <w:sz w:val="30"/>
+        </w:rPr>
+        <w:t>レイヤごとの役割</w:t>
       </w:r>
     </w:p>
     <w:tbl>
       <w:tblPr>
-        <w:tblStyle w:val="LightGrid-Accent1"/>
         <w:tblW w:type="auto" w:w="0"/>
         <w:jc w:val="left"/>
         <w:tblLook w:firstColumn="1" w:firstRow="1" w:lastColumn="0" w:lastRow="0" w:noHBand="0" w:noVBand="1" w:val="04A0"/>
@@ -467,15 +528,19 @@
         <w:tc>
           <w:tcPr>
             <w:tcW w:type="dxa" w:w="3249"/>
+            <w:tcBorders>
+              <w:bottom w:val="single" w:sz="12" w:space="0" w:color="20242C"/>
+            </w:tcBorders>
           </w:tcPr>
           <w:p>
             <w:r/>
             <w:r>
               <w:rPr>
-                <w:rFonts w:ascii="Meiryo UI" w:hAnsi="Meiryo UI" w:eastAsia="Meiryo UI"/>
+                <w:rFonts w:ascii="BIZ UDPGothic" w:hAnsi="BIZ UDPGothic" w:eastAsia="BIZ UDPGothic"/>
                 <w:b/>
                 <w:i w:val="0"/>
-                <w:sz w:val="19"/>
+                <w:color w:val="1F5C99"/>
+                <w:sz w:val="20"/>
               </w:rPr>
               <w:t>レイヤ</w:t>
             </w:r>
@@ -484,15 +549,19 @@
         <w:tc>
           <w:tcPr>
             <w:tcW w:type="dxa" w:w="3249"/>
+            <w:tcBorders>
+              <w:bottom w:val="single" w:sz="12" w:space="0" w:color="20242C"/>
+            </w:tcBorders>
           </w:tcPr>
           <w:p>
             <w:r/>
             <w:r>
               <w:rPr>
-                <w:rFonts w:ascii="Meiryo UI" w:hAnsi="Meiryo UI" w:eastAsia="Meiryo UI"/>
+                <w:rFonts w:ascii="BIZ UDPGothic" w:hAnsi="BIZ UDPGothic" w:eastAsia="BIZ UDPGothic"/>
                 <w:b/>
                 <w:i w:val="0"/>
-                <w:sz w:val="19"/>
+                <w:color w:val="1F5C99"/>
+                <w:sz w:val="20"/>
               </w:rPr>
               <w:t>ファイル</w:t>
             </w:r>
@@ -501,15 +570,19 @@
         <w:tc>
           <w:tcPr>
             <w:tcW w:type="dxa" w:w="3249"/>
+            <w:tcBorders>
+              <w:bottom w:val="single" w:sz="12" w:space="0" w:color="20242C"/>
+            </w:tcBorders>
           </w:tcPr>
           <w:p>
             <w:r/>
             <w:r>
               <w:rPr>
-                <w:rFonts w:ascii="Meiryo UI" w:hAnsi="Meiryo UI" w:eastAsia="Meiryo UI"/>
+                <w:rFonts w:ascii="BIZ UDPGothic" w:hAnsi="BIZ UDPGothic" w:eastAsia="BIZ UDPGothic"/>
                 <w:b/>
                 <w:i w:val="0"/>
-                <w:sz w:val="19"/>
+                <w:color w:val="1F5C99"/>
+                <w:sz w:val="20"/>
               </w:rPr>
               <w:t>責務</w:t>
             </w:r>
@@ -520,12 +593,15 @@
         <w:tc>
           <w:tcPr>
             <w:tcW w:type="dxa" w:w="3249"/>
+            <w:tcBorders>
+              <w:bottom w:val="single" w:sz="8" w:space="0" w:color="E8ECF0"/>
+            </w:tcBorders>
           </w:tcPr>
           <w:p>
             <w:r/>
             <w:r>
               <w:rPr>
-                <w:rFonts w:ascii="Meiryo UI" w:hAnsi="Meiryo UI" w:eastAsia="Meiryo UI"/>
+                <w:rFonts w:ascii="BIZ UDPGothic" w:hAnsi="BIZ UDPGothic" w:eastAsia="BIZ UDPGothic"/>
                 <w:b w:val="0"/>
                 <w:i w:val="0"/>
                 <w:sz w:val="19"/>
@@ -537,12 +613,15 @@
         <w:tc>
           <w:tcPr>
             <w:tcW w:type="dxa" w:w="3249"/>
+            <w:tcBorders>
+              <w:bottom w:val="single" w:sz="8" w:space="0" w:color="E8ECF0"/>
+            </w:tcBorders>
           </w:tcPr>
           <w:p>
             <w:r/>
             <w:r>
               <w:rPr>
-                <w:rFonts w:ascii="ＭＳ ゴシック" w:hAnsi="ＭＳ ゴシック" w:eastAsia="ＭＳ ゴシック"/>
+                <w:rFonts w:ascii="BIZ UDGothic" w:hAnsi="BIZ UDGothic" w:eastAsia="BIZ UDGothic"/>
                 <w:b w:val="0"/>
                 <w:i w:val="0"/>
                 <w:sz w:val="18"/>
@@ -554,12 +633,15 @@
         <w:tc>
           <w:tcPr>
             <w:tcW w:type="dxa" w:w="3249"/>
+            <w:tcBorders>
+              <w:bottom w:val="single" w:sz="8" w:space="0" w:color="E8ECF0"/>
+            </w:tcBorders>
           </w:tcPr>
           <w:p>
             <w:r/>
             <w:r>
               <w:rPr>
-                <w:rFonts w:ascii="Meiryo UI" w:hAnsi="Meiryo UI" w:eastAsia="Meiryo UI"/>
+                <w:rFonts w:ascii="BIZ UDPGothic" w:hAnsi="BIZ UDPGothic" w:eastAsia="BIZ UDPGothic"/>
                 <w:b w:val="0"/>
                 <w:i w:val="0"/>
                 <w:sz w:val="19"/>
@@ -568,7 +650,7 @@
             </w:r>
             <w:r>
               <w:rPr>
-                <w:rFonts w:ascii="ＭＳ ゴシック" w:hAnsi="ＭＳ ゴシック" w:eastAsia="ＭＳ ゴシック"/>
+                <w:rFonts w:ascii="BIZ UDGothic" w:hAnsi="BIZ UDGothic" w:eastAsia="BIZ UDGothic"/>
                 <w:b w:val="0"/>
                 <w:i w:val="0"/>
                 <w:sz w:val="18"/>
@@ -577,7 +659,7 @@
             </w:r>
             <w:r>
               <w:rPr>
-                <w:rFonts w:ascii="Meiryo UI" w:hAnsi="Meiryo UI" w:eastAsia="Meiryo UI"/>
+                <w:rFonts w:ascii="BIZ UDPGothic" w:hAnsi="BIZ UDPGothic" w:eastAsia="BIZ UDPGothic"/>
                 <w:b w:val="0"/>
                 <w:i w:val="0"/>
                 <w:sz w:val="19"/>
@@ -586,7 +668,7 @@
             </w:r>
             <w:r>
               <w:rPr>
-                <w:rFonts w:ascii="ＭＳ ゴシック" w:hAnsi="ＭＳ ゴシック" w:eastAsia="ＭＳ ゴシック"/>
+                <w:rFonts w:ascii="BIZ UDGothic" w:hAnsi="BIZ UDGothic" w:eastAsia="BIZ UDGothic"/>
                 <w:b w:val="0"/>
                 <w:i w:val="0"/>
                 <w:sz w:val="18"/>
@@ -595,7 +677,7 @@
             </w:r>
             <w:r>
               <w:rPr>
-                <w:rFonts w:ascii="Meiryo UI" w:hAnsi="Meiryo UI" w:eastAsia="Meiryo UI"/>
+                <w:rFonts w:ascii="BIZ UDPGothic" w:hAnsi="BIZ UDPGothic" w:eastAsia="BIZ UDPGothic"/>
                 <w:b w:val="0"/>
                 <w:i w:val="0"/>
                 <w:sz w:val="19"/>
@@ -604,7 +686,7 @@
             </w:r>
             <w:r>
               <w:rPr>
-                <w:rFonts w:ascii="ＭＳ ゴシック" w:hAnsi="ＭＳ ゴシック" w:eastAsia="ＭＳ ゴシック"/>
+                <w:rFonts w:ascii="BIZ UDGothic" w:hAnsi="BIZ UDGothic" w:eastAsia="BIZ UDGothic"/>
                 <w:b w:val="0"/>
                 <w:i w:val="0"/>
                 <w:sz w:val="18"/>
@@ -613,7 +695,7 @@
             </w:r>
             <w:r>
               <w:rPr>
-                <w:rFonts w:ascii="Meiryo UI" w:hAnsi="Meiryo UI" w:eastAsia="Meiryo UI"/>
+                <w:rFonts w:ascii="BIZ UDPGothic" w:hAnsi="BIZ UDPGothic" w:eastAsia="BIZ UDPGothic"/>
                 <w:b w:val="0"/>
                 <w:i w:val="0"/>
                 <w:sz w:val="19"/>
@@ -622,7 +704,7 @@
             </w:r>
             <w:r>
               <w:rPr>
-                <w:rFonts w:ascii="ＭＳ ゴシック" w:hAnsi="ＭＳ ゴシック" w:eastAsia="ＭＳ ゴシック"/>
+                <w:rFonts w:ascii="BIZ UDGothic" w:hAnsi="BIZ UDGothic" w:eastAsia="BIZ UDGothic"/>
                 <w:b w:val="0"/>
                 <w:i w:val="0"/>
                 <w:sz w:val="18"/>
@@ -631,7 +713,7 @@
             </w:r>
             <w:r>
               <w:rPr>
-                <w:rFonts w:ascii="Meiryo UI" w:hAnsi="Meiryo UI" w:eastAsia="Meiryo UI"/>
+                <w:rFonts w:ascii="BIZ UDPGothic" w:hAnsi="BIZ UDPGothic" w:eastAsia="BIZ UDPGothic"/>
                 <w:b w:val="0"/>
                 <w:i w:val="0"/>
                 <w:sz w:val="19"/>
@@ -640,7 +722,7 @@
             </w:r>
             <w:r>
               <w:rPr>
-                <w:rFonts w:ascii="ＭＳ ゴシック" w:hAnsi="ＭＳ ゴシック" w:eastAsia="ＭＳ ゴシック"/>
+                <w:rFonts w:ascii="BIZ UDGothic" w:hAnsi="BIZ UDGothic" w:eastAsia="BIZ UDGothic"/>
                 <w:b w:val="0"/>
                 <w:i w:val="0"/>
                 <w:sz w:val="18"/>
@@ -649,7 +731,7 @@
             </w:r>
             <w:r>
               <w:rPr>
-                <w:rFonts w:ascii="Meiryo UI" w:hAnsi="Meiryo UI" w:eastAsia="Meiryo UI"/>
+                <w:rFonts w:ascii="BIZ UDPGothic" w:hAnsi="BIZ UDPGothic" w:eastAsia="BIZ UDPGothic"/>
                 <w:b w:val="0"/>
                 <w:i w:val="0"/>
                 <w:sz w:val="19"/>
@@ -663,12 +745,15 @@
         <w:tc>
           <w:tcPr>
             <w:tcW w:type="dxa" w:w="3249"/>
+            <w:tcBorders>
+              <w:bottom w:val="single" w:sz="8" w:space="0" w:color="E8ECF0"/>
+            </w:tcBorders>
           </w:tcPr>
           <w:p>
             <w:r/>
             <w:r>
               <w:rPr>
-                <w:rFonts w:ascii="Meiryo UI" w:hAnsi="Meiryo UI" w:eastAsia="Meiryo UI"/>
+                <w:rFonts w:ascii="BIZ UDPGothic" w:hAnsi="BIZ UDPGothic" w:eastAsia="BIZ UDPGothic"/>
                 <w:b w:val="0"/>
                 <w:i w:val="0"/>
                 <w:sz w:val="19"/>
@@ -680,12 +765,15 @@
         <w:tc>
           <w:tcPr>
             <w:tcW w:type="dxa" w:w="3249"/>
+            <w:tcBorders>
+              <w:bottom w:val="single" w:sz="8" w:space="0" w:color="E8ECF0"/>
+            </w:tcBorders>
           </w:tcPr>
           <w:p>
             <w:r/>
             <w:r>
               <w:rPr>
-                <w:rFonts w:ascii="ＭＳ ゴシック" w:hAnsi="ＭＳ ゴシック" w:eastAsia="ＭＳ ゴシック"/>
+                <w:rFonts w:ascii="BIZ UDGothic" w:hAnsi="BIZ UDGothic" w:eastAsia="BIZ UDGothic"/>
                 <w:b w:val="0"/>
                 <w:i w:val="0"/>
                 <w:sz w:val="18"/>
@@ -694,7 +782,7 @@
             </w:r>
             <w:r>
               <w:rPr>
-                <w:rFonts w:ascii="Meiryo UI" w:hAnsi="Meiryo UI" w:eastAsia="Meiryo UI"/>
+                <w:rFonts w:ascii="BIZ UDPGothic" w:hAnsi="BIZ UDPGothic" w:eastAsia="BIZ UDPGothic"/>
                 <w:b w:val="0"/>
                 <w:i w:val="0"/>
                 <w:sz w:val="19"/>
@@ -703,7 +791,7 @@
             </w:r>
             <w:r>
               <w:rPr>
-                <w:rFonts w:ascii="ＭＳ ゴシック" w:hAnsi="ＭＳ ゴシック" w:eastAsia="ＭＳ ゴシック"/>
+                <w:rFonts w:ascii="BIZ UDGothic" w:hAnsi="BIZ UDGothic" w:eastAsia="BIZ UDGothic"/>
                 <w:b w:val="0"/>
                 <w:i w:val="0"/>
                 <w:sz w:val="18"/>
@@ -712,7 +800,7 @@
             </w:r>
             <w:r>
               <w:rPr>
-                <w:rFonts w:ascii="Meiryo UI" w:hAnsi="Meiryo UI" w:eastAsia="Meiryo UI"/>
+                <w:rFonts w:ascii="BIZ UDPGothic" w:hAnsi="BIZ UDPGothic" w:eastAsia="BIZ UDPGothic"/>
                 <w:b w:val="0"/>
                 <w:i w:val="0"/>
                 <w:sz w:val="19"/>
@@ -721,7 +809,7 @@
             </w:r>
             <w:r>
               <w:rPr>
-                <w:rFonts w:ascii="ＭＳ ゴシック" w:hAnsi="ＭＳ ゴシック" w:eastAsia="ＭＳ ゴシック"/>
+                <w:rFonts w:ascii="BIZ UDGothic" w:hAnsi="BIZ UDGothic" w:eastAsia="BIZ UDGothic"/>
                 <w:b w:val="0"/>
                 <w:i w:val="0"/>
                 <w:sz w:val="18"/>
@@ -733,12 +821,15 @@
         <w:tc>
           <w:tcPr>
             <w:tcW w:type="dxa" w:w="3249"/>
+            <w:tcBorders>
+              <w:bottom w:val="single" w:sz="8" w:space="0" w:color="E8ECF0"/>
+            </w:tcBorders>
           </w:tcPr>
           <w:p>
             <w:r/>
             <w:r>
               <w:rPr>
-                <w:rFonts w:ascii="Meiryo UI" w:hAnsi="Meiryo UI" w:eastAsia="Meiryo UI"/>
+                <w:rFonts w:ascii="BIZ UDPGothic" w:hAnsi="BIZ UDPGothic" w:eastAsia="BIZ UDPGothic"/>
                 <w:b w:val="0"/>
                 <w:i w:val="0"/>
                 <w:sz w:val="19"/>
@@ -747,7 +838,7 @@
             </w:r>
             <w:r>
               <w:rPr>
-                <w:rFonts w:ascii="ＭＳ ゴシック" w:hAnsi="ＭＳ ゴシック" w:eastAsia="ＭＳ ゴシック"/>
+                <w:rFonts w:ascii="BIZ UDGothic" w:hAnsi="BIZ UDGothic" w:eastAsia="BIZ UDGothic"/>
                 <w:b w:val="0"/>
                 <w:i w:val="0"/>
                 <w:sz w:val="18"/>
@@ -756,7 +847,7 @@
             </w:r>
             <w:r>
               <w:rPr>
-                <w:rFonts w:ascii="Meiryo UI" w:hAnsi="Meiryo UI" w:eastAsia="Meiryo UI"/>
+                <w:rFonts w:ascii="BIZ UDPGothic" w:hAnsi="BIZ UDPGothic" w:eastAsia="BIZ UDPGothic"/>
                 <w:b w:val="0"/>
                 <w:i w:val="0"/>
                 <w:sz w:val="19"/>
@@ -770,12 +861,15 @@
         <w:tc>
           <w:tcPr>
             <w:tcW w:type="dxa" w:w="3249"/>
+            <w:tcBorders>
+              <w:bottom w:val="single" w:sz="8" w:space="0" w:color="E8ECF0"/>
+            </w:tcBorders>
           </w:tcPr>
           <w:p>
             <w:r/>
             <w:r>
               <w:rPr>
-                <w:rFonts w:ascii="Meiryo UI" w:hAnsi="Meiryo UI" w:eastAsia="Meiryo UI"/>
+                <w:rFonts w:ascii="BIZ UDPGothic" w:hAnsi="BIZ UDPGothic" w:eastAsia="BIZ UDPGothic"/>
                 <w:b w:val="0"/>
                 <w:i w:val="0"/>
                 <w:sz w:val="19"/>
@@ -787,12 +881,15 @@
         <w:tc>
           <w:tcPr>
             <w:tcW w:type="dxa" w:w="3249"/>
+            <w:tcBorders>
+              <w:bottom w:val="single" w:sz="8" w:space="0" w:color="E8ECF0"/>
+            </w:tcBorders>
           </w:tcPr>
           <w:p>
             <w:r/>
             <w:r>
               <w:rPr>
-                <w:rFonts w:ascii="ＭＳ ゴシック" w:hAnsi="ＭＳ ゴシック" w:eastAsia="ＭＳ ゴシック"/>
+                <w:rFonts w:ascii="BIZ UDGothic" w:hAnsi="BIZ UDGothic" w:eastAsia="BIZ UDGothic"/>
                 <w:b w:val="0"/>
                 <w:i w:val="0"/>
                 <w:sz w:val="18"/>
@@ -804,12 +901,15 @@
         <w:tc>
           <w:tcPr>
             <w:tcW w:type="dxa" w:w="3249"/>
+            <w:tcBorders>
+              <w:bottom w:val="single" w:sz="8" w:space="0" w:color="E8ECF0"/>
+            </w:tcBorders>
           </w:tcPr>
           <w:p>
             <w:r/>
             <w:r>
               <w:rPr>
-                <w:rFonts w:ascii="Meiryo UI" w:hAnsi="Meiryo UI" w:eastAsia="Meiryo UI"/>
+                <w:rFonts w:ascii="BIZ UDPGothic" w:hAnsi="BIZ UDPGothic" w:eastAsia="BIZ UDPGothic"/>
                 <w:b w:val="0"/>
                 <w:i w:val="0"/>
                 <w:sz w:val="19"/>
@@ -818,7 +918,7 @@
             </w:r>
             <w:r>
               <w:rPr>
-                <w:rFonts w:ascii="ＭＳ ゴシック" w:hAnsi="ＭＳ ゴシック" w:eastAsia="ＭＳ ゴシック"/>
+                <w:rFonts w:ascii="BIZ UDGothic" w:hAnsi="BIZ UDGothic" w:eastAsia="BIZ UDGothic"/>
                 <w:b w:val="0"/>
                 <w:i w:val="0"/>
                 <w:sz w:val="18"/>
@@ -827,7 +927,7 @@
             </w:r>
             <w:r>
               <w:rPr>
-                <w:rFonts w:ascii="Meiryo UI" w:hAnsi="Meiryo UI" w:eastAsia="Meiryo UI"/>
+                <w:rFonts w:ascii="BIZ UDPGothic" w:hAnsi="BIZ UDPGothic" w:eastAsia="BIZ UDPGothic"/>
                 <w:b w:val="0"/>
                 <w:i w:val="0"/>
                 <w:sz w:val="19"/>
@@ -836,7 +936,7 @@
             </w:r>
             <w:r>
               <w:rPr>
-                <w:rFonts w:ascii="ＭＳ ゴシック" w:hAnsi="ＭＳ ゴシック" w:eastAsia="ＭＳ ゴシック"/>
+                <w:rFonts w:ascii="BIZ UDGothic" w:hAnsi="BIZ UDGothic" w:eastAsia="BIZ UDGothic"/>
                 <w:b w:val="0"/>
                 <w:i w:val="0"/>
                 <w:sz w:val="18"/>
@@ -845,7 +945,7 @@
             </w:r>
             <w:r>
               <w:rPr>
-                <w:rFonts w:ascii="Meiryo UI" w:hAnsi="Meiryo UI" w:eastAsia="Meiryo UI"/>
+                <w:rFonts w:ascii="BIZ UDPGothic" w:hAnsi="BIZ UDPGothic" w:eastAsia="BIZ UDPGothic"/>
                 <w:b w:val="0"/>
                 <w:i w:val="0"/>
                 <w:sz w:val="19"/>
@@ -859,12 +959,15 @@
         <w:tc>
           <w:tcPr>
             <w:tcW w:type="dxa" w:w="3249"/>
+            <w:tcBorders>
+              <w:bottom w:val="single" w:sz="8" w:space="0" w:color="E8ECF0"/>
+            </w:tcBorders>
           </w:tcPr>
           <w:p>
             <w:r/>
             <w:r>
               <w:rPr>
-                <w:rFonts w:ascii="Meiryo UI" w:hAnsi="Meiryo UI" w:eastAsia="Meiryo UI"/>
+                <w:rFonts w:ascii="BIZ UDPGothic" w:hAnsi="BIZ UDPGothic" w:eastAsia="BIZ UDPGothic"/>
                 <w:b w:val="0"/>
                 <w:i w:val="0"/>
                 <w:sz w:val="19"/>
@@ -876,12 +979,15 @@
         <w:tc>
           <w:tcPr>
             <w:tcW w:type="dxa" w:w="3249"/>
+            <w:tcBorders>
+              <w:bottom w:val="single" w:sz="8" w:space="0" w:color="E8ECF0"/>
+            </w:tcBorders>
           </w:tcPr>
           <w:p>
             <w:r/>
             <w:r>
               <w:rPr>
-                <w:rFonts w:ascii="ＭＳ ゴシック" w:hAnsi="ＭＳ ゴシック" w:eastAsia="ＭＳ ゴシック"/>
+                <w:rFonts w:ascii="BIZ UDGothic" w:hAnsi="BIZ UDGothic" w:eastAsia="BIZ UDGothic"/>
                 <w:b w:val="0"/>
                 <w:i w:val="0"/>
                 <w:sz w:val="18"/>
@@ -893,12 +999,15 @@
         <w:tc>
           <w:tcPr>
             <w:tcW w:type="dxa" w:w="3249"/>
+            <w:tcBorders>
+              <w:bottom w:val="single" w:sz="8" w:space="0" w:color="E8ECF0"/>
+            </w:tcBorders>
           </w:tcPr>
           <w:p>
             <w:r/>
             <w:r>
               <w:rPr>
-                <w:rFonts w:ascii="Meiryo UI" w:hAnsi="Meiryo UI" w:eastAsia="Meiryo UI"/>
+                <w:rFonts w:ascii="BIZ UDPGothic" w:hAnsi="BIZ UDPGothic" w:eastAsia="BIZ UDPGothic"/>
                 <w:b w:val="0"/>
                 <w:i w:val="0"/>
                 <w:sz w:val="19"/>
@@ -907,7 +1016,7 @@
             </w:r>
             <w:r>
               <w:rPr>
-                <w:rFonts w:ascii="ＭＳ ゴシック" w:hAnsi="ＭＳ ゴシック" w:eastAsia="ＭＳ ゴシック"/>
+                <w:rFonts w:ascii="BIZ UDGothic" w:hAnsi="BIZ UDGothic" w:eastAsia="BIZ UDGothic"/>
                 <w:b w:val="0"/>
                 <w:i w:val="0"/>
                 <w:sz w:val="18"/>
@@ -916,7 +1025,7 @@
             </w:r>
             <w:r>
               <w:rPr>
-                <w:rFonts w:ascii="Meiryo UI" w:hAnsi="Meiryo UI" w:eastAsia="Meiryo UI"/>
+                <w:rFonts w:ascii="BIZ UDPGothic" w:hAnsi="BIZ UDPGothic" w:eastAsia="BIZ UDPGothic"/>
                 <w:b w:val="0"/>
                 <w:i w:val="0"/>
                 <w:sz w:val="19"/>
@@ -930,12 +1039,15 @@
         <w:tc>
           <w:tcPr>
             <w:tcW w:type="dxa" w:w="3249"/>
+            <w:tcBorders>
+              <w:bottom w:val="single" w:sz="8" w:space="0" w:color="E8ECF0"/>
+            </w:tcBorders>
           </w:tcPr>
           <w:p>
             <w:r/>
             <w:r>
               <w:rPr>
-                <w:rFonts w:ascii="Meiryo UI" w:hAnsi="Meiryo UI" w:eastAsia="Meiryo UI"/>
+                <w:rFonts w:ascii="BIZ UDPGothic" w:hAnsi="BIZ UDPGothic" w:eastAsia="BIZ UDPGothic"/>
                 <w:b w:val="0"/>
                 <w:i w:val="0"/>
                 <w:sz w:val="19"/>
@@ -947,12 +1059,15 @@
         <w:tc>
           <w:tcPr>
             <w:tcW w:type="dxa" w:w="3249"/>
+            <w:tcBorders>
+              <w:bottom w:val="single" w:sz="8" w:space="0" w:color="E8ECF0"/>
+            </w:tcBorders>
           </w:tcPr>
           <w:p>
             <w:r/>
             <w:r>
               <w:rPr>
-                <w:rFonts w:ascii="ＭＳ ゴシック" w:hAnsi="ＭＳ ゴシック" w:eastAsia="ＭＳ ゴシック"/>
+                <w:rFonts w:ascii="BIZ UDGothic" w:hAnsi="BIZ UDGothic" w:eastAsia="BIZ UDGothic"/>
                 <w:b w:val="0"/>
                 <w:i w:val="0"/>
                 <w:sz w:val="18"/>
@@ -964,12 +1079,15 @@
         <w:tc>
           <w:tcPr>
             <w:tcW w:type="dxa" w:w="3249"/>
+            <w:tcBorders>
+              <w:bottom w:val="single" w:sz="8" w:space="0" w:color="E8ECF0"/>
+            </w:tcBorders>
           </w:tcPr>
           <w:p>
             <w:r/>
             <w:r>
               <w:rPr>
-                <w:rFonts w:ascii="Meiryo UI" w:hAnsi="Meiryo UI" w:eastAsia="Meiryo UI"/>
+                <w:rFonts w:ascii="BIZ UDPGothic" w:hAnsi="BIZ UDPGothic" w:eastAsia="BIZ UDPGothic"/>
                 <w:b w:val="0"/>
                 <w:i w:val="0"/>
                 <w:sz w:val="19"/>
@@ -983,12 +1101,15 @@
         <w:tc>
           <w:tcPr>
             <w:tcW w:type="dxa" w:w="3249"/>
+            <w:tcBorders>
+              <w:bottom w:val="single" w:sz="8" w:space="0" w:color="E8ECF0"/>
+            </w:tcBorders>
           </w:tcPr>
           <w:p>
             <w:r/>
             <w:r>
               <w:rPr>
-                <w:rFonts w:ascii="Meiryo UI" w:hAnsi="Meiryo UI" w:eastAsia="Meiryo UI"/>
+                <w:rFonts w:ascii="BIZ UDPGothic" w:hAnsi="BIZ UDPGothic" w:eastAsia="BIZ UDPGothic"/>
                 <w:b w:val="0"/>
                 <w:i w:val="0"/>
                 <w:sz w:val="19"/>
@@ -1000,12 +1121,15 @@
         <w:tc>
           <w:tcPr>
             <w:tcW w:type="dxa" w:w="3249"/>
+            <w:tcBorders>
+              <w:bottom w:val="single" w:sz="8" w:space="0" w:color="E8ECF0"/>
+            </w:tcBorders>
           </w:tcPr>
           <w:p>
             <w:r/>
             <w:r>
               <w:rPr>
-                <w:rFonts w:ascii="ＭＳ ゴシック" w:hAnsi="ＭＳ ゴシック" w:eastAsia="ＭＳ ゴシック"/>
+                <w:rFonts w:ascii="BIZ UDGothic" w:hAnsi="BIZ UDGothic" w:eastAsia="BIZ UDGothic"/>
                 <w:b w:val="0"/>
                 <w:i w:val="0"/>
                 <w:sz w:val="18"/>
@@ -1017,12 +1141,15 @@
         <w:tc>
           <w:tcPr>
             <w:tcW w:type="dxa" w:w="3249"/>
+            <w:tcBorders>
+              <w:bottom w:val="single" w:sz="8" w:space="0" w:color="E8ECF0"/>
+            </w:tcBorders>
           </w:tcPr>
           <w:p>
             <w:r/>
             <w:r>
               <w:rPr>
-                <w:rFonts w:ascii="Meiryo UI" w:hAnsi="Meiryo UI" w:eastAsia="Meiryo UI"/>
+                <w:rFonts w:ascii="BIZ UDPGothic" w:hAnsi="BIZ UDPGothic" w:eastAsia="BIZ UDPGothic"/>
                 <w:b w:val="0"/>
                 <w:i w:val="0"/>
                 <w:sz w:val="19"/>
@@ -1031,7 +1158,7 @@
             </w:r>
             <w:r>
               <w:rPr>
-                <w:rFonts w:ascii="ＭＳ ゴシック" w:hAnsi="ＭＳ ゴシック" w:eastAsia="ＭＳ ゴシック"/>
+                <w:rFonts w:ascii="BIZ UDGothic" w:hAnsi="BIZ UDGothic" w:eastAsia="BIZ UDGothic"/>
                 <w:b w:val="0"/>
                 <w:i w:val="0"/>
                 <w:sz w:val="18"/>
@@ -1040,7 +1167,7 @@
             </w:r>
             <w:r>
               <w:rPr>
-                <w:rFonts w:ascii="Meiryo UI" w:hAnsi="Meiryo UI" w:eastAsia="Meiryo UI"/>
+                <w:rFonts w:ascii="BIZ UDPGothic" w:hAnsi="BIZ UDPGothic" w:eastAsia="BIZ UDPGothic"/>
                 <w:b w:val="0"/>
                 <w:i w:val="0"/>
                 <w:sz w:val="19"/>
@@ -1049,7 +1176,7 @@
             </w:r>
             <w:r>
               <w:rPr>
-                <w:rFonts w:ascii="ＭＳ ゴシック" w:hAnsi="ＭＳ ゴシック" w:eastAsia="ＭＳ ゴシック"/>
+                <w:rFonts w:ascii="BIZ UDGothic" w:hAnsi="BIZ UDGothic" w:eastAsia="BIZ UDGothic"/>
                 <w:b w:val="0"/>
                 <w:i w:val="0"/>
                 <w:sz w:val="18"/>
@@ -1058,7 +1185,7 @@
             </w:r>
             <w:r>
               <w:rPr>
-                <w:rFonts w:ascii="Meiryo UI" w:hAnsi="Meiryo UI" w:eastAsia="Meiryo UI"/>
+                <w:rFonts w:ascii="BIZ UDPGothic" w:hAnsi="BIZ UDPGothic" w:eastAsia="BIZ UDPGothic"/>
                 <w:b w:val="0"/>
                 <w:i w:val="0"/>
                 <w:sz w:val="19"/>
@@ -1067,7 +1194,7 @@
             </w:r>
             <w:r>
               <w:rPr>
-                <w:rFonts w:ascii="ＭＳ ゴシック" w:hAnsi="ＭＳ ゴシック" w:eastAsia="ＭＳ ゴシック"/>
+                <w:rFonts w:ascii="BIZ UDGothic" w:hAnsi="BIZ UDGothic" w:eastAsia="BIZ UDGothic"/>
                 <w:b w:val="0"/>
                 <w:i w:val="0"/>
                 <w:sz w:val="18"/>
@@ -1076,7 +1203,7 @@
             </w:r>
             <w:r>
               <w:rPr>
-                <w:rFonts w:ascii="Meiryo UI" w:hAnsi="Meiryo UI" w:eastAsia="Meiryo UI"/>
+                <w:rFonts w:ascii="BIZ UDPGothic" w:hAnsi="BIZ UDPGothic" w:eastAsia="BIZ UDPGothic"/>
                 <w:b w:val="0"/>
                 <w:i w:val="0"/>
                 <w:sz w:val="19"/>
@@ -1090,12 +1217,15 @@
         <w:tc>
           <w:tcPr>
             <w:tcW w:type="dxa" w:w="3249"/>
+            <w:tcBorders>
+              <w:bottom w:val="single" w:sz="8" w:space="0" w:color="E8ECF0"/>
+            </w:tcBorders>
           </w:tcPr>
           <w:p>
             <w:r/>
             <w:r>
               <w:rPr>
-                <w:rFonts w:ascii="Meiryo UI" w:hAnsi="Meiryo UI" w:eastAsia="Meiryo UI"/>
+                <w:rFonts w:ascii="BIZ UDPGothic" w:hAnsi="BIZ UDPGothic" w:eastAsia="BIZ UDPGothic"/>
                 <w:b w:val="0"/>
                 <w:i w:val="0"/>
                 <w:sz w:val="19"/>
@@ -1107,12 +1237,15 @@
         <w:tc>
           <w:tcPr>
             <w:tcW w:type="dxa" w:w="3249"/>
+            <w:tcBorders>
+              <w:bottom w:val="single" w:sz="8" w:space="0" w:color="E8ECF0"/>
+            </w:tcBorders>
           </w:tcPr>
           <w:p>
             <w:r/>
             <w:r>
               <w:rPr>
-                <w:rFonts w:ascii="ＭＳ ゴシック" w:hAnsi="ＭＳ ゴシック" w:eastAsia="ＭＳ ゴシック"/>
+                <w:rFonts w:ascii="BIZ UDGothic" w:hAnsi="BIZ UDGothic" w:eastAsia="BIZ UDGothic"/>
                 <w:b w:val="0"/>
                 <w:i w:val="0"/>
                 <w:sz w:val="18"/>
@@ -1124,12 +1257,15 @@
         <w:tc>
           <w:tcPr>
             <w:tcW w:type="dxa" w:w="3249"/>
+            <w:tcBorders>
+              <w:bottom w:val="single" w:sz="8" w:space="0" w:color="E8ECF0"/>
+            </w:tcBorders>
           </w:tcPr>
           <w:p>
             <w:r/>
             <w:r>
               <w:rPr>
-                <w:rFonts w:ascii="Meiryo UI" w:hAnsi="Meiryo UI" w:eastAsia="Meiryo UI"/>
+                <w:rFonts w:ascii="BIZ UDPGothic" w:hAnsi="BIZ UDPGothic" w:eastAsia="BIZ UDPGothic"/>
                 <w:b w:val="0"/>
                 <w:i w:val="0"/>
                 <w:sz w:val="19"/>
@@ -1143,12 +1279,15 @@
         <w:tc>
           <w:tcPr>
             <w:tcW w:type="dxa" w:w="3249"/>
+            <w:tcBorders>
+              <w:bottom w:val="single" w:sz="8" w:space="0" w:color="E8ECF0"/>
+            </w:tcBorders>
           </w:tcPr>
           <w:p>
             <w:r/>
             <w:r>
               <w:rPr>
-                <w:rFonts w:ascii="Meiryo UI" w:hAnsi="Meiryo UI" w:eastAsia="Meiryo UI"/>
+                <w:rFonts w:ascii="BIZ UDPGothic" w:hAnsi="BIZ UDPGothic" w:eastAsia="BIZ UDPGothic"/>
                 <w:b w:val="0"/>
                 <w:i w:val="0"/>
                 <w:sz w:val="19"/>
@@ -1160,12 +1299,15 @@
         <w:tc>
           <w:tcPr>
             <w:tcW w:type="dxa" w:w="3249"/>
+            <w:tcBorders>
+              <w:bottom w:val="single" w:sz="8" w:space="0" w:color="E8ECF0"/>
+            </w:tcBorders>
           </w:tcPr>
           <w:p>
             <w:r/>
             <w:r>
               <w:rPr>
-                <w:rFonts w:ascii="ＭＳ ゴシック" w:hAnsi="ＭＳ ゴシック" w:eastAsia="ＭＳ ゴシック"/>
+                <w:rFonts w:ascii="BIZ UDGothic" w:hAnsi="BIZ UDGothic" w:eastAsia="BIZ UDGothic"/>
                 <w:b w:val="0"/>
                 <w:i w:val="0"/>
                 <w:sz w:val="18"/>
@@ -1177,12 +1319,15 @@
         <w:tc>
           <w:tcPr>
             <w:tcW w:type="dxa" w:w="3249"/>
+            <w:tcBorders>
+              <w:bottom w:val="single" w:sz="8" w:space="0" w:color="E8ECF0"/>
+            </w:tcBorders>
           </w:tcPr>
           <w:p>
             <w:r/>
             <w:r>
               <w:rPr>
-                <w:rFonts w:ascii="Meiryo UI" w:hAnsi="Meiryo UI" w:eastAsia="Meiryo UI"/>
+                <w:rFonts w:ascii="BIZ UDPGothic" w:hAnsi="BIZ UDPGothic" w:eastAsia="BIZ UDPGothic"/>
                 <w:b w:val="0"/>
                 <w:i w:val="0"/>
                 <w:sz w:val="19"/>
@@ -1196,12 +1341,15 @@
         <w:tc>
           <w:tcPr>
             <w:tcW w:type="dxa" w:w="3249"/>
+            <w:tcBorders>
+              <w:bottom w:val="single" w:sz="8" w:space="0" w:color="E8ECF0"/>
+            </w:tcBorders>
           </w:tcPr>
           <w:p>
             <w:r/>
             <w:r>
               <w:rPr>
-                <w:rFonts w:ascii="Meiryo UI" w:hAnsi="Meiryo UI" w:eastAsia="Meiryo UI"/>
+                <w:rFonts w:ascii="BIZ UDPGothic" w:hAnsi="BIZ UDPGothic" w:eastAsia="BIZ UDPGothic"/>
                 <w:b w:val="0"/>
                 <w:i w:val="0"/>
                 <w:sz w:val="19"/>
@@ -1213,12 +1361,15 @@
         <w:tc>
           <w:tcPr>
             <w:tcW w:type="dxa" w:w="3249"/>
+            <w:tcBorders>
+              <w:bottom w:val="single" w:sz="8" w:space="0" w:color="E8ECF0"/>
+            </w:tcBorders>
           </w:tcPr>
           <w:p>
             <w:r/>
             <w:r>
               <w:rPr>
-                <w:rFonts w:ascii="ＭＳ ゴシック" w:hAnsi="ＭＳ ゴシック" w:eastAsia="ＭＳ ゴシック"/>
+                <w:rFonts w:ascii="BIZ UDGothic" w:hAnsi="BIZ UDGothic" w:eastAsia="BIZ UDGothic"/>
                 <w:b w:val="0"/>
                 <w:i w:val="0"/>
                 <w:sz w:val="18"/>
@@ -1230,12 +1381,15 @@
         <w:tc>
           <w:tcPr>
             <w:tcW w:type="dxa" w:w="3249"/>
+            <w:tcBorders>
+              <w:bottom w:val="single" w:sz="8" w:space="0" w:color="E8ECF0"/>
+            </w:tcBorders>
           </w:tcPr>
           <w:p>
             <w:r/>
             <w:r>
               <w:rPr>
-                <w:rFonts w:ascii="Meiryo UI" w:hAnsi="Meiryo UI" w:eastAsia="Meiryo UI"/>
+                <w:rFonts w:ascii="BIZ UDPGothic" w:hAnsi="BIZ UDPGothic" w:eastAsia="BIZ UDPGothic"/>
                 <w:b w:val="0"/>
                 <w:i w:val="0"/>
                 <w:sz w:val="19"/>
@@ -1244,7 +1398,7 @@
             </w:r>
             <w:r>
               <w:rPr>
-                <w:rFonts w:ascii="ＭＳ ゴシック" w:hAnsi="ＭＳ ゴシック" w:eastAsia="ＭＳ ゴシック"/>
+                <w:rFonts w:ascii="BIZ UDGothic" w:hAnsi="BIZ UDGothic" w:eastAsia="BIZ UDGothic"/>
                 <w:b w:val="0"/>
                 <w:i w:val="0"/>
                 <w:sz w:val="18"/>
@@ -1253,7 +1407,7 @@
             </w:r>
             <w:r>
               <w:rPr>
-                <w:rFonts w:ascii="Meiryo UI" w:hAnsi="Meiryo UI" w:eastAsia="Meiryo UI"/>
+                <w:rFonts w:ascii="BIZ UDPGothic" w:hAnsi="BIZ UDPGothic" w:eastAsia="BIZ UDPGothic"/>
                 <w:b w:val="0"/>
                 <w:i w:val="0"/>
                 <w:sz w:val="19"/>
@@ -1267,12 +1421,15 @@
         <w:tc>
           <w:tcPr>
             <w:tcW w:type="dxa" w:w="3249"/>
+            <w:tcBorders>
+              <w:bottom w:val="single" w:sz="8" w:space="0" w:color="E8ECF0"/>
+            </w:tcBorders>
           </w:tcPr>
           <w:p>
             <w:r/>
             <w:r>
               <w:rPr>
-                <w:rFonts w:ascii="Meiryo UI" w:hAnsi="Meiryo UI" w:eastAsia="Meiryo UI"/>
+                <w:rFonts w:ascii="BIZ UDPGothic" w:hAnsi="BIZ UDPGothic" w:eastAsia="BIZ UDPGothic"/>
                 <w:b w:val="0"/>
                 <w:i w:val="0"/>
                 <w:sz w:val="19"/>
@@ -1284,12 +1441,15 @@
         <w:tc>
           <w:tcPr>
             <w:tcW w:type="dxa" w:w="3249"/>
+            <w:tcBorders>
+              <w:bottom w:val="single" w:sz="8" w:space="0" w:color="E8ECF0"/>
+            </w:tcBorders>
           </w:tcPr>
           <w:p>
             <w:r/>
             <w:r>
               <w:rPr>
-                <w:rFonts w:ascii="ＭＳ ゴシック" w:hAnsi="ＭＳ ゴシック" w:eastAsia="ＭＳ ゴシック"/>
+                <w:rFonts w:ascii="BIZ UDGothic" w:hAnsi="BIZ UDGothic" w:eastAsia="BIZ UDGothic"/>
                 <w:b w:val="0"/>
                 <w:i w:val="0"/>
                 <w:sz w:val="18"/>
@@ -1301,12 +1461,15 @@
         <w:tc>
           <w:tcPr>
             <w:tcW w:type="dxa" w:w="3249"/>
+            <w:tcBorders>
+              <w:bottom w:val="single" w:sz="8" w:space="0" w:color="E8ECF0"/>
+            </w:tcBorders>
           </w:tcPr>
           <w:p>
             <w:r/>
             <w:r>
               <w:rPr>
-                <w:rFonts w:ascii="ＭＳ ゴシック" w:hAnsi="ＭＳ ゴシック" w:eastAsia="ＭＳ ゴシック"/>
+                <w:rFonts w:ascii="BIZ UDGothic" w:hAnsi="BIZ UDGothic" w:eastAsia="BIZ UDGothic"/>
                 <w:b w:val="0"/>
                 <w:i w:val="0"/>
                 <w:sz w:val="18"/>
@@ -1315,7 +1478,7 @@
             </w:r>
             <w:r>
               <w:rPr>
-                <w:rFonts w:ascii="Meiryo UI" w:hAnsi="Meiryo UI" w:eastAsia="Meiryo UI"/>
+                <w:rFonts w:ascii="BIZ UDPGothic" w:hAnsi="BIZ UDPGothic" w:eastAsia="BIZ UDPGothic"/>
                 <w:b w:val="0"/>
                 <w:i w:val="0"/>
                 <w:sz w:val="19"/>
@@ -1329,12 +1492,15 @@
         <w:tc>
           <w:tcPr>
             <w:tcW w:type="dxa" w:w="3249"/>
+            <w:tcBorders>
+              <w:bottom w:val="single" w:sz="8" w:space="0" w:color="E8ECF0"/>
+            </w:tcBorders>
           </w:tcPr>
           <w:p>
             <w:r/>
             <w:r>
               <w:rPr>
-                <w:rFonts w:ascii="Meiryo UI" w:hAnsi="Meiryo UI" w:eastAsia="Meiryo UI"/>
+                <w:rFonts w:ascii="BIZ UDPGothic" w:hAnsi="BIZ UDPGothic" w:eastAsia="BIZ UDPGothic"/>
                 <w:b w:val="0"/>
                 <w:i w:val="0"/>
                 <w:sz w:val="19"/>
@@ -1346,12 +1512,15 @@
         <w:tc>
           <w:tcPr>
             <w:tcW w:type="dxa" w:w="3249"/>
+            <w:tcBorders>
+              <w:bottom w:val="single" w:sz="8" w:space="0" w:color="E8ECF0"/>
+            </w:tcBorders>
           </w:tcPr>
           <w:p>
             <w:r/>
             <w:r>
               <w:rPr>
-                <w:rFonts w:ascii="ＭＳ ゴシック" w:hAnsi="ＭＳ ゴシック" w:eastAsia="ＭＳ ゴシック"/>
+                <w:rFonts w:ascii="BIZ UDGothic" w:hAnsi="BIZ UDGothic" w:eastAsia="BIZ UDGothic"/>
                 <w:b w:val="0"/>
                 <w:i w:val="0"/>
                 <w:sz w:val="18"/>
@@ -1360,7 +1529,7 @@
             </w:r>
             <w:r>
               <w:rPr>
-                <w:rFonts w:ascii="Meiryo UI" w:hAnsi="Meiryo UI" w:eastAsia="Meiryo UI"/>
+                <w:rFonts w:ascii="BIZ UDPGothic" w:hAnsi="BIZ UDPGothic" w:eastAsia="BIZ UDPGothic"/>
                 <w:b w:val="0"/>
                 <w:i w:val="0"/>
                 <w:sz w:val="19"/>
@@ -1369,7 +1538,7 @@
             </w:r>
             <w:r>
               <w:rPr>
-                <w:rFonts w:ascii="ＭＳ ゴシック" w:hAnsi="ＭＳ ゴシック" w:eastAsia="ＭＳ ゴシック"/>
+                <w:rFonts w:ascii="BIZ UDGothic" w:hAnsi="BIZ UDGothic" w:eastAsia="BIZ UDGothic"/>
                 <w:b w:val="0"/>
                 <w:i w:val="0"/>
                 <w:sz w:val="18"/>
@@ -1378,7 +1547,7 @@
             </w:r>
             <w:r>
               <w:rPr>
-                <w:rFonts w:ascii="Meiryo UI" w:hAnsi="Meiryo UI" w:eastAsia="Meiryo UI"/>
+                <w:rFonts w:ascii="BIZ UDPGothic" w:hAnsi="BIZ UDPGothic" w:eastAsia="BIZ UDPGothic"/>
                 <w:b w:val="0"/>
                 <w:i w:val="0"/>
                 <w:sz w:val="19"/>
@@ -1387,7 +1556,7 @@
             </w:r>
             <w:r>
               <w:rPr>
-                <w:rFonts w:ascii="ＭＳ ゴシック" w:hAnsi="ＭＳ ゴシック" w:eastAsia="ＭＳ ゴシック"/>
+                <w:rFonts w:ascii="BIZ UDGothic" w:hAnsi="BIZ UDGothic" w:eastAsia="BIZ UDGothic"/>
                 <w:b w:val="0"/>
                 <w:i w:val="0"/>
                 <w:sz w:val="18"/>
@@ -1399,12 +1568,15 @@
         <w:tc>
           <w:tcPr>
             <w:tcW w:type="dxa" w:w="3249"/>
+            <w:tcBorders>
+              <w:bottom w:val="single" w:sz="8" w:space="0" w:color="E8ECF0"/>
+            </w:tcBorders>
           </w:tcPr>
           <w:p>
             <w:r/>
             <w:r>
               <w:rPr>
-                <w:rFonts w:ascii="Meiryo UI" w:hAnsi="Meiryo UI" w:eastAsia="Meiryo UI"/>
+                <w:rFonts w:ascii="BIZ UDPGothic" w:hAnsi="BIZ UDPGothic" w:eastAsia="BIZ UDPGothic"/>
                 <w:b w:val="0"/>
                 <w:i w:val="0"/>
                 <w:sz w:val="19"/>
@@ -1421,13 +1593,23 @@
       </w:pPr>
       <w:r>
         <w:rPr>
-          <w:rFonts w:ascii="Meiryo UI" w:hAnsi="Meiryo UI" w:eastAsia="Meiryo UI"/>
+          <w:rFonts w:ascii="BIZ UDGothic" w:hAnsi="BIZ UDGothic" w:eastAsia="BIZ UDGothic"/>
           <w:b/>
           <w:i w:val="0"/>
+          <w:color w:val="1F5C99"/>
+          <w:sz w:val="26"/>
+        </w:rPr>
+        <w:t xml:space="preserve">3.1 </w:t>
+      </w:r>
+      <w:r>
+        <w:rPr>
+          <w:rFonts w:ascii="BIZ UDPGothic" w:hAnsi="BIZ UDPGothic" w:eastAsia="BIZ UDPGothic"/>
+          <w:b/>
+          <w:i w:val="0"/>
           <w:color w:val="20242C"/>
-          <w:sz w:val="25"/>
-        </w:rPr>
-        <w:t>3.1 分割方針</w:t>
+          <w:sz w:val="26"/>
+        </w:rPr>
+        <w:t>分割方針</w:t>
       </w:r>
     </w:p>
     <w:p>
@@ -1438,7 +1620,7 @@
       </w:pPr>
       <w:r>
         <w:rPr>
-          <w:rFonts w:ascii="Meiryo UI" w:hAnsi="Meiryo UI" w:eastAsia="Meiryo UI"/>
+          <w:rFonts w:ascii="BIZ UDPGothic" w:hAnsi="BIZ UDPGothic" w:eastAsia="BIZ UDPGothic"/>
           <w:b/>
           <w:i w:val="0"/>
           <w:sz w:val="21"/>
@@ -1447,7 +1629,7 @@
       </w:r>
       <w:r>
         <w:rPr>
-          <w:rFonts w:ascii="Meiryo UI" w:hAnsi="Meiryo UI" w:eastAsia="Meiryo UI"/>
+          <w:rFonts w:ascii="BIZ UDPGothic" w:hAnsi="BIZ UDPGothic" w:eastAsia="BIZ UDPGothic"/>
           <w:b w:val="0"/>
           <w:i w:val="0"/>
           <w:sz w:val="21"/>
@@ -1456,7 +1638,7 @@
       </w:r>
       <w:r>
         <w:rPr>
-          <w:rFonts w:ascii="ＭＳ ゴシック" w:hAnsi="ＭＳ ゴシック" w:eastAsia="ＭＳ ゴシック"/>
+          <w:rFonts w:ascii="BIZ UDGothic" w:hAnsi="BIZ UDGothic" w:eastAsia="BIZ UDGothic"/>
           <w:b w:val="0"/>
           <w:i w:val="0"/>
           <w:sz w:val="20"/>
@@ -1465,7 +1647,7 @@
       </w:r>
       <w:r>
         <w:rPr>
-          <w:rFonts w:ascii="Meiryo UI" w:hAnsi="Meiryo UI" w:eastAsia="Meiryo UI"/>
+          <w:rFonts w:ascii="BIZ UDPGothic" w:hAnsi="BIZ UDPGothic" w:eastAsia="BIZ UDPGothic"/>
           <w:b w:val="0"/>
           <w:i w:val="0"/>
           <w:sz w:val="21"/>
@@ -1474,7 +1656,7 @@
       </w:r>
       <w:r>
         <w:rPr>
-          <w:rFonts w:ascii="ＭＳ ゴシック" w:hAnsi="ＭＳ ゴシック" w:eastAsia="ＭＳ ゴシック"/>
+          <w:rFonts w:ascii="BIZ UDGothic" w:hAnsi="BIZ UDGothic" w:eastAsia="BIZ UDGothic"/>
           <w:b w:val="0"/>
           <w:i w:val="0"/>
           <w:sz w:val="20"/>
@@ -1483,7 +1665,7 @@
       </w:r>
       <w:r>
         <w:rPr>
-          <w:rFonts w:ascii="Meiryo UI" w:hAnsi="Meiryo UI" w:eastAsia="Meiryo UI"/>
+          <w:rFonts w:ascii="BIZ UDPGothic" w:hAnsi="BIZ UDPGothic" w:eastAsia="BIZ UDPGothic"/>
           <w:b w:val="0"/>
           <w:i w:val="0"/>
           <w:sz w:val="21"/>
@@ -1499,7 +1681,7 @@
       </w:pPr>
       <w:r>
         <w:rPr>
-          <w:rFonts w:ascii="Meiryo UI" w:hAnsi="Meiryo UI" w:eastAsia="Meiryo UI"/>
+          <w:rFonts w:ascii="BIZ UDPGothic" w:hAnsi="BIZ UDPGothic" w:eastAsia="BIZ UDPGothic"/>
           <w:b/>
           <w:i w:val="0"/>
           <w:sz w:val="21"/>
@@ -1508,7 +1690,7 @@
       </w:r>
       <w:r>
         <w:rPr>
-          <w:rFonts w:ascii="Meiryo UI" w:hAnsi="Meiryo UI" w:eastAsia="Meiryo UI"/>
+          <w:rFonts w:ascii="BIZ UDPGothic" w:hAnsi="BIZ UDPGothic" w:eastAsia="BIZ UDPGothic"/>
           <w:b w:val="0"/>
           <w:i w:val="0"/>
           <w:sz w:val="21"/>
@@ -1519,33 +1701,46 @@
     <w:p>
       <w:pPr>
         <w:spacing w:before="200" w:after="60"/>
+        <w:pBdr>
+          <w:bottom w:val="single" w:sz="6" w:space="4" w:color="CDD5DD"/>
+        </w:pBdr>
       </w:pPr>
       <w:r>
         <w:rPr>
-          <w:rFonts w:ascii="Meiryo UI" w:hAnsi="Meiryo UI" w:eastAsia="Meiryo UI"/>
+          <w:rFonts w:ascii="BIZ UDGothic" w:hAnsi="BIZ UDGothic" w:eastAsia="BIZ UDGothic"/>
           <w:b/>
           <w:i w:val="0"/>
           <w:color w:val="1F5C99"/>
           <w:sz w:val="30"/>
         </w:rPr>
-        <w:t>4. ラベル配置の流れ（</w:t>
-      </w:r>
-      <w:r>
-        <w:rPr>
-          <w:rFonts w:ascii="ＭＳ ゴシック" w:hAnsi="ＭＳ ゴシック" w:eastAsia="ＭＳ ゴシック"/>
+        <w:t xml:space="preserve">4. </w:t>
+      </w:r>
+      <w:r>
+        <w:rPr>
+          <w:rFonts w:ascii="BIZ UDPGothic" w:hAnsi="BIZ UDPGothic" w:eastAsia="BIZ UDPGothic"/>
           <w:b/>
           <w:i w:val="0"/>
-          <w:color w:val="1F5C99"/>
+          <w:color w:val="20242C"/>
+          <w:sz w:val="30"/>
+        </w:rPr>
+        <w:t>ラベル配置の流れ（</w:t>
+      </w:r>
+      <w:r>
+        <w:rPr>
+          <w:rFonts w:ascii="BIZ UDGothic" w:hAnsi="BIZ UDGothic" w:eastAsia="BIZ UDGothic"/>
+          <w:b/>
+          <w:i w:val="0"/>
+          <w:color w:val="20242C"/>
           <w:sz w:val="29"/>
         </w:rPr>
         <w:t>layout.ts</w:t>
       </w:r>
       <w:r>
         <w:rPr>
-          <w:rFonts w:ascii="Meiryo UI" w:hAnsi="Meiryo UI" w:eastAsia="Meiryo UI"/>
+          <w:rFonts w:ascii="BIZ UDPGothic" w:hAnsi="BIZ UDPGothic" w:eastAsia="BIZ UDPGothic"/>
           <w:b/>
           <w:i w:val="0"/>
-          <w:color w:val="1F5C99"/>
+          <w:color w:val="20242C"/>
           <w:sz w:val="30"/>
         </w:rPr>
         <w:t xml:space="preserve"> 核心部）</w:t>
@@ -1553,22 +1748,31 @@
     </w:p>
     <w:p>
       <w:pPr>
-        <w:pStyle w:val="ListNumber"/>
         <w:spacing w:after="60"/>
-        <w:ind w:left="340"/>
+        <w:ind w:left="283" w:hanging="283"/>
       </w:pPr>
       <w:r>
         <w:rPr>
-          <w:rFonts w:ascii="Meiryo UI" w:hAnsi="Meiryo UI" w:eastAsia="Meiryo UI"/>
+          <w:rFonts w:ascii="BIZ UDGothic" w:hAnsi="BIZ UDGothic" w:eastAsia="BIZ UDGothic"/>
           <w:b/>
           <w:i w:val="0"/>
+          <w:color w:val="1F5C99"/>
           <w:sz w:val="21"/>
         </w:rPr>
+        <w:t xml:space="preserve">1. </w:t>
+      </w:r>
+      <w:r>
+        <w:rPr>
+          <w:rFonts w:ascii="BIZ UDPGothic" w:hAnsi="BIZ UDPGothic" w:eastAsia="BIZ UDPGothic"/>
+          <w:b/>
+          <w:i w:val="0"/>
+          <w:sz w:val="21"/>
+        </w:rPr>
         <w:t>角度計算</w:t>
       </w:r>
       <w:r>
         <w:rPr>
-          <w:rFonts w:ascii="Meiryo UI" w:hAnsi="Meiryo UI" w:eastAsia="Meiryo UI"/>
+          <w:rFonts w:ascii="BIZ UDPGothic" w:hAnsi="BIZ UDPGothic" w:eastAsia="BIZ UDPGothic"/>
           <w:b w:val="0"/>
           <w:i w:val="0"/>
           <w:sz w:val="21"/>
@@ -1577,7 +1781,7 @@
       </w:r>
       <w:r>
         <w:rPr>
-          <w:rFonts w:ascii="ＭＳ ゴシック" w:hAnsi="ＭＳ ゴシック" w:eastAsia="ＭＳ ゴシック"/>
+          <w:rFonts w:ascii="BIZ UDGothic" w:hAnsi="BIZ UDGothic" w:eastAsia="BIZ UDGothic"/>
           <w:b w:val="0"/>
           <w:i w:val="0"/>
           <w:sz w:val="20"/>
@@ -1586,7 +1790,7 @@
       </w:r>
       <w:r>
         <w:rPr>
-          <w:rFonts w:ascii="Meiryo UI" w:hAnsi="Meiryo UI" w:eastAsia="Meiryo UI"/>
+          <w:rFonts w:ascii="BIZ UDPGothic" w:hAnsi="BIZ UDPGothic" w:eastAsia="BIZ UDPGothic"/>
           <w:b w:val="0"/>
           <w:i w:val="0"/>
           <w:sz w:val="21"/>
@@ -1595,7 +1799,7 @@
       </w:r>
       <w:r>
         <w:rPr>
-          <w:rFonts w:ascii="ＭＳ ゴシック" w:hAnsi="ＭＳ ゴシック" w:eastAsia="ＭＳ ゴシック"/>
+          <w:rFonts w:ascii="BIZ UDGothic" w:hAnsi="BIZ UDGothic" w:eastAsia="BIZ UDGothic"/>
           <w:b w:val="0"/>
           <w:i w:val="0"/>
           <w:sz w:val="20"/>
@@ -1604,7 +1808,7 @@
       </w:r>
       <w:r>
         <w:rPr>
-          <w:rFonts w:ascii="Meiryo UI" w:hAnsi="Meiryo UI" w:eastAsia="Meiryo UI"/>
+          <w:rFonts w:ascii="BIZ UDPGothic" w:hAnsi="BIZ UDPGothic" w:eastAsia="BIZ UDPGothic"/>
           <w:b w:val="0"/>
           <w:i w:val="0"/>
           <w:sz w:val="21"/>
@@ -1614,22 +1818,31 @@
     </w:p>
     <w:p>
       <w:pPr>
-        <w:pStyle w:val="ListNumber"/>
         <w:spacing w:after="60"/>
-        <w:ind w:left="340"/>
+        <w:ind w:left="283" w:hanging="283"/>
       </w:pPr>
       <w:r>
         <w:rPr>
-          <w:rFonts w:ascii="Meiryo UI" w:hAnsi="Meiryo UI" w:eastAsia="Meiryo UI"/>
+          <w:rFonts w:ascii="BIZ UDGothic" w:hAnsi="BIZ UDGothic" w:eastAsia="BIZ UDGothic"/>
           <w:b/>
           <w:i w:val="0"/>
+          <w:color w:val="1F5C99"/>
           <w:sz w:val="21"/>
         </w:rPr>
+        <w:t xml:space="preserve">2. </w:t>
+      </w:r>
+      <w:r>
+        <w:rPr>
+          <w:rFonts w:ascii="BIZ UDPGothic" w:hAnsi="BIZ UDPGothic" w:eastAsia="BIZ UDPGothic"/>
+          <w:b/>
+          <w:i w:val="0"/>
+          <w:sz w:val="21"/>
+        </w:rPr>
         <w:t>プロファイル化</w:t>
       </w:r>
       <w:r>
         <w:rPr>
-          <w:rFonts w:ascii="Meiryo UI" w:hAnsi="Meiryo UI" w:eastAsia="Meiryo UI"/>
+          <w:rFonts w:ascii="BIZ UDPGothic" w:hAnsi="BIZ UDPGothic" w:eastAsia="BIZ UDPGothic"/>
           <w:b w:val="0"/>
           <w:i w:val="0"/>
           <w:sz w:val="21"/>
@@ -1638,7 +1851,7 @@
       </w:r>
       <w:r>
         <w:rPr>
-          <w:rFonts w:ascii="ＭＳ ゴシック" w:hAnsi="ＭＳ ゴシック" w:eastAsia="ＭＳ ゴシック"/>
+          <w:rFonts w:ascii="BIZ UDGothic" w:hAnsi="BIZ UDGothic" w:eastAsia="BIZ UDGothic"/>
           <w:b w:val="0"/>
           <w:i w:val="0"/>
           <w:sz w:val="20"/>
@@ -1647,7 +1860,7 @@
       </w:r>
       <w:r>
         <w:rPr>
-          <w:rFonts w:ascii="Meiryo UI" w:hAnsi="Meiryo UI" w:eastAsia="Meiryo UI"/>
+          <w:rFonts w:ascii="BIZ UDPGothic" w:hAnsi="BIZ UDPGothic" w:eastAsia="BIZ UDPGothic"/>
           <w:b w:val="0"/>
           <w:i w:val="0"/>
           <w:sz w:val="21"/>
@@ -1656,7 +1869,7 @@
       </w:r>
       <w:r>
         <w:rPr>
-          <w:rFonts w:ascii="ＭＳ ゴシック" w:hAnsi="ＭＳ ゴシック" w:eastAsia="ＭＳ ゴシック"/>
+          <w:rFonts w:ascii="BIZ UDGothic" w:hAnsi="BIZ UDGothic" w:eastAsia="BIZ UDGothic"/>
           <w:b w:val="0"/>
           <w:i w:val="0"/>
           <w:sz w:val="20"/>
@@ -1665,7 +1878,7 @@
       </w:r>
       <w:r>
         <w:rPr>
-          <w:rFonts w:ascii="Meiryo UI" w:hAnsi="Meiryo UI" w:eastAsia="Meiryo UI"/>
+          <w:rFonts w:ascii="BIZ UDPGothic" w:hAnsi="BIZ UDPGothic" w:eastAsia="BIZ UDPGothic"/>
           <w:b w:val="0"/>
           <w:i w:val="0"/>
           <w:sz w:val="21"/>
@@ -1674,7 +1887,7 @@
       </w:r>
       <w:r>
         <w:rPr>
-          <w:rFonts w:ascii="ＭＳ ゴシック" w:hAnsi="ＭＳ ゴシック" w:eastAsia="ＭＳ ゴシック"/>
+          <w:rFonts w:ascii="BIZ UDGothic" w:hAnsi="BIZ UDGothic" w:eastAsia="BIZ UDGothic"/>
           <w:b w:val="0"/>
           <w:i w:val="0"/>
           <w:sz w:val="20"/>
@@ -1683,7 +1896,7 @@
       </w:r>
       <w:r>
         <w:rPr>
-          <w:rFonts w:ascii="Meiryo UI" w:hAnsi="Meiryo UI" w:eastAsia="Meiryo UI"/>
+          <w:rFonts w:ascii="BIZ UDPGothic" w:hAnsi="BIZ UDPGothic" w:eastAsia="BIZ UDPGothic"/>
           <w:b w:val="0"/>
           <w:i w:val="0"/>
           <w:sz w:val="21"/>
@@ -1692,7 +1905,7 @@
       </w:r>
       <w:r>
         <w:rPr>
-          <w:rFonts w:ascii="ＭＳ ゴシック" w:hAnsi="ＭＳ ゴシック" w:eastAsia="ＭＳ ゴシック"/>
+          <w:rFonts w:ascii="BIZ UDGothic" w:hAnsi="BIZ UDGothic" w:eastAsia="BIZ UDGothic"/>
           <w:b w:val="0"/>
           <w:i w:val="0"/>
           <w:sz w:val="20"/>
@@ -1701,7 +1914,7 @@
       </w:r>
       <w:r>
         <w:rPr>
-          <w:rFonts w:ascii="Meiryo UI" w:hAnsi="Meiryo UI" w:eastAsia="Meiryo UI"/>
+          <w:rFonts w:ascii="BIZ UDPGothic" w:hAnsi="BIZ UDPGothic" w:eastAsia="BIZ UDPGothic"/>
           <w:b w:val="0"/>
           <w:i w:val="0"/>
           <w:sz w:val="21"/>
@@ -1710,7 +1923,7 @@
       </w:r>
       <w:r>
         <w:rPr>
-          <w:rFonts w:ascii="ＭＳ ゴシック" w:hAnsi="ＭＳ ゴシック" w:eastAsia="ＭＳ ゴシック"/>
+          <w:rFonts w:ascii="BIZ UDGothic" w:hAnsi="BIZ UDGothic" w:eastAsia="BIZ UDGothic"/>
           <w:b w:val="0"/>
           <w:i w:val="0"/>
           <w:sz w:val="20"/>
@@ -1719,7 +1932,7 @@
       </w:r>
       <w:r>
         <w:rPr>
-          <w:rFonts w:ascii="Meiryo UI" w:hAnsi="Meiryo UI" w:eastAsia="Meiryo UI"/>
+          <w:rFonts w:ascii="BIZ UDPGothic" w:hAnsi="BIZ UDPGothic" w:eastAsia="BIZ UDPGothic"/>
           <w:b w:val="0"/>
           <w:i w:val="0"/>
           <w:sz w:val="21"/>
@@ -1729,22 +1942,31 @@
     </w:p>
     <w:p>
       <w:pPr>
-        <w:pStyle w:val="ListNumber"/>
         <w:spacing w:after="60"/>
-        <w:ind w:left="340"/>
+        <w:ind w:left="283" w:hanging="283"/>
       </w:pPr>
       <w:r>
         <w:rPr>
-          <w:rFonts w:ascii="Meiryo UI" w:hAnsi="Meiryo UI" w:eastAsia="Meiryo UI"/>
+          <w:rFonts w:ascii="BIZ UDGothic" w:hAnsi="BIZ UDGothic" w:eastAsia="BIZ UDGothic"/>
           <w:b/>
           <w:i w:val="0"/>
+          <w:color w:val="1F5C99"/>
           <w:sz w:val="21"/>
         </w:rPr>
+        <w:t xml:space="preserve">3. </w:t>
+      </w:r>
+      <w:r>
+        <w:rPr>
+          <w:rFonts w:ascii="BIZ UDPGothic" w:hAnsi="BIZ UDPGothic" w:eastAsia="BIZ UDPGothic"/>
+          <w:b/>
+          <w:i w:val="0"/>
+          <w:sz w:val="21"/>
+        </w:rPr>
         <w:t>混雑診断</w:t>
       </w:r>
       <w:r>
         <w:rPr>
-          <w:rFonts w:ascii="Meiryo UI" w:hAnsi="Meiryo UI" w:eastAsia="Meiryo UI"/>
+          <w:rFonts w:ascii="BIZ UDPGothic" w:hAnsi="BIZ UDPGothic" w:eastAsia="BIZ UDPGothic"/>
           <w:b w:val="0"/>
           <w:i w:val="0"/>
           <w:sz w:val="21"/>
@@ -1753,7 +1975,7 @@
       </w:r>
       <w:r>
         <w:rPr>
-          <w:rFonts w:ascii="ＭＳ ゴシック" w:hAnsi="ＭＳ ゴシック" w:eastAsia="ＭＳ ゴシック"/>
+          <w:rFonts w:ascii="BIZ UDGothic" w:hAnsi="BIZ UDGothic" w:eastAsia="BIZ UDGothic"/>
           <w:b w:val="0"/>
           <w:i w:val="0"/>
           <w:sz w:val="20"/>
@@ -1762,7 +1984,7 @@
       </w:r>
       <w:r>
         <w:rPr>
-          <w:rFonts w:ascii="Meiryo UI" w:hAnsi="Meiryo UI" w:eastAsia="Meiryo UI"/>
+          <w:rFonts w:ascii="BIZ UDPGothic" w:hAnsi="BIZ UDPGothic" w:eastAsia="BIZ UDPGothic"/>
           <w:b w:val="0"/>
           <w:i w:val="0"/>
           <w:sz w:val="21"/>
@@ -1771,7 +1993,7 @@
       </w:r>
       <w:r>
         <w:rPr>
-          <w:rFonts w:ascii="ＭＳ ゴシック" w:hAnsi="ＭＳ ゴシック" w:eastAsia="ＭＳ ゴシック"/>
+          <w:rFonts w:ascii="BIZ UDGothic" w:hAnsi="BIZ UDGothic" w:eastAsia="BIZ UDGothic"/>
           <w:b w:val="0"/>
           <w:i w:val="0"/>
           <w:sz w:val="20"/>
@@ -1780,7 +2002,7 @@
       </w:r>
       <w:r>
         <w:rPr>
-          <w:rFonts w:ascii="Meiryo UI" w:hAnsi="Meiryo UI" w:eastAsia="Meiryo UI"/>
+          <w:rFonts w:ascii="BIZ UDPGothic" w:hAnsi="BIZ UDPGothic" w:eastAsia="BIZ UDPGothic"/>
           <w:b w:val="0"/>
           <w:i w:val="0"/>
           <w:sz w:val="21"/>
@@ -1789,7 +2011,7 @@
       </w:r>
       <w:r>
         <w:rPr>
-          <w:rFonts w:ascii="ＭＳ ゴシック" w:hAnsi="ＭＳ ゴシック" w:eastAsia="ＭＳ ゴシック"/>
+          <w:rFonts w:ascii="BIZ UDGothic" w:hAnsi="BIZ UDGothic" w:eastAsia="BIZ UDGothic"/>
           <w:b w:val="0"/>
           <w:i w:val="0"/>
           <w:sz w:val="20"/>
@@ -1798,7 +2020,7 @@
       </w:r>
       <w:r>
         <w:rPr>
-          <w:rFonts w:ascii="Meiryo UI" w:hAnsi="Meiryo UI" w:eastAsia="Meiryo UI"/>
+          <w:rFonts w:ascii="BIZ UDPGothic" w:hAnsi="BIZ UDPGothic" w:eastAsia="BIZ UDPGothic"/>
           <w:b w:val="0"/>
           <w:i w:val="0"/>
           <w:sz w:val="21"/>
@@ -1807,7 +2029,7 @@
       </w:r>
       <w:r>
         <w:rPr>
-          <w:rFonts w:ascii="ＭＳ ゴシック" w:hAnsi="ＭＳ ゴシック" w:eastAsia="ＭＳ ゴシック"/>
+          <w:rFonts w:ascii="BIZ UDGothic" w:hAnsi="BIZ UDGothic" w:eastAsia="BIZ UDGothic"/>
           <w:b w:val="0"/>
           <w:i w:val="0"/>
           <w:sz w:val="20"/>
@@ -1816,7 +2038,7 @@
       </w:r>
       <w:r>
         <w:rPr>
-          <w:rFonts w:ascii="Meiryo UI" w:hAnsi="Meiryo UI" w:eastAsia="Meiryo UI"/>
+          <w:rFonts w:ascii="BIZ UDPGothic" w:hAnsi="BIZ UDPGothic" w:eastAsia="BIZ UDPGothic"/>
           <w:b w:val="0"/>
           <w:i w:val="0"/>
           <w:sz w:val="21"/>
@@ -1826,22 +2048,31 @@
     </w:p>
     <w:p>
       <w:pPr>
-        <w:pStyle w:val="ListNumber"/>
         <w:spacing w:after="60"/>
-        <w:ind w:left="340"/>
+        <w:ind w:left="283" w:hanging="283"/>
       </w:pPr>
       <w:r>
         <w:rPr>
-          <w:rFonts w:ascii="Meiryo UI" w:hAnsi="Meiryo UI" w:eastAsia="Meiryo UI"/>
+          <w:rFonts w:ascii="BIZ UDGothic" w:hAnsi="BIZ UDGothic" w:eastAsia="BIZ UDGothic"/>
           <w:b/>
           <w:i w:val="0"/>
+          <w:color w:val="1F5C99"/>
           <w:sz w:val="21"/>
         </w:rPr>
+        <w:t xml:space="preserve">4. </w:t>
+      </w:r>
+      <w:r>
+        <w:rPr>
+          <w:rFonts w:ascii="BIZ UDPGothic" w:hAnsi="BIZ UDPGothic" w:eastAsia="BIZ UDPGothic"/>
+          <w:b/>
+          <w:i w:val="0"/>
+          <w:sz w:val="21"/>
+        </w:rPr>
         <w:t>Y 解決</w:t>
       </w:r>
       <w:r>
         <w:rPr>
-          <w:rFonts w:ascii="Meiryo UI" w:hAnsi="Meiryo UI" w:eastAsia="Meiryo UI"/>
+          <w:rFonts w:ascii="BIZ UDPGothic" w:hAnsi="BIZ UDPGothic" w:eastAsia="BIZ UDPGothic"/>
           <w:b w:val="0"/>
           <w:i w:val="0"/>
           <w:sz w:val="21"/>
@@ -1850,7 +2081,7 @@
       </w:r>
       <w:r>
         <w:rPr>
-          <w:rFonts w:ascii="ＭＳ ゴシック" w:hAnsi="ＭＳ ゴシック" w:eastAsia="ＭＳ ゴシック"/>
+          <w:rFonts w:ascii="BIZ UDGothic" w:hAnsi="BIZ UDGothic" w:eastAsia="BIZ UDGothic"/>
           <w:b w:val="0"/>
           <w:i w:val="0"/>
           <w:sz w:val="20"/>
@@ -1859,7 +2090,7 @@
       </w:r>
       <w:r>
         <w:rPr>
-          <w:rFonts w:ascii="Meiryo UI" w:hAnsi="Meiryo UI" w:eastAsia="Meiryo UI"/>
+          <w:rFonts w:ascii="BIZ UDPGothic" w:hAnsi="BIZ UDPGothic" w:eastAsia="BIZ UDPGothic"/>
           <w:b w:val="0"/>
           <w:i w:val="0"/>
           <w:sz w:val="21"/>
@@ -1868,7 +2099,7 @@
       </w:r>
       <w:r>
         <w:rPr>
-          <w:rFonts w:ascii="ＭＳ ゴシック" w:hAnsi="ＭＳ ゴシック" w:eastAsia="ＭＳ ゴシック"/>
+          <w:rFonts w:ascii="BIZ UDGothic" w:hAnsi="BIZ UDGothic" w:eastAsia="BIZ UDGothic"/>
           <w:b w:val="0"/>
           <w:i w:val="0"/>
           <w:sz w:val="20"/>
@@ -1877,7 +2108,7 @@
       </w:r>
       <w:r>
         <w:rPr>
-          <w:rFonts w:ascii="Meiryo UI" w:hAnsi="Meiryo UI" w:eastAsia="Meiryo UI"/>
+          <w:rFonts w:ascii="BIZ UDPGothic" w:hAnsi="BIZ UDPGothic" w:eastAsia="BIZ UDPGothic"/>
           <w:b w:val="0"/>
           <w:i w:val="0"/>
           <w:sz w:val="21"/>
@@ -1887,22 +2118,31 @@
     </w:p>
     <w:p>
       <w:pPr>
-        <w:pStyle w:val="ListNumber"/>
         <w:spacing w:after="60"/>
-        <w:ind w:left="340"/>
+        <w:ind w:left="283" w:hanging="283"/>
       </w:pPr>
       <w:r>
         <w:rPr>
-          <w:rFonts w:ascii="Meiryo UI" w:hAnsi="Meiryo UI" w:eastAsia="Meiryo UI"/>
+          <w:rFonts w:ascii="BIZ UDGothic" w:hAnsi="BIZ UDGothic" w:eastAsia="BIZ UDGothic"/>
           <w:b/>
           <w:i w:val="0"/>
+          <w:color w:val="1F5C99"/>
           <w:sz w:val="21"/>
         </w:rPr>
+        <w:t xml:space="preserve">5. </w:t>
+      </w:r>
+      <w:r>
+        <w:rPr>
+          <w:rFonts w:ascii="BIZ UDPGothic" w:hAnsi="BIZ UDPGothic" w:eastAsia="BIZ UDPGothic"/>
+          <w:b/>
+          <w:i w:val="0"/>
+          <w:sz w:val="21"/>
+        </w:rPr>
         <w:t>flip 判定</w:t>
       </w:r>
       <w:r>
         <w:rPr>
-          <w:rFonts w:ascii="Meiryo UI" w:hAnsi="Meiryo UI" w:eastAsia="Meiryo UI"/>
+          <w:rFonts w:ascii="BIZ UDPGothic" w:hAnsi="BIZ UDPGothic" w:eastAsia="BIZ UDPGothic"/>
           <w:b w:val="0"/>
           <w:i w:val="0"/>
           <w:sz w:val="21"/>
@@ -1911,7 +2151,7 @@
       </w:r>
       <w:r>
         <w:rPr>
-          <w:rFonts w:ascii="ＭＳ ゴシック" w:hAnsi="ＭＳ ゴシック" w:eastAsia="ＭＳ ゴシック"/>
+          <w:rFonts w:ascii="BIZ UDGothic" w:hAnsi="BIZ UDGothic" w:eastAsia="BIZ UDGothic"/>
           <w:b w:val="0"/>
           <w:i w:val="0"/>
           <w:sz w:val="20"/>
@@ -1920,7 +2160,7 @@
       </w:r>
       <w:r>
         <w:rPr>
-          <w:rFonts w:ascii="Meiryo UI" w:hAnsi="Meiryo UI" w:eastAsia="Meiryo UI"/>
+          <w:rFonts w:ascii="BIZ UDPGothic" w:hAnsi="BIZ UDPGothic" w:eastAsia="BIZ UDPGothic"/>
           <w:b w:val="0"/>
           <w:i w:val="0"/>
           <w:sz w:val="21"/>
@@ -1929,7 +2169,7 @@
       </w:r>
       <w:r>
         <w:rPr>
-          <w:rFonts w:ascii="ＭＳ ゴシック" w:hAnsi="ＭＳ ゴシック" w:eastAsia="ＭＳ ゴシック"/>
+          <w:rFonts w:ascii="BIZ UDGothic" w:hAnsi="BIZ UDGothic" w:eastAsia="BIZ UDGothic"/>
           <w:b w:val="0"/>
           <w:i w:val="0"/>
           <w:sz w:val="20"/>
@@ -1938,7 +2178,7 @@
       </w:r>
       <w:r>
         <w:rPr>
-          <w:rFonts w:ascii="Meiryo UI" w:hAnsi="Meiryo UI" w:eastAsia="Meiryo UI"/>
+          <w:rFonts w:ascii="BIZ UDPGothic" w:hAnsi="BIZ UDPGothic" w:eastAsia="BIZ UDPGothic"/>
           <w:b w:val="0"/>
           <w:i w:val="0"/>
           <w:sz w:val="21"/>
@@ -1947,7 +2187,7 @@
       </w:r>
       <w:r>
         <w:rPr>
-          <w:rFonts w:ascii="ＭＳ ゴシック" w:hAnsi="ＭＳ ゴシック" w:eastAsia="ＭＳ ゴシック"/>
+          <w:rFonts w:ascii="BIZ UDGothic" w:hAnsi="BIZ UDGothic" w:eastAsia="BIZ UDGothic"/>
           <w:b w:val="0"/>
           <w:i w:val="0"/>
           <w:sz w:val="20"/>
@@ -1956,7 +2196,7 @@
       </w:r>
       <w:r>
         <w:rPr>
-          <w:rFonts w:ascii="Meiryo UI" w:hAnsi="Meiryo UI" w:eastAsia="Meiryo UI"/>
+          <w:rFonts w:ascii="BIZ UDPGothic" w:hAnsi="BIZ UDPGothic" w:eastAsia="BIZ UDPGothic"/>
           <w:b w:val="0"/>
           <w:i w:val="0"/>
           <w:sz w:val="21"/>
@@ -1966,22 +2206,31 @@
     </w:p>
     <w:p>
       <w:pPr>
-        <w:pStyle w:val="ListNumber"/>
         <w:spacing w:after="60"/>
-        <w:ind w:left="340"/>
+        <w:ind w:left="283" w:hanging="283"/>
       </w:pPr>
       <w:r>
         <w:rPr>
-          <w:rFonts w:ascii="Meiryo UI" w:hAnsi="Meiryo UI" w:eastAsia="Meiryo UI"/>
+          <w:rFonts w:ascii="BIZ UDGothic" w:hAnsi="BIZ UDGothic" w:eastAsia="BIZ UDGothic"/>
           <w:b/>
           <w:i w:val="0"/>
+          <w:color w:val="1F5C99"/>
           <w:sz w:val="21"/>
         </w:rPr>
+        <w:t xml:space="preserve">6. </w:t>
+      </w:r>
+      <w:r>
+        <w:rPr>
+          <w:rFonts w:ascii="BIZ UDPGothic" w:hAnsi="BIZ UDPGothic" w:eastAsia="BIZ UDPGothic"/>
+          <w:b/>
+          <w:i w:val="0"/>
+          <w:sz w:val="21"/>
+        </w:rPr>
         <w:t>上左カスケード</w:t>
       </w:r>
       <w:r>
         <w:rPr>
-          <w:rFonts w:ascii="Meiryo UI" w:hAnsi="Meiryo UI" w:eastAsia="Meiryo UI"/>
+          <w:rFonts w:ascii="BIZ UDPGothic" w:hAnsi="BIZ UDPGothic" w:eastAsia="BIZ UDPGothic"/>
           <w:b w:val="0"/>
           <w:i w:val="0"/>
           <w:sz w:val="21"/>
@@ -1990,7 +2239,7 @@
       </w:r>
       <w:r>
         <w:rPr>
-          <w:rFonts w:ascii="ＭＳ ゴシック" w:hAnsi="ＭＳ ゴシック" w:eastAsia="ＭＳ ゴシック"/>
+          <w:rFonts w:ascii="BIZ UDGothic" w:hAnsi="BIZ UDGothic" w:eastAsia="BIZ UDGothic"/>
           <w:b w:val="0"/>
           <w:i w:val="0"/>
           <w:sz w:val="20"/>
@@ -1999,7 +2248,7 @@
       </w:r>
       <w:r>
         <w:rPr>
-          <w:rFonts w:ascii="Meiryo UI" w:hAnsi="Meiryo UI" w:eastAsia="Meiryo UI"/>
+          <w:rFonts w:ascii="BIZ UDPGothic" w:hAnsi="BIZ UDPGothic" w:eastAsia="BIZ UDPGothic"/>
           <w:b w:val="0"/>
           <w:i w:val="0"/>
           <w:sz w:val="21"/>
@@ -2009,22 +2258,31 @@
     </w:p>
     <w:p>
       <w:pPr>
-        <w:pStyle w:val="ListNumber"/>
         <w:spacing w:after="60"/>
-        <w:ind w:left="340"/>
+        <w:ind w:left="283" w:hanging="283"/>
       </w:pPr>
       <w:r>
         <w:rPr>
-          <w:rFonts w:ascii="Meiryo UI" w:hAnsi="Meiryo UI" w:eastAsia="Meiryo UI"/>
+          <w:rFonts w:ascii="BIZ UDGothic" w:hAnsi="BIZ UDGothic" w:eastAsia="BIZ UDGothic"/>
           <w:b/>
           <w:i w:val="0"/>
+          <w:color w:val="1F5C99"/>
           <w:sz w:val="21"/>
         </w:rPr>
+        <w:t xml:space="preserve">7. </w:t>
+      </w:r>
+      <w:r>
+        <w:rPr>
+          <w:rFonts w:ascii="BIZ UDPGothic" w:hAnsi="BIZ UDPGothic" w:eastAsia="BIZ UDPGothic"/>
+          <w:b/>
+          <w:i w:val="0"/>
+          <w:sz w:val="21"/>
+        </w:rPr>
         <w:t>X 配置</w:t>
       </w:r>
       <w:r>
         <w:rPr>
-          <w:rFonts w:ascii="Meiryo UI" w:hAnsi="Meiryo UI" w:eastAsia="Meiryo UI"/>
+          <w:rFonts w:ascii="BIZ UDPGothic" w:hAnsi="BIZ UDPGothic" w:eastAsia="BIZ UDPGothic"/>
           <w:b w:val="0"/>
           <w:i w:val="0"/>
           <w:sz w:val="21"/>
@@ -2033,7 +2291,7 @@
       </w:r>
       <w:r>
         <w:rPr>
-          <w:rFonts w:ascii="ＭＳ ゴシック" w:hAnsi="ＭＳ ゴシック" w:eastAsia="ＭＳ ゴシック"/>
+          <w:rFonts w:ascii="BIZ UDGothic" w:hAnsi="BIZ UDGothic" w:eastAsia="BIZ UDGothic"/>
           <w:b w:val="0"/>
           <w:i w:val="0"/>
           <w:sz w:val="20"/>
@@ -2042,7 +2300,7 @@
       </w:r>
       <w:r>
         <w:rPr>
-          <w:rFonts w:ascii="Meiryo UI" w:hAnsi="Meiryo UI" w:eastAsia="Meiryo UI"/>
+          <w:rFonts w:ascii="BIZ UDPGothic" w:hAnsi="BIZ UDPGothic" w:eastAsia="BIZ UDPGothic"/>
           <w:b w:val="0"/>
           <w:i w:val="0"/>
           <w:sz w:val="21"/>
@@ -2051,7 +2309,7 @@
       </w:r>
       <w:r>
         <w:rPr>
-          <w:rFonts w:ascii="ＭＳ ゴシック" w:hAnsi="ＭＳ ゴシック" w:eastAsia="ＭＳ ゴシック"/>
+          <w:rFonts w:ascii="BIZ UDGothic" w:hAnsi="BIZ UDGothic" w:eastAsia="BIZ UDGothic"/>
           <w:b w:val="0"/>
           <w:i w:val="0"/>
           <w:sz w:val="20"/>
@@ -2060,7 +2318,7 @@
       </w:r>
       <w:r>
         <w:rPr>
-          <w:rFonts w:ascii="Meiryo UI" w:hAnsi="Meiryo UI" w:eastAsia="Meiryo UI"/>
+          <w:rFonts w:ascii="BIZ UDPGothic" w:hAnsi="BIZ UDPGothic" w:eastAsia="BIZ UDPGothic"/>
           <w:b w:val="0"/>
           <w:i w:val="0"/>
           <w:sz w:val="21"/>
@@ -2071,33 +2329,46 @@
     <w:p>
       <w:pPr>
         <w:spacing w:before="200" w:after="60"/>
+        <w:pBdr>
+          <w:bottom w:val="single" w:sz="6" w:space="4" w:color="CDD5DD"/>
+        </w:pBdr>
       </w:pPr>
       <w:r>
         <w:rPr>
-          <w:rFonts w:ascii="Meiryo UI" w:hAnsi="Meiryo UI" w:eastAsia="Meiryo UI"/>
+          <w:rFonts w:ascii="BIZ UDGothic" w:hAnsi="BIZ UDGothic" w:eastAsia="BIZ UDGothic"/>
           <w:b/>
           <w:i w:val="0"/>
           <w:color w:val="1F5C99"/>
           <w:sz w:val="30"/>
         </w:rPr>
-        <w:t>5. リーダー線の分岐（</w:t>
-      </w:r>
-      <w:r>
-        <w:rPr>
-          <w:rFonts w:ascii="ＭＳ ゴシック" w:hAnsi="ＭＳ ゴシック" w:eastAsia="ＭＳ ゴシック"/>
+        <w:t xml:space="preserve">5. </w:t>
+      </w:r>
+      <w:r>
+        <w:rPr>
+          <w:rFonts w:ascii="BIZ UDPGothic" w:hAnsi="BIZ UDPGothic" w:eastAsia="BIZ UDPGothic"/>
           <w:b/>
           <w:i w:val="0"/>
-          <w:color w:val="1F5C99"/>
+          <w:color w:val="20242C"/>
+          <w:sz w:val="30"/>
+        </w:rPr>
+        <w:t>リーダー線の分岐（</w:t>
+      </w:r>
+      <w:r>
+        <w:rPr>
+          <w:rFonts w:ascii="BIZ UDGothic" w:hAnsi="BIZ UDGothic" w:eastAsia="BIZ UDGothic"/>
+          <w:b/>
+          <w:i w:val="0"/>
+          <w:color w:val="20242C"/>
           <w:sz w:val="29"/>
         </w:rPr>
         <w:t>label_placement.ts</w:t>
       </w:r>
       <w:r>
         <w:rPr>
-          <w:rFonts w:ascii="Meiryo UI" w:hAnsi="Meiryo UI" w:eastAsia="Meiryo UI"/>
+          <w:rFonts w:ascii="BIZ UDPGothic" w:hAnsi="BIZ UDPGothic" w:eastAsia="BIZ UDPGothic"/>
           <w:b/>
           <w:i w:val="0"/>
-          <w:color w:val="1F5C99"/>
+          <w:color w:val="20242C"/>
           <w:sz w:val="30"/>
         </w:rPr>
         <w:t>）</w:t>
@@ -2109,7 +2380,7 @@
       </w:pPr>
       <w:r>
         <w:rPr>
-          <w:rFonts w:ascii="ＭＳ ゴシック" w:hAnsi="ＭＳ ゴシック" w:eastAsia="ＭＳ ゴシック"/>
+          <w:rFonts w:ascii="BIZ UDGothic" w:hAnsi="BIZ UDGothic" w:eastAsia="BIZ UDGothic"/>
           <w:b w:val="0"/>
           <w:i w:val="0"/>
           <w:sz w:val="20"/>
@@ -2118,7 +2389,7 @@
       </w:r>
       <w:r>
         <w:rPr>
-          <w:rFonts w:ascii="Meiryo UI" w:hAnsi="Meiryo UI" w:eastAsia="Meiryo UI"/>
+          <w:rFonts w:ascii="BIZ UDPGothic" w:hAnsi="BIZ UDPGothic" w:eastAsia="BIZ UDPGothic"/>
           <w:b w:val="0"/>
           <w:i w:val="0"/>
           <w:sz w:val="21"/>
@@ -2127,7 +2398,7 @@
       </w:r>
       <w:r>
         <w:rPr>
-          <w:rFonts w:ascii="ＭＳ ゴシック" w:hAnsi="ＭＳ ゴシック" w:eastAsia="ＭＳ ゴシック"/>
+          <w:rFonts w:ascii="BIZ UDGothic" w:hAnsi="BIZ UDGothic" w:eastAsia="BIZ UDGothic"/>
           <w:b w:val="0"/>
           <w:i w:val="0"/>
           <w:sz w:val="20"/>
@@ -2136,7 +2407,7 @@
       </w:r>
       <w:r>
         <w:rPr>
-          <w:rFonts w:ascii="Meiryo UI" w:hAnsi="Meiryo UI" w:eastAsia="Meiryo UI"/>
+          <w:rFonts w:ascii="BIZ UDPGothic" w:hAnsi="BIZ UDPGothic" w:eastAsia="BIZ UDPGothic"/>
           <w:b w:val="0"/>
           <w:i w:val="0"/>
           <w:sz w:val="21"/>
@@ -2145,7 +2416,7 @@
       </w:r>
       <w:r>
         <w:rPr>
-          <w:rFonts w:ascii="Meiryo UI" w:hAnsi="Meiryo UI" w:eastAsia="Meiryo UI"/>
+          <w:rFonts w:ascii="BIZ UDPGothic" w:hAnsi="BIZ UDPGothic" w:eastAsia="BIZ UDPGothic"/>
           <w:b/>
           <w:i w:val="0"/>
           <w:sz w:val="21"/>
@@ -2154,7 +2425,7 @@
       </w:r>
       <w:r>
         <w:rPr>
-          <w:rFonts w:ascii="Meiryo UI" w:hAnsi="Meiryo UI" w:eastAsia="Meiryo UI"/>
+          <w:rFonts w:ascii="BIZ UDPGothic" w:hAnsi="BIZ UDPGothic" w:eastAsia="BIZ UDPGothic"/>
           <w:b w:val="0"/>
           <w:i w:val="0"/>
           <w:sz w:val="21"/>
@@ -2164,7 +2435,6 @@
     </w:p>
     <w:tbl>
       <w:tblPr>
-        <w:tblStyle w:val="LightGrid-Accent1"/>
         <w:tblW w:type="auto" w:w="0"/>
         <w:jc w:val="left"/>
         <w:tblLook w:firstColumn="1" w:firstRow="1" w:lastColumn="0" w:lastRow="0" w:noHBand="0" w:noVBand="1" w:val="04A0"/>
@@ -2177,15 +2447,19 @@
         <w:tc>
           <w:tcPr>
             <w:tcW w:type="dxa" w:w="4873"/>
+            <w:tcBorders>
+              <w:bottom w:val="single" w:sz="12" w:space="0" w:color="20242C"/>
+            </w:tcBorders>
           </w:tcPr>
           <w:p>
             <w:r/>
             <w:r>
               <w:rPr>
-                <w:rFonts w:ascii="Meiryo UI" w:hAnsi="Meiryo UI" w:eastAsia="Meiryo UI"/>
+                <w:rFonts w:ascii="BIZ UDPGothic" w:hAnsi="BIZ UDPGothic" w:eastAsia="BIZ UDPGothic"/>
                 <w:b/>
                 <w:i w:val="0"/>
-                <w:sz w:val="19"/>
+                <w:color w:val="1F5C99"/>
+                <w:sz w:val="20"/>
               </w:rPr>
               <w:t>配置関数</w:t>
             </w:r>
@@ -2194,15 +2468,19 @@
         <w:tc>
           <w:tcPr>
             <w:tcW w:type="dxa" w:w="4873"/>
+            <w:tcBorders>
+              <w:bottom w:val="single" w:sz="12" w:space="0" w:color="20242C"/>
+            </w:tcBorders>
           </w:tcPr>
           <w:p>
             <w:r/>
             <w:r>
               <w:rPr>
-                <w:rFonts w:ascii="Meiryo UI" w:hAnsi="Meiryo UI" w:eastAsia="Meiryo UI"/>
+                <w:rFonts w:ascii="BIZ UDPGothic" w:hAnsi="BIZ UDPGothic" w:eastAsia="BIZ UDPGothic"/>
                 <w:b/>
                 <w:i w:val="0"/>
-                <w:sz w:val="19"/>
+                <w:color w:val="1F5C99"/>
+                <w:sz w:val="20"/>
               </w:rPr>
               <w:t>対象ゾーン / 役割</w:t>
             </w:r>
@@ -2213,12 +2491,15 @@
         <w:tc>
           <w:tcPr>
             <w:tcW w:type="dxa" w:w="4873"/>
+            <w:tcBorders>
+              <w:bottom w:val="single" w:sz="8" w:space="0" w:color="E8ECF0"/>
+            </w:tcBorders>
           </w:tcPr>
           <w:p>
             <w:r/>
             <w:r>
               <w:rPr>
-                <w:rFonts w:ascii="ＭＳ ゴシック" w:hAnsi="ＭＳ ゴシック" w:eastAsia="ＭＳ ゴシック"/>
+                <w:rFonts w:ascii="BIZ UDGothic" w:hAnsi="BIZ UDGothic" w:eastAsia="BIZ UDGothic"/>
                 <w:b w:val="0"/>
                 <w:i w:val="0"/>
                 <w:sz w:val="18"/>
@@ -2230,12 +2511,15 @@
         <w:tc>
           <w:tcPr>
             <w:tcW w:type="dxa" w:w="4873"/>
+            <w:tcBorders>
+              <w:bottom w:val="single" w:sz="8" w:space="0" w:color="E8ECF0"/>
+            </w:tcBorders>
           </w:tcPr>
           <w:p>
             <w:r/>
             <w:r>
               <w:rPr>
-                <w:rFonts w:ascii="Meiryo UI" w:hAnsi="Meiryo UI" w:eastAsia="Meiryo UI"/>
+                <w:rFonts w:ascii="BIZ UDPGothic" w:hAnsi="BIZ UDPGothic" w:eastAsia="BIZ UDPGothic"/>
                 <w:b w:val="0"/>
                 <w:i w:val="0"/>
                 <w:sz w:val="19"/>
@@ -2249,12 +2533,15 @@
         <w:tc>
           <w:tcPr>
             <w:tcW w:type="dxa" w:w="4873"/>
+            <w:tcBorders>
+              <w:bottom w:val="single" w:sz="8" w:space="0" w:color="E8ECF0"/>
+            </w:tcBorders>
           </w:tcPr>
           <w:p>
             <w:r/>
             <w:r>
               <w:rPr>
-                <w:rFonts w:ascii="ＭＳ ゴシック" w:hAnsi="ＭＳ ゴシック" w:eastAsia="ＭＳ ゴシック"/>
+                <w:rFonts w:ascii="BIZ UDGothic" w:hAnsi="BIZ UDGothic" w:eastAsia="BIZ UDGothic"/>
                 <w:b w:val="0"/>
                 <w:i w:val="0"/>
                 <w:sz w:val="18"/>
@@ -2266,12 +2553,15 @@
         <w:tc>
           <w:tcPr>
             <w:tcW w:type="dxa" w:w="4873"/>
+            <w:tcBorders>
+              <w:bottom w:val="single" w:sz="8" w:space="0" w:color="E8ECF0"/>
+            </w:tcBorders>
           </w:tcPr>
           <w:p>
             <w:r/>
             <w:r>
               <w:rPr>
-                <w:rFonts w:ascii="Meiryo UI" w:hAnsi="Meiryo UI" w:eastAsia="Meiryo UI"/>
+                <w:rFonts w:ascii="BIZ UDPGothic" w:hAnsi="BIZ UDPGothic" w:eastAsia="BIZ UDPGothic"/>
                 <w:b w:val="0"/>
                 <w:i w:val="0"/>
                 <w:sz w:val="19"/>
@@ -2285,12 +2575,15 @@
         <w:tc>
           <w:tcPr>
             <w:tcW w:type="dxa" w:w="4873"/>
+            <w:tcBorders>
+              <w:bottom w:val="single" w:sz="8" w:space="0" w:color="E8ECF0"/>
+            </w:tcBorders>
           </w:tcPr>
           <w:p>
             <w:r/>
             <w:r>
               <w:rPr>
-                <w:rFonts w:ascii="ＭＳ ゴシック" w:hAnsi="ＭＳ ゴシック" w:eastAsia="ＭＳ ゴシック"/>
+                <w:rFonts w:ascii="BIZ UDGothic" w:hAnsi="BIZ UDGothic" w:eastAsia="BIZ UDGothic"/>
                 <w:b w:val="0"/>
                 <w:i w:val="0"/>
                 <w:sz w:val="18"/>
@@ -2302,12 +2595,15 @@
         <w:tc>
           <w:tcPr>
             <w:tcW w:type="dxa" w:w="4873"/>
+            <w:tcBorders>
+              <w:bottom w:val="single" w:sz="8" w:space="0" w:color="E8ECF0"/>
+            </w:tcBorders>
           </w:tcPr>
           <w:p>
             <w:r/>
             <w:r>
               <w:rPr>
-                <w:rFonts w:ascii="Meiryo UI" w:hAnsi="Meiryo UI" w:eastAsia="Meiryo UI"/>
+                <w:rFonts w:ascii="BIZ UDPGothic" w:hAnsi="BIZ UDPGothic" w:eastAsia="BIZ UDPGothic"/>
                 <w:b w:val="0"/>
                 <w:i w:val="0"/>
                 <w:sz w:val="19"/>
@@ -2321,12 +2617,15 @@
         <w:tc>
           <w:tcPr>
             <w:tcW w:type="dxa" w:w="4873"/>
+            <w:tcBorders>
+              <w:bottom w:val="single" w:sz="8" w:space="0" w:color="E8ECF0"/>
+            </w:tcBorders>
           </w:tcPr>
           <w:p>
             <w:r/>
             <w:r>
               <w:rPr>
-                <w:rFonts w:ascii="ＭＳ ゴシック" w:hAnsi="ＭＳ ゴシック" w:eastAsia="ＭＳ ゴシック"/>
+                <w:rFonts w:ascii="BIZ UDGothic" w:hAnsi="BIZ UDGothic" w:eastAsia="BIZ UDGothic"/>
                 <w:b w:val="0"/>
                 <w:i w:val="0"/>
                 <w:sz w:val="18"/>
@@ -2338,12 +2637,15 @@
         <w:tc>
           <w:tcPr>
             <w:tcW w:type="dxa" w:w="4873"/>
+            <w:tcBorders>
+              <w:bottom w:val="single" w:sz="8" w:space="0" w:color="E8ECF0"/>
+            </w:tcBorders>
           </w:tcPr>
           <w:p>
             <w:r/>
             <w:r>
               <w:rPr>
-                <w:rFonts w:ascii="Meiryo UI" w:hAnsi="Meiryo UI" w:eastAsia="Meiryo UI"/>
+                <w:rFonts w:ascii="BIZ UDPGothic" w:hAnsi="BIZ UDPGothic" w:eastAsia="BIZ UDPGothic"/>
                 <w:b w:val="0"/>
                 <w:i w:val="0"/>
                 <w:sz w:val="19"/>
@@ -2352,7 +2654,7 @@
             </w:r>
             <w:r>
               <w:rPr>
-                <w:rFonts w:ascii="ＭＳ ゴシック" w:hAnsi="ＭＳ ゴシック" w:eastAsia="ＭＳ ゴシック"/>
+                <w:rFonts w:ascii="BIZ UDGothic" w:hAnsi="BIZ UDGothic" w:eastAsia="BIZ UDGothic"/>
                 <w:b w:val="0"/>
                 <w:i w:val="0"/>
                 <w:sz w:val="18"/>
@@ -2361,7 +2663,7 @@
             </w:r>
             <w:r>
               <w:rPr>
-                <w:rFonts w:ascii="Meiryo UI" w:hAnsi="Meiryo UI" w:eastAsia="Meiryo UI"/>
+                <w:rFonts w:ascii="BIZ UDPGothic" w:hAnsi="BIZ UDPGothic" w:eastAsia="BIZ UDPGothic"/>
                 <w:b w:val="0"/>
                 <w:i w:val="0"/>
                 <w:sz w:val="19"/>
@@ -2375,12 +2677,15 @@
         <w:tc>
           <w:tcPr>
             <w:tcW w:type="dxa" w:w="4873"/>
+            <w:tcBorders>
+              <w:bottom w:val="single" w:sz="8" w:space="0" w:color="E8ECF0"/>
+            </w:tcBorders>
           </w:tcPr>
           <w:p>
             <w:r/>
             <w:r>
               <w:rPr>
-                <w:rFonts w:ascii="ＭＳ ゴシック" w:hAnsi="ＭＳ ゴシック" w:eastAsia="ＭＳ ゴシック"/>
+                <w:rFonts w:ascii="BIZ UDGothic" w:hAnsi="BIZ UDGothic" w:eastAsia="BIZ UDGothic"/>
                 <w:b w:val="0"/>
                 <w:i w:val="0"/>
                 <w:sz w:val="18"/>
@@ -2392,12 +2697,15 @@
         <w:tc>
           <w:tcPr>
             <w:tcW w:type="dxa" w:w="4873"/>
+            <w:tcBorders>
+              <w:bottom w:val="single" w:sz="8" w:space="0" w:color="E8ECF0"/>
+            </w:tcBorders>
           </w:tcPr>
           <w:p>
             <w:r/>
             <w:r>
               <w:rPr>
-                <w:rFonts w:ascii="Meiryo UI" w:hAnsi="Meiryo UI" w:eastAsia="Meiryo UI"/>
+                <w:rFonts w:ascii="BIZ UDPGothic" w:hAnsi="BIZ UDPGothic" w:eastAsia="BIZ UDPGothic"/>
                 <w:b w:val="0"/>
                 <w:i w:val="0"/>
                 <w:sz w:val="19"/>
@@ -2411,12 +2719,15 @@
         <w:tc>
           <w:tcPr>
             <w:tcW w:type="dxa" w:w="4873"/>
+            <w:tcBorders>
+              <w:bottom w:val="single" w:sz="8" w:space="0" w:color="E8ECF0"/>
+            </w:tcBorders>
           </w:tcPr>
           <w:p>
             <w:r/>
             <w:r>
               <w:rPr>
-                <w:rFonts w:ascii="ＭＳ ゴシック" w:hAnsi="ＭＳ ゴシック" w:eastAsia="ＭＳ ゴシック"/>
+                <w:rFonts w:ascii="BIZ UDGothic" w:hAnsi="BIZ UDGothic" w:eastAsia="BIZ UDGothic"/>
                 <w:b w:val="0"/>
                 <w:i w:val="0"/>
                 <w:sz w:val="18"/>
@@ -2428,12 +2739,15 @@
         <w:tc>
           <w:tcPr>
             <w:tcW w:type="dxa" w:w="4873"/>
+            <w:tcBorders>
+              <w:bottom w:val="single" w:sz="8" w:space="0" w:color="E8ECF0"/>
+            </w:tcBorders>
           </w:tcPr>
           <w:p>
             <w:r/>
             <w:r>
               <w:rPr>
-                <w:rFonts w:ascii="Meiryo UI" w:hAnsi="Meiryo UI" w:eastAsia="Meiryo UI"/>
+                <w:rFonts w:ascii="BIZ UDPGothic" w:hAnsi="BIZ UDPGothic" w:eastAsia="BIZ UDPGothic"/>
                 <w:b w:val="0"/>
                 <w:i w:val="0"/>
                 <w:sz w:val="19"/>
@@ -2447,12 +2761,15 @@
         <w:tc>
           <w:tcPr>
             <w:tcW w:type="dxa" w:w="4873"/>
+            <w:tcBorders>
+              <w:bottom w:val="single" w:sz="8" w:space="0" w:color="E8ECF0"/>
+            </w:tcBorders>
           </w:tcPr>
           <w:p>
             <w:r/>
             <w:r>
               <w:rPr>
-                <w:rFonts w:ascii="ＭＳ ゴシック" w:hAnsi="ＭＳ ゴシック" w:eastAsia="ＭＳ ゴシック"/>
+                <w:rFonts w:ascii="BIZ UDGothic" w:hAnsi="BIZ UDGothic" w:eastAsia="BIZ UDGothic"/>
                 <w:b w:val="0"/>
                 <w:i w:val="0"/>
                 <w:sz w:val="18"/>
@@ -2464,12 +2781,15 @@
         <w:tc>
           <w:tcPr>
             <w:tcW w:type="dxa" w:w="4873"/>
+            <w:tcBorders>
+              <w:bottom w:val="single" w:sz="8" w:space="0" w:color="E8ECF0"/>
+            </w:tcBorders>
           </w:tcPr>
           <w:p>
             <w:r/>
             <w:r>
               <w:rPr>
-                <w:rFonts w:ascii="Meiryo UI" w:hAnsi="Meiryo UI" w:eastAsia="Meiryo UI"/>
+                <w:rFonts w:ascii="BIZ UDPGothic" w:hAnsi="BIZ UDPGothic" w:eastAsia="BIZ UDPGothic"/>
                 <w:b w:val="0"/>
                 <w:i w:val="0"/>
                 <w:sz w:val="19"/>
@@ -2483,12 +2803,15 @@
         <w:tc>
           <w:tcPr>
             <w:tcW w:type="dxa" w:w="4873"/>
+            <w:tcBorders>
+              <w:bottom w:val="single" w:sz="8" w:space="0" w:color="E8ECF0"/>
+            </w:tcBorders>
           </w:tcPr>
           <w:p>
             <w:r/>
             <w:r>
               <w:rPr>
-                <w:rFonts w:ascii="ＭＳ ゴシック" w:hAnsi="ＭＳ ゴシック" w:eastAsia="ＭＳ ゴシック"/>
+                <w:rFonts w:ascii="BIZ UDGothic" w:hAnsi="BIZ UDGothic" w:eastAsia="BIZ UDGothic"/>
                 <w:b w:val="0"/>
                 <w:i w:val="0"/>
                 <w:sz w:val="18"/>
@@ -2500,12 +2823,15 @@
         <w:tc>
           <w:tcPr>
             <w:tcW w:type="dxa" w:w="4873"/>
+            <w:tcBorders>
+              <w:bottom w:val="single" w:sz="8" w:space="0" w:color="E8ECF0"/>
+            </w:tcBorders>
           </w:tcPr>
           <w:p>
             <w:r/>
             <w:r>
               <w:rPr>
-                <w:rFonts w:ascii="Meiryo UI" w:hAnsi="Meiryo UI" w:eastAsia="Meiryo UI"/>
+                <w:rFonts w:ascii="BIZ UDPGothic" w:hAnsi="BIZ UDPGothic" w:eastAsia="BIZ UDPGothic"/>
                 <w:b w:val="0"/>
                 <w:i w:val="0"/>
                 <w:sz w:val="19"/>
@@ -2514,7 +2840,7 @@
             </w:r>
             <w:r>
               <w:rPr>
-                <w:rFonts w:ascii="ＭＳ ゴシック" w:hAnsi="ＭＳ ゴシック" w:eastAsia="ＭＳ ゴシック"/>
+                <w:rFonts w:ascii="BIZ UDGothic" w:hAnsi="BIZ UDGothic" w:eastAsia="BIZ UDGothic"/>
                 <w:b w:val="0"/>
                 <w:i w:val="0"/>
                 <w:sz w:val="18"/>
@@ -2523,7 +2849,7 @@
             </w:r>
             <w:r>
               <w:rPr>
-                <w:rFonts w:ascii="Meiryo UI" w:hAnsi="Meiryo UI" w:eastAsia="Meiryo UI"/>
+                <w:rFonts w:ascii="BIZ UDPGothic" w:hAnsi="BIZ UDPGothic" w:eastAsia="BIZ UDPGothic"/>
                 <w:b w:val="0"/>
                 <w:i w:val="0"/>
                 <w:sz w:val="19"/>
@@ -2537,12 +2863,15 @@
         <w:tc>
           <w:tcPr>
             <w:tcW w:type="dxa" w:w="4873"/>
+            <w:tcBorders>
+              <w:bottom w:val="single" w:sz="8" w:space="0" w:color="E8ECF0"/>
+            </w:tcBorders>
           </w:tcPr>
           <w:p>
             <w:r/>
             <w:r>
               <w:rPr>
-                <w:rFonts w:ascii="ＭＳ ゴシック" w:hAnsi="ＭＳ ゴシック" w:eastAsia="ＭＳ ゴシック"/>
+                <w:rFonts w:ascii="BIZ UDGothic" w:hAnsi="BIZ UDGothic" w:eastAsia="BIZ UDGothic"/>
                 <w:b w:val="0"/>
                 <w:i w:val="0"/>
                 <w:sz w:val="18"/>
@@ -2554,12 +2883,15 @@
         <w:tc>
           <w:tcPr>
             <w:tcW w:type="dxa" w:w="4873"/>
+            <w:tcBorders>
+              <w:bottom w:val="single" w:sz="8" w:space="0" w:color="E8ECF0"/>
+            </w:tcBorders>
           </w:tcPr>
           <w:p>
             <w:r/>
             <w:r>
               <w:rPr>
-                <w:rFonts w:ascii="Meiryo UI" w:hAnsi="Meiryo UI" w:eastAsia="Meiryo UI"/>
+                <w:rFonts w:ascii="BIZ UDPGothic" w:hAnsi="BIZ UDPGothic" w:eastAsia="BIZ UDPGothic"/>
                 <w:b w:val="0"/>
                 <w:i w:val="0"/>
                 <w:sz w:val="19"/>
@@ -2573,12 +2905,15 @@
         <w:tc>
           <w:tcPr>
             <w:tcW w:type="dxa" w:w="4873"/>
+            <w:tcBorders>
+              <w:bottom w:val="single" w:sz="8" w:space="0" w:color="E8ECF0"/>
+            </w:tcBorders>
           </w:tcPr>
           <w:p>
             <w:r/>
             <w:r>
               <w:rPr>
-                <w:rFonts w:ascii="ＭＳ ゴシック" w:hAnsi="ＭＳ ゴシック" w:eastAsia="ＭＳ ゴシック"/>
+                <w:rFonts w:ascii="BIZ UDGothic" w:hAnsi="BIZ UDGothic" w:eastAsia="BIZ UDGothic"/>
                 <w:b w:val="0"/>
                 <w:i w:val="0"/>
                 <w:sz w:val="18"/>
@@ -2590,12 +2925,15 @@
         <w:tc>
           <w:tcPr>
             <w:tcW w:type="dxa" w:w="4873"/>
+            <w:tcBorders>
+              <w:bottom w:val="single" w:sz="8" w:space="0" w:color="E8ECF0"/>
+            </w:tcBorders>
           </w:tcPr>
           <w:p>
             <w:r/>
             <w:r>
               <w:rPr>
-                <w:rFonts w:ascii="Meiryo UI" w:hAnsi="Meiryo UI" w:eastAsia="Meiryo UI"/>
+                <w:rFonts w:ascii="BIZ UDPGothic" w:hAnsi="BIZ UDPGothic" w:eastAsia="BIZ UDPGothic"/>
                 <w:b w:val="0"/>
                 <w:i w:val="0"/>
                 <w:sz w:val="19"/>
@@ -2612,7 +2950,7 @@
       </w:pPr>
       <w:r>
         <w:rPr>
-          <w:rFonts w:ascii="Meiryo UI" w:hAnsi="Meiryo UI" w:eastAsia="Meiryo UI"/>
+          <w:rFonts w:ascii="BIZ UDPGothic" w:hAnsi="BIZ UDPGothic" w:eastAsia="BIZ UDPGothic"/>
           <w:b w:val="0"/>
           <w:i w:val="0"/>
           <w:sz w:val="21"/>
@@ -2621,7 +2959,7 @@
       </w:r>
       <w:r>
         <w:rPr>
-          <w:rFonts w:ascii="ＭＳ ゴシック" w:hAnsi="ＭＳ ゴシック" w:eastAsia="ＭＳ ゴシック"/>
+          <w:rFonts w:ascii="BIZ UDGothic" w:hAnsi="BIZ UDGothic" w:eastAsia="BIZ UDGothic"/>
           <w:b w:val="0"/>
           <w:i w:val="0"/>
           <w:sz w:val="20"/>
@@ -2630,7 +2968,7 @@
       </w:r>
       <w:r>
         <w:rPr>
-          <w:rFonts w:ascii="Meiryo UI" w:hAnsi="Meiryo UI" w:eastAsia="Meiryo UI"/>
+          <w:rFonts w:ascii="BIZ UDPGothic" w:hAnsi="BIZ UDPGothic" w:eastAsia="BIZ UDPGothic"/>
           <w:b w:val="0"/>
           <w:i w:val="0"/>
           <w:sz w:val="21"/>
@@ -2639,7 +2977,7 @@
       </w:r>
       <w:r>
         <w:rPr>
-          <w:rFonts w:ascii="ＭＳ ゴシック" w:hAnsi="ＭＳ ゴシック" w:eastAsia="ＭＳ ゴシック"/>
+          <w:rFonts w:ascii="BIZ UDGothic" w:hAnsi="BIZ UDGothic" w:eastAsia="BIZ UDGothic"/>
           <w:b w:val="0"/>
           <w:i w:val="0"/>
           <w:sz w:val="20"/>
@@ -2648,7 +2986,7 @@
       </w:r>
       <w:r>
         <w:rPr>
-          <w:rFonts w:ascii="Meiryo UI" w:hAnsi="Meiryo UI" w:eastAsia="Meiryo UI"/>
+          <w:rFonts w:ascii="BIZ UDPGothic" w:hAnsi="BIZ UDPGothic" w:eastAsia="BIZ UDPGothic"/>
           <w:b w:val="0"/>
           <w:i w:val="0"/>
           <w:sz w:val="21"/>
@@ -2657,7 +2995,7 @@
       </w:r>
       <w:r>
         <w:rPr>
-          <w:rFonts w:ascii="ＭＳ ゴシック" w:hAnsi="ＭＳ ゴシック" w:eastAsia="ＭＳ ゴシック"/>
+          <w:rFonts w:ascii="BIZ UDGothic" w:hAnsi="BIZ UDGothic" w:eastAsia="BIZ UDGothic"/>
           <w:b w:val="0"/>
           <w:i w:val="0"/>
           <w:sz w:val="20"/>
@@ -2666,7 +3004,7 @@
       </w:r>
       <w:r>
         <w:rPr>
-          <w:rFonts w:ascii="Meiryo UI" w:hAnsi="Meiryo UI" w:eastAsia="Meiryo UI"/>
+          <w:rFonts w:ascii="BIZ UDPGothic" w:hAnsi="BIZ UDPGothic" w:eastAsia="BIZ UDPGothic"/>
           <w:b w:val="0"/>
           <w:i w:val="0"/>
           <w:sz w:val="21"/>
@@ -2675,7 +3013,7 @@
       </w:r>
       <w:r>
         <w:rPr>
-          <w:rFonts w:ascii="ＭＳ ゴシック" w:hAnsi="ＭＳ ゴシック" w:eastAsia="ＭＳ ゴシック"/>
+          <w:rFonts w:ascii="BIZ UDGothic" w:hAnsi="BIZ UDGothic" w:eastAsia="BIZ UDGothic"/>
           <w:b w:val="0"/>
           <w:i w:val="0"/>
           <w:sz w:val="20"/>
@@ -2684,7 +3022,7 @@
       </w:r>
       <w:r>
         <w:rPr>
-          <w:rFonts w:ascii="Meiryo UI" w:hAnsi="Meiryo UI" w:eastAsia="Meiryo UI"/>
+          <w:rFonts w:ascii="BIZ UDPGothic" w:hAnsi="BIZ UDPGothic" w:eastAsia="BIZ UDPGothic"/>
           <w:b w:val="0"/>
           <w:i w:val="0"/>
           <w:sz w:val="21"/>
@@ -2693,7 +3031,7 @@
       </w:r>
       <w:r>
         <w:rPr>
-          <w:rFonts w:ascii="ＭＳ ゴシック" w:hAnsi="ＭＳ ゴシック" w:eastAsia="ＭＳ ゴシック"/>
+          <w:rFonts w:ascii="BIZ UDGothic" w:hAnsi="BIZ UDGothic" w:eastAsia="BIZ UDGothic"/>
           <w:b w:val="0"/>
           <w:i w:val="0"/>
           <w:sz w:val="20"/>
@@ -2702,7 +3040,7 @@
       </w:r>
       <w:r>
         <w:rPr>
-          <w:rFonts w:ascii="Meiryo UI" w:hAnsi="Meiryo UI" w:eastAsia="Meiryo UI"/>
+          <w:rFonts w:ascii="BIZ UDPGothic" w:hAnsi="BIZ UDPGothic" w:eastAsia="BIZ UDPGothic"/>
           <w:b w:val="0"/>
           <w:i w:val="0"/>
           <w:sz w:val="21"/>
@@ -2711,7 +3049,7 @@
       </w:r>
       <w:r>
         <w:rPr>
-          <w:rFonts w:ascii="ＭＳ ゴシック" w:hAnsi="ＭＳ ゴシック" w:eastAsia="ＭＳ ゴシック"/>
+          <w:rFonts w:ascii="BIZ UDGothic" w:hAnsi="BIZ UDGothic" w:eastAsia="BIZ UDGothic"/>
           <w:b w:val="0"/>
           <w:i w:val="0"/>
           <w:sz w:val="20"/>
@@ -2720,7 +3058,7 @@
       </w:r>
       <w:r>
         <w:rPr>
-          <w:rFonts w:ascii="Meiryo UI" w:hAnsi="Meiryo UI" w:eastAsia="Meiryo UI"/>
+          <w:rFonts w:ascii="BIZ UDPGothic" w:hAnsi="BIZ UDPGothic" w:eastAsia="BIZ UDPGothic"/>
           <w:b w:val="0"/>
           <w:i w:val="0"/>
           <w:sz w:val="21"/>
@@ -2731,16 +3069,29 @@
     <w:p>
       <w:pPr>
         <w:spacing w:before="200" w:after="60"/>
+        <w:pBdr>
+          <w:bottom w:val="single" w:sz="6" w:space="4" w:color="CDD5DD"/>
+        </w:pBdr>
       </w:pPr>
       <w:r>
         <w:rPr>
-          <w:rFonts w:ascii="Meiryo UI" w:hAnsi="Meiryo UI" w:eastAsia="Meiryo UI"/>
+          <w:rFonts w:ascii="BIZ UDGothic" w:hAnsi="BIZ UDGothic" w:eastAsia="BIZ UDGothic"/>
           <w:b/>
           <w:i w:val="0"/>
           <w:color w:val="1F5C99"/>
           <w:sz w:val="30"/>
         </w:rPr>
-        <w:t>6. 決定的 SVG と回帰検証</w:t>
+        <w:t xml:space="preserve">6. </w:t>
+      </w:r>
+      <w:r>
+        <w:rPr>
+          <w:rFonts w:ascii="BIZ UDPGothic" w:hAnsi="BIZ UDPGothic" w:eastAsia="BIZ UDPGothic"/>
+          <w:b/>
+          <w:i w:val="0"/>
+          <w:color w:val="20242C"/>
+          <w:sz w:val="30"/>
+        </w:rPr>
+        <w:t>決定的 SVG と回帰検証</w:t>
       </w:r>
     </w:p>
     <w:p>
@@ -2749,7 +3100,7 @@
       </w:pPr>
       <w:r>
         <w:rPr>
-          <w:rFonts w:ascii="Meiryo UI" w:hAnsi="Meiryo UI" w:eastAsia="Meiryo UI"/>
+          <w:rFonts w:ascii="BIZ UDPGothic" w:hAnsi="BIZ UDPGothic" w:eastAsia="BIZ UDPGothic"/>
           <w:b w:val="0"/>
           <w:i w:val="0"/>
           <w:sz w:val="21"/>
@@ -2758,7 +3109,7 @@
       </w:r>
       <w:r>
         <w:rPr>
-          <w:rFonts w:ascii="Meiryo UI" w:hAnsi="Meiryo UI" w:eastAsia="Meiryo UI"/>
+          <w:rFonts w:ascii="BIZ UDPGothic" w:hAnsi="BIZ UDPGothic" w:eastAsia="BIZ UDPGothic"/>
           <w:b/>
           <w:i w:val="0"/>
           <w:sz w:val="21"/>
@@ -2767,7 +3118,7 @@
       </w:r>
       <w:r>
         <w:rPr>
-          <w:rFonts w:ascii="Meiryo UI" w:hAnsi="Meiryo UI" w:eastAsia="Meiryo UI"/>
+          <w:rFonts w:ascii="BIZ UDPGothic" w:hAnsi="BIZ UDPGothic" w:eastAsia="BIZ UDPGothic"/>
           <w:b w:val="0"/>
           <w:i w:val="0"/>
           <w:sz w:val="21"/>
@@ -2783,7 +3134,7 @@
       </w:pPr>
       <w:r>
         <w:rPr>
-          <w:rFonts w:ascii="ＭＳ ゴシック" w:hAnsi="ＭＳ ゴシック" w:eastAsia="ＭＳ ゴシック"/>
+          <w:rFonts w:ascii="BIZ UDGothic" w:hAnsi="BIZ UDGothic" w:eastAsia="BIZ UDGothic"/>
           <w:b w:val="0"/>
           <w:i w:val="0"/>
           <w:sz w:val="20"/>
@@ -2792,7 +3143,7 @@
       </w:r>
       <w:r>
         <w:rPr>
-          <w:rFonts w:ascii="Meiryo UI" w:hAnsi="Meiryo UI" w:eastAsia="Meiryo UI"/>
+          <w:rFonts w:ascii="BIZ UDPGothic" w:hAnsi="BIZ UDPGothic" w:eastAsia="BIZ UDPGothic"/>
           <w:b w:val="0"/>
           <w:i w:val="0"/>
           <w:sz w:val="21"/>
@@ -2801,7 +3152,7 @@
       </w:r>
       <w:r>
         <w:rPr>
-          <w:rFonts w:ascii="ＭＳ ゴシック" w:hAnsi="ＭＳ ゴシック" w:eastAsia="ＭＳ ゴシック"/>
+          <w:rFonts w:ascii="BIZ UDGothic" w:hAnsi="BIZ UDGothic" w:eastAsia="BIZ UDGothic"/>
           <w:b w:val="0"/>
           <w:i w:val="0"/>
           <w:sz w:val="20"/>
@@ -2810,7 +3161,7 @@
       </w:r>
       <w:r>
         <w:rPr>
-          <w:rFonts w:ascii="Meiryo UI" w:hAnsi="Meiryo UI" w:eastAsia="Meiryo UI"/>
+          <w:rFonts w:ascii="BIZ UDPGothic" w:hAnsi="BIZ UDPGothic" w:eastAsia="BIZ UDPGothic"/>
           <w:b w:val="0"/>
           <w:i w:val="0"/>
           <w:sz w:val="21"/>
@@ -2826,7 +3177,7 @@
       </w:pPr>
       <w:r>
         <w:rPr>
-          <w:rFonts w:ascii="ＭＳ ゴシック" w:hAnsi="ＭＳ ゴシック" w:eastAsia="ＭＳ ゴシック"/>
+          <w:rFonts w:ascii="BIZ UDGothic" w:hAnsi="BIZ UDGothic" w:eastAsia="BIZ UDGothic"/>
           <w:b w:val="0"/>
           <w:i w:val="0"/>
           <w:sz w:val="20"/>
@@ -2835,7 +3186,7 @@
       </w:r>
       <w:r>
         <w:rPr>
-          <w:rFonts w:ascii="Meiryo UI" w:hAnsi="Meiryo UI" w:eastAsia="Meiryo UI"/>
+          <w:rFonts w:ascii="BIZ UDPGothic" w:hAnsi="BIZ UDPGothic" w:eastAsia="BIZ UDPGothic"/>
           <w:b w:val="0"/>
           <w:i w:val="0"/>
           <w:sz w:val="21"/>
@@ -2844,7 +3195,7 @@
       </w:r>
       <w:r>
         <w:rPr>
-          <w:rFonts w:ascii="ＭＳ ゴシック" w:hAnsi="ＭＳ ゴシック" w:eastAsia="ＭＳ ゴシック"/>
+          <w:rFonts w:ascii="BIZ UDGothic" w:hAnsi="BIZ UDGothic" w:eastAsia="BIZ UDGothic"/>
           <w:b w:val="0"/>
           <w:i w:val="0"/>
           <w:sz w:val="20"/>
@@ -2853,7 +3204,7 @@
       </w:r>
       <w:r>
         <w:rPr>
-          <w:rFonts w:ascii="Meiryo UI" w:hAnsi="Meiryo UI" w:eastAsia="Meiryo UI"/>
+          <w:rFonts w:ascii="BIZ UDPGothic" w:hAnsi="BIZ UDPGothic" w:eastAsia="BIZ UDPGothic"/>
           <w:b w:val="0"/>
           <w:i w:val="0"/>
           <w:sz w:val="21"/>
@@ -2862,7 +3213,7 @@
       </w:r>
       <w:r>
         <w:rPr>
-          <w:rFonts w:ascii="ＭＳ ゴシック" w:hAnsi="ＭＳ ゴシック" w:eastAsia="ＭＳ ゴシック"/>
+          <w:rFonts w:ascii="BIZ UDGothic" w:hAnsi="BIZ UDGothic" w:eastAsia="BIZ UDGothic"/>
           <w:b w:val="0"/>
           <w:i w:val="0"/>
           <w:sz w:val="20"/>
@@ -2871,7 +3222,7 @@
       </w:r>
       <w:r>
         <w:rPr>
-          <w:rFonts w:ascii="Meiryo UI" w:hAnsi="Meiryo UI" w:eastAsia="Meiryo UI"/>
+          <w:rFonts w:ascii="BIZ UDPGothic" w:hAnsi="BIZ UDPGothic" w:eastAsia="BIZ UDPGothic"/>
           <w:b w:val="0"/>
           <w:i w:val="0"/>
           <w:sz w:val="21"/>
@@ -2887,7 +3238,7 @@
       </w:pPr>
       <w:r>
         <w:rPr>
-          <w:rFonts w:ascii="ＭＳ ゴシック" w:hAnsi="ＭＳ ゴシック" w:eastAsia="ＭＳ ゴシック"/>
+          <w:rFonts w:ascii="BIZ UDGothic" w:hAnsi="BIZ UDGothic" w:eastAsia="BIZ UDGothic"/>
           <w:b w:val="0"/>
           <w:i w:val="0"/>
           <w:sz w:val="20"/>
@@ -2896,7 +3247,7 @@
       </w:r>
       <w:r>
         <w:rPr>
-          <w:rFonts w:ascii="Meiryo UI" w:hAnsi="Meiryo UI" w:eastAsia="Meiryo UI"/>
+          <w:rFonts w:ascii="BIZ UDPGothic" w:hAnsi="BIZ UDPGothic" w:eastAsia="BIZ UDPGothic"/>
           <w:b w:val="0"/>
           <w:i w:val="0"/>
           <w:sz w:val="21"/>
@@ -2912,7 +3263,7 @@
       </w:pPr>
       <w:r>
         <w:rPr>
-          <w:rFonts w:ascii="Meiryo UI" w:hAnsi="Meiryo UI" w:eastAsia="Meiryo UI"/>
+          <w:rFonts w:ascii="BIZ UDPGothic" w:hAnsi="BIZ UDPGothic" w:eastAsia="BIZ UDPGothic"/>
           <w:b/>
           <w:i w:val="0"/>
           <w:sz w:val="21"/>
@@ -2921,7 +3272,7 @@
       </w:r>
       <w:r>
         <w:rPr>
-          <w:rFonts w:ascii="Meiryo UI" w:hAnsi="Meiryo UI" w:eastAsia="Meiryo UI"/>
+          <w:rFonts w:ascii="BIZ UDPGothic" w:hAnsi="BIZ UDPGothic" w:eastAsia="BIZ UDPGothic"/>
           <w:b w:val="0"/>
           <w:i w:val="0"/>
           <w:sz w:val="21"/>
@@ -2930,7 +3281,7 @@
       </w:r>
       <w:r>
         <w:rPr>
-          <w:rFonts w:ascii="ＭＳ ゴシック" w:hAnsi="ＭＳ ゴシック" w:eastAsia="ＭＳ ゴシック"/>
+          <w:rFonts w:ascii="BIZ UDGothic" w:hAnsi="BIZ UDGothic" w:eastAsia="BIZ UDGothic"/>
           <w:b w:val="0"/>
           <w:i w:val="0"/>
           <w:sz w:val="20"/>
@@ -2939,7 +3290,7 @@
       </w:r>
       <w:r>
         <w:rPr>
-          <w:rFonts w:ascii="Meiryo UI" w:hAnsi="Meiryo UI" w:eastAsia="Meiryo UI"/>
+          <w:rFonts w:ascii="BIZ UDPGothic" w:hAnsi="BIZ UDPGothic" w:eastAsia="BIZ UDPGothic"/>
           <w:b w:val="0"/>
           <w:i w:val="0"/>
           <w:sz w:val="21"/>
@@ -2948,7 +3299,7 @@
       </w:r>
       <w:r>
         <w:rPr>
-          <w:rFonts w:ascii="ＭＳ ゴシック" w:hAnsi="ＭＳ ゴシック" w:eastAsia="ＭＳ ゴシック"/>
+          <w:rFonts w:ascii="BIZ UDGothic" w:hAnsi="BIZ UDGothic" w:eastAsia="BIZ UDGothic"/>
           <w:b w:val="0"/>
           <w:i w:val="0"/>
           <w:sz w:val="20"/>
@@ -2957,7 +3308,7 @@
       </w:r>
       <w:r>
         <w:rPr>
-          <w:rFonts w:ascii="Meiryo UI" w:hAnsi="Meiryo UI" w:eastAsia="Meiryo UI"/>
+          <w:rFonts w:ascii="BIZ UDPGothic" w:hAnsi="BIZ UDPGothic" w:eastAsia="BIZ UDPGothic"/>
           <w:b w:val="0"/>
           <w:i w:val="0"/>
           <w:sz w:val="21"/>
@@ -2973,7 +3324,7 @@
       </w:pPr>
       <w:r>
         <w:rPr>
-          <w:rFonts w:ascii="ＭＳ ゴシック" w:hAnsi="ＭＳ ゴシック" w:eastAsia="ＭＳ ゴシック"/>
+          <w:rFonts w:ascii="BIZ UDGothic" w:hAnsi="BIZ UDGothic" w:eastAsia="BIZ UDGothic"/>
           <w:b w:val="0"/>
           <w:i w:val="0"/>
           <w:sz w:val="20"/>
@@ -2982,7 +3333,7 @@
       </w:r>
       <w:r>
         <w:rPr>
-          <w:rFonts w:ascii="Meiryo UI" w:hAnsi="Meiryo UI" w:eastAsia="Meiryo UI"/>
+          <w:rFonts w:ascii="BIZ UDPGothic" w:hAnsi="BIZ UDPGothic" w:eastAsia="BIZ UDPGothic"/>
           <w:b w:val="0"/>
           <w:i w:val="0"/>
           <w:sz w:val="21"/>
@@ -2996,13 +3347,23 @@
       </w:pPr>
       <w:r>
         <w:rPr>
-          <w:rFonts w:ascii="Meiryo UI" w:hAnsi="Meiryo UI" w:eastAsia="Meiryo UI"/>
+          <w:rFonts w:ascii="BIZ UDGothic" w:hAnsi="BIZ UDGothic" w:eastAsia="BIZ UDGothic"/>
           <w:b/>
           <w:i w:val="0"/>
+          <w:color w:val="1F5C99"/>
+          <w:sz w:val="26"/>
+        </w:rPr>
+        <w:t xml:space="preserve">6.1 </w:t>
+      </w:r>
+      <w:r>
+        <w:rPr>
+          <w:rFonts w:ascii="BIZ UDPGothic" w:hAnsi="BIZ UDPGothic" w:eastAsia="BIZ UDPGothic"/>
+          <w:b/>
+          <w:i w:val="0"/>
           <w:color w:val="20242C"/>
-          <w:sz w:val="25"/>
-        </w:rPr>
-        <w:t>6.1 tight-pack warning の現況（2026-06-12 更新）</w:t>
+          <w:sz w:val="26"/>
+        </w:rPr>
+        <w:t>tight-pack warning の現況（2026-06-12 更新）</w:t>
       </w:r>
     </w:p>
     <w:p>
@@ -3011,7 +3372,7 @@
       </w:pPr>
       <w:r>
         <w:rPr>
-          <w:rFonts w:ascii="Meiryo UI" w:hAnsi="Meiryo UI" w:eastAsia="Meiryo UI"/>
+          <w:rFonts w:ascii="BIZ UDPGothic" w:hAnsi="BIZ UDPGothic" w:eastAsia="BIZ UDPGothic"/>
           <w:b w:val="0"/>
           <w:i w:val="0"/>
           <w:sz w:val="21"/>
@@ -3020,7 +3381,7 @@
       </w:r>
       <w:r>
         <w:rPr>
-          <w:rFonts w:ascii="ＭＳ ゴシック" w:hAnsi="ＭＳ ゴシック" w:eastAsia="ＭＳ ゴシック"/>
+          <w:rFonts w:ascii="BIZ UDGothic" w:hAnsi="BIZ UDGothic" w:eastAsia="BIZ UDGothic"/>
           <w:b w:val="0"/>
           <w:i w:val="0"/>
           <w:sz w:val="20"/>
@@ -3029,7 +3390,7 @@
       </w:r>
       <w:r>
         <w:rPr>
-          <w:rFonts w:ascii="Meiryo UI" w:hAnsi="Meiryo UI" w:eastAsia="Meiryo UI"/>
+          <w:rFonts w:ascii="BIZ UDPGothic" w:hAnsi="BIZ UDPGothic" w:eastAsia="BIZ UDPGothic"/>
           <w:b w:val="0"/>
           <w:i w:val="0"/>
           <w:sz w:val="21"/>
@@ -3038,7 +3399,7 @@
       </w:r>
       <w:r>
         <w:rPr>
-          <w:rFonts w:ascii="Meiryo UI" w:hAnsi="Meiryo UI" w:eastAsia="Meiryo UI"/>
+          <w:rFonts w:ascii="BIZ UDPGothic" w:hAnsi="BIZ UDPGothic" w:eastAsia="BIZ UDPGothic"/>
           <w:b/>
           <w:i w:val="0"/>
           <w:sz w:val="21"/>
@@ -3047,7 +3408,7 @@
       </w:r>
       <w:r>
         <w:rPr>
-          <w:rFonts w:ascii="Meiryo UI" w:hAnsi="Meiryo UI" w:eastAsia="Meiryo UI"/>
+          <w:rFonts w:ascii="BIZ UDPGothic" w:hAnsi="BIZ UDPGothic" w:eastAsia="BIZ UDPGothic"/>
           <w:b w:val="0"/>
           <w:i w:val="0"/>
           <w:sz w:val="21"/>
@@ -3056,7 +3417,7 @@
       </w:r>
       <w:r>
         <w:rPr>
-          <w:rFonts w:ascii="Meiryo UI" w:hAnsi="Meiryo UI" w:eastAsia="Meiryo UI"/>
+          <w:rFonts w:ascii="BIZ UDPGothic" w:hAnsi="BIZ UDPGothic" w:eastAsia="BIZ UDPGothic"/>
           <w:b/>
           <w:i w:val="0"/>
           <w:sz w:val="21"/>
@@ -3065,7 +3426,7 @@
       </w:r>
       <w:r>
         <w:rPr>
-          <w:rFonts w:ascii="Meiryo UI" w:hAnsi="Meiryo UI" w:eastAsia="Meiryo UI"/>
+          <w:rFonts w:ascii="BIZ UDPGothic" w:hAnsi="BIZ UDPGothic" w:eastAsia="BIZ UDPGothic"/>
           <w:b w:val="0"/>
           <w:i w:val="0"/>
           <w:sz w:val="21"/>
@@ -3081,7 +3442,7 @@
       </w:pPr>
       <w:r>
         <w:rPr>
-          <w:rFonts w:ascii="Meiryo UI" w:hAnsi="Meiryo UI" w:eastAsia="Meiryo UI"/>
+          <w:rFonts w:ascii="BIZ UDPGothic" w:hAnsi="BIZ UDPGothic" w:eastAsia="BIZ UDPGothic"/>
           <w:b w:val="0"/>
           <w:i w:val="0"/>
           <w:sz w:val="21"/>
@@ -3097,7 +3458,7 @@
       </w:pPr>
       <w:r>
         <w:rPr>
-          <w:rFonts w:ascii="Meiryo UI" w:hAnsi="Meiryo UI" w:eastAsia="Meiryo UI"/>
+          <w:rFonts w:ascii="BIZ UDPGothic" w:hAnsi="BIZ UDPGothic" w:eastAsia="BIZ UDPGothic"/>
           <w:b w:val="0"/>
           <w:i w:val="0"/>
           <w:sz w:val="21"/>
@@ -3106,7 +3467,7 @@
       </w:r>
       <w:r>
         <w:rPr>
-          <w:rFonts w:ascii="Meiryo UI" w:hAnsi="Meiryo UI" w:eastAsia="Meiryo UI"/>
+          <w:rFonts w:ascii="BIZ UDPGothic" w:hAnsi="BIZ UDPGothic" w:eastAsia="BIZ UDPGothic"/>
           <w:b/>
           <w:i w:val="0"/>
           <w:sz w:val="21"/>
@@ -3115,7 +3476,7 @@
       </w:r>
       <w:r>
         <w:rPr>
-          <w:rFonts w:ascii="Meiryo UI" w:hAnsi="Meiryo UI" w:eastAsia="Meiryo UI"/>
+          <w:rFonts w:ascii="BIZ UDPGothic" w:hAnsi="BIZ UDPGothic" w:eastAsia="BIZ UDPGothic"/>
           <w:b w:val="0"/>
           <w:i w:val="0"/>
           <w:sz w:val="21"/>
@@ -3131,7 +3492,7 @@
       </w:pPr>
       <w:r>
         <w:rPr>
-          <w:rFonts w:ascii="Meiryo UI" w:hAnsi="Meiryo UI" w:eastAsia="Meiryo UI"/>
+          <w:rFonts w:ascii="BIZ UDPGothic" w:hAnsi="BIZ UDPGothic" w:eastAsia="BIZ UDPGothic"/>
           <w:b w:val="0"/>
           <w:i w:val="0"/>
           <w:sz w:val="21"/>
@@ -3140,7 +3501,7 @@
       </w:r>
       <w:r>
         <w:rPr>
-          <w:rFonts w:ascii="ＭＳ ゴシック" w:hAnsi="ＭＳ ゴシック" w:eastAsia="ＭＳ ゴシック"/>
+          <w:rFonts w:ascii="BIZ UDGothic" w:hAnsi="BIZ UDGothic" w:eastAsia="BIZ UDGothic"/>
           <w:b w:val="0"/>
           <w:i w:val="0"/>
           <w:sz w:val="20"/>
@@ -3149,7 +3510,7 @@
       </w:r>
       <w:r>
         <w:rPr>
-          <w:rFonts w:ascii="Meiryo UI" w:hAnsi="Meiryo UI" w:eastAsia="Meiryo UI"/>
+          <w:rFonts w:ascii="BIZ UDPGothic" w:hAnsi="BIZ UDPGothic" w:eastAsia="BIZ UDPGothic"/>
           <w:b w:val="0"/>
           <w:i w:val="0"/>
           <w:sz w:val="21"/>
@@ -3165,7 +3526,7 @@
       </w:pPr>
       <w:r>
         <w:rPr>
-          <w:rFonts w:ascii="Meiryo UI" w:hAnsi="Meiryo UI" w:eastAsia="Meiryo UI"/>
+          <w:rFonts w:ascii="BIZ UDPGothic" w:hAnsi="BIZ UDPGothic" w:eastAsia="BIZ UDPGothic"/>
           <w:b w:val="0"/>
           <w:i w:val="0"/>
           <w:sz w:val="21"/>
@@ -3174,7 +3535,7 @@
       </w:r>
       <w:r>
         <w:rPr>
-          <w:rFonts w:ascii="ＭＳ ゴシック" w:hAnsi="ＭＳ ゴシック" w:eastAsia="ＭＳ ゴシック"/>
+          <w:rFonts w:ascii="BIZ UDGothic" w:hAnsi="BIZ UDGothic" w:eastAsia="BIZ UDGothic"/>
           <w:b w:val="0"/>
           <w:i w:val="0"/>
           <w:sz w:val="20"/>
@@ -3183,7 +3544,7 @@
       </w:r>
       <w:r>
         <w:rPr>
-          <w:rFonts w:ascii="Meiryo UI" w:hAnsi="Meiryo UI" w:eastAsia="Meiryo UI"/>
+          <w:rFonts w:ascii="BIZ UDPGothic" w:hAnsi="BIZ UDPGothic" w:eastAsia="BIZ UDPGothic"/>
           <w:b w:val="0"/>
           <w:i w:val="0"/>
           <w:sz w:val="21"/>
@@ -3192,7 +3553,7 @@
       </w:r>
       <w:r>
         <w:rPr>
-          <w:rFonts w:ascii="ＭＳ ゴシック" w:hAnsi="ＭＳ ゴシック" w:eastAsia="ＭＳ ゴシック"/>
+          <w:rFonts w:ascii="BIZ UDGothic" w:hAnsi="BIZ UDGothic" w:eastAsia="BIZ UDGothic"/>
           <w:b w:val="0"/>
           <w:i w:val="0"/>
           <w:sz w:val="20"/>
@@ -3201,7 +3562,7 @@
       </w:r>
       <w:r>
         <w:rPr>
-          <w:rFonts w:ascii="Meiryo UI" w:hAnsi="Meiryo UI" w:eastAsia="Meiryo UI"/>
+          <w:rFonts w:ascii="BIZ UDPGothic" w:hAnsi="BIZ UDPGothic" w:eastAsia="BIZ UDPGothic"/>
           <w:b w:val="0"/>
           <w:i w:val="0"/>
           <w:sz w:val="21"/>
@@ -3212,11 +3573,24 @@
     <w:p>
       <w:pPr>
         <w:spacing w:before="80" w:after="120"/>
-        <w:shd w:val="clear" w:color="auto" w:fill="EAF2FB"/>
+        <w:ind w:left="113"/>
+        <w:pBdr>
+          <w:left w:val="single" w:sz="16" w:space="8" w:color="1F5C99"/>
+        </w:pBdr>
       </w:pPr>
       <w:r>
         <w:rPr>
-          <w:rFonts w:ascii="Meiryo UI" w:hAnsi="Meiryo UI" w:eastAsia="Meiryo UI"/>
+          <w:rFonts w:ascii="BIZ UDGothic" w:hAnsi="BIZ UDGothic" w:eastAsia="BIZ UDGothic"/>
+          <w:b/>
+          <w:i w:val="0"/>
+          <w:color w:val="1F5C99"/>
+          <w:sz w:val="19"/>
+        </w:rPr>
+        <w:t xml:space="preserve">INFO — </w:t>
+      </w:r>
+      <w:r>
+        <w:rPr>
+          <w:rFonts w:ascii="BIZ UDPGothic" w:hAnsi="BIZ UDPGothic" w:eastAsia="BIZ UDPGothic"/>
           <w:b w:val="0"/>
           <w:i w:val="0"/>
           <w:sz w:val="20"/>
@@ -3225,7 +3599,7 @@
       </w:r>
       <w:r>
         <w:rPr>
-          <w:rFonts w:ascii="ＭＳ ゴシック" w:hAnsi="ＭＳ ゴシック" w:eastAsia="ＭＳ ゴシック"/>
+          <w:rFonts w:ascii="BIZ UDGothic" w:hAnsi="BIZ UDGothic" w:eastAsia="BIZ UDGothic"/>
           <w:b w:val="0"/>
           <w:i w:val="0"/>
           <w:sz w:val="19"/>
@@ -3234,7 +3608,7 @@
       </w:r>
       <w:r>
         <w:rPr>
-          <w:rFonts w:ascii="Meiryo UI" w:hAnsi="Meiryo UI" w:eastAsia="Meiryo UI"/>
+          <w:rFonts w:ascii="BIZ UDPGothic" w:hAnsi="BIZ UDPGothic" w:eastAsia="BIZ UDPGothic"/>
           <w:b w:val="0"/>
           <w:i w:val="0"/>
           <w:sz w:val="20"/>
@@ -3243,7 +3617,7 @@
       </w:r>
       <w:r>
         <w:rPr>
-          <w:rFonts w:ascii="ＭＳ ゴシック" w:hAnsi="ＭＳ ゴシック" w:eastAsia="ＭＳ ゴシック"/>
+          <w:rFonts w:ascii="BIZ UDGothic" w:hAnsi="BIZ UDGothic" w:eastAsia="BIZ UDGothic"/>
           <w:b w:val="0"/>
           <w:i w:val="0"/>
           <w:sz w:val="19"/>
@@ -3252,7 +3626,7 @@
       </w:r>
       <w:r>
         <w:rPr>
-          <w:rFonts w:ascii="Meiryo UI" w:hAnsi="Meiryo UI" w:eastAsia="Meiryo UI"/>
+          <w:rFonts w:ascii="BIZ UDPGothic" w:hAnsi="BIZ UDPGothic" w:eastAsia="BIZ UDPGothic"/>
           <w:b w:val="0"/>
           <w:i w:val="0"/>
           <w:sz w:val="20"/>
@@ -3263,16 +3637,29 @@
     <w:p>
       <w:pPr>
         <w:spacing w:before="200" w:after="60"/>
+        <w:pBdr>
+          <w:bottom w:val="single" w:sz="6" w:space="4" w:color="CDD5DD"/>
+        </w:pBdr>
       </w:pPr>
       <w:r>
         <w:rPr>
-          <w:rFonts w:ascii="Meiryo UI" w:hAnsi="Meiryo UI" w:eastAsia="Meiryo UI"/>
+          <w:rFonts w:ascii="BIZ UDGothic" w:hAnsi="BIZ UDGothic" w:eastAsia="BIZ UDGothic"/>
           <w:b/>
           <w:i w:val="0"/>
           <w:color w:val="1F5C99"/>
           <w:sz w:val="30"/>
         </w:rPr>
-        <w:t>7. 固定パラメータ・寸法</w:t>
+        <w:t xml:space="preserve">7. </w:t>
+      </w:r>
+      <w:r>
+        <w:rPr>
+          <w:rFonts w:ascii="BIZ UDPGothic" w:hAnsi="BIZ UDPGothic" w:eastAsia="BIZ UDPGothic"/>
+          <w:b/>
+          <w:i w:val="0"/>
+          <w:color w:val="20242C"/>
+          <w:sz w:val="30"/>
+        </w:rPr>
+        <w:t>固定パラメータ・寸法</w:t>
       </w:r>
     </w:p>
     <w:p>
@@ -3283,7 +3670,7 @@
       </w:pPr>
       <w:r>
         <w:rPr>
-          <w:rFonts w:ascii="ＭＳ ゴシック" w:hAnsi="ＭＳ ゴシック" w:eastAsia="ＭＳ ゴシック"/>
+          <w:rFonts w:ascii="BIZ UDGothic" w:hAnsi="BIZ UDGothic" w:eastAsia="BIZ UDGothic"/>
           <w:b w:val="0"/>
           <w:i w:val="0"/>
           <w:sz w:val="20"/>
@@ -3292,7 +3679,7 @@
       </w:r>
       <w:r>
         <w:rPr>
-          <w:rFonts w:ascii="Meiryo UI" w:hAnsi="Meiryo UI" w:eastAsia="Meiryo UI"/>
+          <w:rFonts w:ascii="BIZ UDPGothic" w:hAnsi="BIZ UDPGothic" w:eastAsia="BIZ UDPGothic"/>
           <w:b w:val="0"/>
           <w:i w:val="0"/>
           <w:sz w:val="21"/>
@@ -3301,7 +3688,7 @@
       </w:r>
       <w:r>
         <w:rPr>
-          <w:rFonts w:ascii="Meiryo UI" w:hAnsi="Meiryo UI" w:eastAsia="Meiryo UI"/>
+          <w:rFonts w:ascii="BIZ UDPGothic" w:hAnsi="BIZ UDPGothic" w:eastAsia="BIZ UDPGothic"/>
           <w:b/>
           <w:i w:val="0"/>
           <w:sz w:val="21"/>
@@ -3310,7 +3697,7 @@
       </w:r>
       <w:r>
         <w:rPr>
-          <w:rFonts w:ascii="Meiryo UI" w:hAnsi="Meiryo UI" w:eastAsia="Meiryo UI"/>
+          <w:rFonts w:ascii="BIZ UDPGothic" w:hAnsi="BIZ UDPGothic" w:eastAsia="BIZ UDPGothic"/>
           <w:b w:val="0"/>
           <w:i w:val="0"/>
           <w:sz w:val="21"/>
@@ -3319,7 +3706,7 @@
       </w:r>
       <w:r>
         <w:rPr>
-          <w:rFonts w:ascii="ＭＳ ゴシック" w:hAnsi="ＭＳ ゴシック" w:eastAsia="ＭＳ ゴシック"/>
+          <w:rFonts w:ascii="BIZ UDGothic" w:hAnsi="BIZ UDGothic" w:eastAsia="BIZ UDGothic"/>
           <w:b w:val="0"/>
           <w:i w:val="0"/>
           <w:sz w:val="20"/>
@@ -3328,7 +3715,7 @@
       </w:r>
       <w:r>
         <w:rPr>
-          <w:rFonts w:ascii="Meiryo UI" w:hAnsi="Meiryo UI" w:eastAsia="Meiryo UI"/>
+          <w:rFonts w:ascii="BIZ UDPGothic" w:hAnsi="BIZ UDPGothic" w:eastAsia="BIZ UDPGothic"/>
           <w:b w:val="0"/>
           <w:i w:val="0"/>
           <w:sz w:val="21"/>
@@ -3337,7 +3724,7 @@
       </w:r>
       <w:r>
         <w:rPr>
-          <w:rFonts w:ascii="ＭＳ ゴシック" w:hAnsi="ＭＳ ゴシック" w:eastAsia="ＭＳ ゴシック"/>
+          <w:rFonts w:ascii="BIZ UDGothic" w:hAnsi="BIZ UDGothic" w:eastAsia="BIZ UDGothic"/>
           <w:b w:val="0"/>
           <w:i w:val="0"/>
           <w:sz w:val="20"/>
@@ -3346,7 +3733,7 @@
       </w:r>
       <w:r>
         <w:rPr>
-          <w:rFonts w:ascii="Meiryo UI" w:hAnsi="Meiryo UI" w:eastAsia="Meiryo UI"/>
+          <w:rFonts w:ascii="BIZ UDPGothic" w:hAnsi="BIZ UDPGothic" w:eastAsia="BIZ UDPGothic"/>
           <w:b w:val="0"/>
           <w:i w:val="0"/>
           <w:sz w:val="21"/>
@@ -3355,7 +3742,7 @@
       </w:r>
       <w:r>
         <w:rPr>
-          <w:rFonts w:ascii="ＭＳ ゴシック" w:hAnsi="ＭＳ ゴシック" w:eastAsia="ＭＳ ゴシック"/>
+          <w:rFonts w:ascii="BIZ UDGothic" w:hAnsi="BIZ UDGothic" w:eastAsia="BIZ UDGothic"/>
           <w:b w:val="0"/>
           <w:i w:val="0"/>
           <w:sz w:val="20"/>
@@ -3364,7 +3751,7 @@
       </w:r>
       <w:r>
         <w:rPr>
-          <w:rFonts w:ascii="Meiryo UI" w:hAnsi="Meiryo UI" w:eastAsia="Meiryo UI"/>
+          <w:rFonts w:ascii="BIZ UDPGothic" w:hAnsi="BIZ UDPGothic" w:eastAsia="BIZ UDPGothic"/>
           <w:b w:val="0"/>
           <w:i w:val="0"/>
           <w:sz w:val="21"/>
@@ -3380,7 +3767,7 @@
       </w:pPr>
       <w:r>
         <w:rPr>
-          <w:rFonts w:ascii="Meiryo UI" w:hAnsi="Meiryo UI" w:eastAsia="Meiryo UI"/>
+          <w:rFonts w:ascii="BIZ UDPGothic" w:hAnsi="BIZ UDPGothic" w:eastAsia="BIZ UDPGothic"/>
           <w:b w:val="0"/>
           <w:i w:val="0"/>
           <w:sz w:val="21"/>
@@ -3389,7 +3776,7 @@
       </w:r>
       <w:r>
         <w:rPr>
-          <w:rFonts w:ascii="Meiryo UI" w:hAnsi="Meiryo UI" w:eastAsia="Meiryo UI"/>
+          <w:rFonts w:ascii="BIZ UDPGothic" w:hAnsi="BIZ UDPGothic" w:eastAsia="BIZ UDPGothic"/>
           <w:b/>
           <w:i w:val="0"/>
           <w:sz w:val="21"/>
@@ -3398,7 +3785,7 @@
       </w:r>
       <w:r>
         <w:rPr>
-          <w:rFonts w:ascii="Meiryo UI" w:hAnsi="Meiryo UI" w:eastAsia="Meiryo UI"/>
+          <w:rFonts w:ascii="BIZ UDPGothic" w:hAnsi="BIZ UDPGothic" w:eastAsia="BIZ UDPGothic"/>
           <w:b w:val="0"/>
           <w:i w:val="0"/>
           <w:sz w:val="21"/>
@@ -3407,7 +3794,7 @@
       </w:r>
       <w:r>
         <w:rPr>
-          <w:rFonts w:ascii="ＭＳ ゴシック" w:hAnsi="ＭＳ ゴシック" w:eastAsia="ＭＳ ゴシック"/>
+          <w:rFonts w:ascii="BIZ UDGothic" w:hAnsi="BIZ UDGothic" w:eastAsia="BIZ UDGothic"/>
           <w:b w:val="0"/>
           <w:i w:val="0"/>
           <w:sz w:val="20"/>
@@ -3416,7 +3803,7 @@
       </w:r>
       <w:r>
         <w:rPr>
-          <w:rFonts w:ascii="Meiryo UI" w:hAnsi="Meiryo UI" w:eastAsia="Meiryo UI"/>
+          <w:rFonts w:ascii="BIZ UDPGothic" w:hAnsi="BIZ UDPGothic" w:eastAsia="BIZ UDPGothic"/>
           <w:b w:val="0"/>
           <w:i w:val="0"/>
           <w:sz w:val="21"/>
@@ -3425,7 +3812,7 @@
       </w:r>
       <w:r>
         <w:rPr>
-          <w:rFonts w:ascii="Meiryo UI" w:hAnsi="Meiryo UI" w:eastAsia="Meiryo UI"/>
+          <w:rFonts w:ascii="BIZ UDPGothic" w:hAnsi="BIZ UDPGothic" w:eastAsia="BIZ UDPGothic"/>
           <w:b/>
           <w:i w:val="0"/>
           <w:sz w:val="21"/>
@@ -3434,7 +3821,7 @@
       </w:r>
       <w:r>
         <w:rPr>
-          <w:rFonts w:ascii="Meiryo UI" w:hAnsi="Meiryo UI" w:eastAsia="Meiryo UI"/>
+          <w:rFonts w:ascii="BIZ UDPGothic" w:hAnsi="BIZ UDPGothic" w:eastAsia="BIZ UDPGothic"/>
           <w:b w:val="0"/>
           <w:i w:val="0"/>
           <w:sz w:val="21"/>
@@ -3443,7 +3830,7 @@
       </w:r>
       <w:r>
         <w:rPr>
-          <w:rFonts w:ascii="ＭＳ ゴシック" w:hAnsi="ＭＳ ゴシック" w:eastAsia="ＭＳ ゴシック"/>
+          <w:rFonts w:ascii="BIZ UDGothic" w:hAnsi="BIZ UDGothic" w:eastAsia="BIZ UDGothic"/>
           <w:b w:val="0"/>
           <w:i w:val="0"/>
           <w:sz w:val="20"/>
@@ -3452,7 +3839,7 @@
       </w:r>
       <w:r>
         <w:rPr>
-          <w:rFonts w:ascii="Meiryo UI" w:hAnsi="Meiryo UI" w:eastAsia="Meiryo UI"/>
+          <w:rFonts w:ascii="BIZ UDPGothic" w:hAnsi="BIZ UDPGothic" w:eastAsia="BIZ UDPGothic"/>
           <w:b w:val="0"/>
           <w:i w:val="0"/>
           <w:sz w:val="21"/>
@@ -3468,7 +3855,7 @@
       </w:pPr>
       <w:r>
         <w:rPr>
-          <w:rFonts w:ascii="Meiryo UI" w:hAnsi="Meiryo UI" w:eastAsia="Meiryo UI"/>
+          <w:rFonts w:ascii="BIZ UDPGothic" w:hAnsi="BIZ UDPGothic" w:eastAsia="BIZ UDPGothic"/>
           <w:b w:val="0"/>
           <w:i w:val="0"/>
           <w:sz w:val="21"/>
@@ -3477,7 +3864,7 @@
       </w:r>
       <w:r>
         <w:rPr>
-          <w:rFonts w:ascii="ＭＳ ゴシック" w:hAnsi="ＭＳ ゴシック" w:eastAsia="ＭＳ ゴシック"/>
+          <w:rFonts w:ascii="BIZ UDGothic" w:hAnsi="BIZ UDGothic" w:eastAsia="BIZ UDGothic"/>
           <w:b w:val="0"/>
           <w:i w:val="0"/>
           <w:sz w:val="20"/>
@@ -3486,7 +3873,7 @@
       </w:r>
       <w:r>
         <w:rPr>
-          <w:rFonts w:ascii="Meiryo UI" w:hAnsi="Meiryo UI" w:eastAsia="Meiryo UI"/>
+          <w:rFonts w:ascii="BIZ UDPGothic" w:hAnsi="BIZ UDPGothic" w:eastAsia="BIZ UDPGothic"/>
           <w:b w:val="0"/>
           <w:i w:val="0"/>
           <w:sz w:val="21"/>
@@ -3495,7 +3882,7 @@
       </w:r>
       <w:r>
         <w:rPr>
-          <w:rFonts w:ascii="Meiryo UI" w:hAnsi="Meiryo UI" w:eastAsia="Meiryo UI"/>
+          <w:rFonts w:ascii="BIZ UDPGothic" w:hAnsi="BIZ UDPGothic" w:eastAsia="BIZ UDPGothic"/>
           <w:b/>
           <w:i w:val="0"/>
           <w:sz w:val="21"/>
@@ -3504,7 +3891,7 @@
       </w:r>
       <w:r>
         <w:rPr>
-          <w:rFonts w:ascii="Meiryo UI" w:hAnsi="Meiryo UI" w:eastAsia="Meiryo UI"/>
+          <w:rFonts w:ascii="BIZ UDPGothic" w:hAnsi="BIZ UDPGothic" w:eastAsia="BIZ UDPGothic"/>
           <w:b w:val="0"/>
           <w:i w:val="0"/>
           <w:sz w:val="21"/>
@@ -3513,7 +3900,7 @@
       </w:r>
       <w:r>
         <w:rPr>
-          <w:rFonts w:ascii="ＭＳ ゴシック" w:hAnsi="ＭＳ ゴシック" w:eastAsia="ＭＳ ゴシック"/>
+          <w:rFonts w:ascii="BIZ UDGothic" w:hAnsi="BIZ UDGothic" w:eastAsia="BIZ UDGothic"/>
           <w:b w:val="0"/>
           <w:i w:val="0"/>
           <w:sz w:val="20"/>
@@ -3522,7 +3909,7 @@
       </w:r>
       <w:r>
         <w:rPr>
-          <w:rFonts w:ascii="Meiryo UI" w:hAnsi="Meiryo UI" w:eastAsia="Meiryo UI"/>
+          <w:rFonts w:ascii="BIZ UDPGothic" w:hAnsi="BIZ UDPGothic" w:eastAsia="BIZ UDPGothic"/>
           <w:b w:val="0"/>
           <w:i w:val="0"/>
           <w:sz w:val="21"/>
@@ -3531,7 +3918,7 @@
       </w:r>
       <w:r>
         <w:rPr>
-          <w:rFonts w:ascii="ＭＳ ゴシック" w:hAnsi="ＭＳ ゴシック" w:eastAsia="ＭＳ ゴシック"/>
+          <w:rFonts w:ascii="BIZ UDGothic" w:hAnsi="BIZ UDGothic" w:eastAsia="BIZ UDGothic"/>
           <w:b w:val="0"/>
           <w:i w:val="0"/>
           <w:sz w:val="20"/>
@@ -3540,7 +3927,7 @@
       </w:r>
       <w:r>
         <w:rPr>
-          <w:rFonts w:ascii="Meiryo UI" w:hAnsi="Meiryo UI" w:eastAsia="Meiryo UI"/>
+          <w:rFonts w:ascii="BIZ UDPGothic" w:hAnsi="BIZ UDPGothic" w:eastAsia="BIZ UDPGothic"/>
           <w:b w:val="0"/>
           <w:i w:val="0"/>
           <w:sz w:val="21"/>
@@ -3549,7 +3936,7 @@
       </w:r>
       <w:r>
         <w:rPr>
-          <w:rFonts w:ascii="Meiryo UI" w:hAnsi="Meiryo UI" w:eastAsia="Meiryo UI"/>
+          <w:rFonts w:ascii="BIZ UDPGothic" w:hAnsi="BIZ UDPGothic" w:eastAsia="BIZ UDPGothic"/>
           <w:b/>
           <w:i w:val="0"/>
           <w:sz w:val="21"/>
@@ -3558,7 +3945,7 @@
       </w:r>
       <w:r>
         <w:rPr>
-          <w:rFonts w:ascii="Meiryo UI" w:hAnsi="Meiryo UI" w:eastAsia="Meiryo UI"/>
+          <w:rFonts w:ascii="BIZ UDPGothic" w:hAnsi="BIZ UDPGothic" w:eastAsia="BIZ UDPGothic"/>
           <w:b w:val="0"/>
           <w:i w:val="0"/>
           <w:sz w:val="21"/>
@@ -3567,7 +3954,7 @@
       </w:r>
       <w:r>
         <w:rPr>
-          <w:rFonts w:ascii="ＭＳ ゴシック" w:hAnsi="ＭＳ ゴシック" w:eastAsia="ＭＳ ゴシック"/>
+          <w:rFonts w:ascii="BIZ UDGothic" w:hAnsi="BIZ UDGothic" w:eastAsia="BIZ UDGothic"/>
           <w:b w:val="0"/>
           <w:i w:val="0"/>
           <w:sz w:val="20"/>
@@ -3576,7 +3963,7 @@
       </w:r>
       <w:r>
         <w:rPr>
-          <w:rFonts w:ascii="Meiryo UI" w:hAnsi="Meiryo UI" w:eastAsia="Meiryo UI"/>
+          <w:rFonts w:ascii="BIZ UDPGothic" w:hAnsi="BIZ UDPGothic" w:eastAsia="BIZ UDPGothic"/>
           <w:b w:val="0"/>
           <w:i w:val="0"/>
           <w:sz w:val="21"/>
@@ -3592,7 +3979,7 @@
       </w:pPr>
       <w:r>
         <w:rPr>
-          <w:rFonts w:ascii="Meiryo UI" w:hAnsi="Meiryo UI" w:eastAsia="Meiryo UI"/>
+          <w:rFonts w:ascii="BIZ UDPGothic" w:hAnsi="BIZ UDPGothic" w:eastAsia="BIZ UDPGothic"/>
           <w:b w:val="0"/>
           <w:i w:val="0"/>
           <w:sz w:val="21"/>
@@ -3601,7 +3988,7 @@
       </w:r>
       <w:r>
         <w:rPr>
-          <w:rFonts w:ascii="ＭＳ ゴシック" w:hAnsi="ＭＳ ゴシック" w:eastAsia="ＭＳ ゴシック"/>
+          <w:rFonts w:ascii="BIZ UDGothic" w:hAnsi="BIZ UDGothic" w:eastAsia="BIZ UDGothic"/>
           <w:b w:val="0"/>
           <w:i w:val="0"/>
           <w:sz w:val="20"/>
@@ -3610,7 +3997,7 @@
       </w:r>
       <w:r>
         <w:rPr>
-          <w:rFonts w:ascii="Meiryo UI" w:hAnsi="Meiryo UI" w:eastAsia="Meiryo UI"/>
+          <w:rFonts w:ascii="BIZ UDPGothic" w:hAnsi="BIZ UDPGothic" w:eastAsia="BIZ UDPGothic"/>
           <w:b w:val="0"/>
           <w:i w:val="0"/>
           <w:sz w:val="21"/>
@@ -3619,7 +4006,7 @@
       </w:r>
       <w:r>
         <w:rPr>
-          <w:rFonts w:ascii="Meiryo UI" w:hAnsi="Meiryo UI" w:eastAsia="Meiryo UI"/>
+          <w:rFonts w:ascii="BIZ UDPGothic" w:hAnsi="BIZ UDPGothic" w:eastAsia="BIZ UDPGothic"/>
           <w:b/>
           <w:i w:val="0"/>
           <w:sz w:val="21"/>
@@ -3628,7 +4015,7 @@
       </w:r>
       <w:r>
         <w:rPr>
-          <w:rFonts w:ascii="Meiryo UI" w:hAnsi="Meiryo UI" w:eastAsia="Meiryo UI"/>
+          <w:rFonts w:ascii="BIZ UDPGothic" w:hAnsi="BIZ UDPGothic" w:eastAsia="BIZ UDPGothic"/>
           <w:b w:val="0"/>
           <w:i w:val="0"/>
           <w:sz w:val="21"/>
@@ -3637,7 +4024,7 @@
       </w:r>
       <w:r>
         <w:rPr>
-          <w:rFonts w:ascii="ＭＳ ゴシック" w:hAnsi="ＭＳ ゴシック" w:eastAsia="ＭＳ ゴシック"/>
+          <w:rFonts w:ascii="BIZ UDGothic" w:hAnsi="BIZ UDGothic" w:eastAsia="BIZ UDGothic"/>
           <w:b w:val="0"/>
           <w:i w:val="0"/>
           <w:sz w:val="20"/>
@@ -3646,7 +4033,7 @@
       </w:r>
       <w:r>
         <w:rPr>
-          <w:rFonts w:ascii="Meiryo UI" w:hAnsi="Meiryo UI" w:eastAsia="Meiryo UI"/>
+          <w:rFonts w:ascii="BIZ UDPGothic" w:hAnsi="BIZ UDPGothic" w:eastAsia="BIZ UDPGothic"/>
           <w:b w:val="0"/>
           <w:i w:val="0"/>
           <w:sz w:val="21"/>
@@ -3655,7 +4042,7 @@
       </w:r>
       <w:r>
         <w:rPr>
-          <w:rFonts w:ascii="ＭＳ ゴシック" w:hAnsi="ＭＳ ゴシック" w:eastAsia="ＭＳ ゴシック"/>
+          <w:rFonts w:ascii="BIZ UDGothic" w:hAnsi="BIZ UDGothic" w:eastAsia="BIZ UDGothic"/>
           <w:b w:val="0"/>
           <w:i w:val="0"/>
           <w:sz w:val="20"/>
@@ -3664,7 +4051,7 @@
       </w:r>
       <w:r>
         <w:rPr>
-          <w:rFonts w:ascii="Meiryo UI" w:hAnsi="Meiryo UI" w:eastAsia="Meiryo UI"/>
+          <w:rFonts w:ascii="BIZ UDPGothic" w:hAnsi="BIZ UDPGothic" w:eastAsia="BIZ UDPGothic"/>
           <w:b w:val="0"/>
           <w:i w:val="0"/>
           <w:sz w:val="21"/>
@@ -3680,7 +4067,7 @@
       </w:pPr>
       <w:r>
         <w:rPr>
-          <w:rFonts w:ascii="Meiryo UI" w:hAnsi="Meiryo UI" w:eastAsia="Meiryo UI"/>
+          <w:rFonts w:ascii="BIZ UDPGothic" w:hAnsi="BIZ UDPGothic" w:eastAsia="BIZ UDPGothic"/>
           <w:b w:val="0"/>
           <w:i w:val="0"/>
           <w:sz w:val="21"/>
@@ -3689,7 +4076,7 @@
       </w:r>
       <w:r>
         <w:rPr>
-          <w:rFonts w:ascii="Meiryo UI" w:hAnsi="Meiryo UI" w:eastAsia="Meiryo UI"/>
+          <w:rFonts w:ascii="BIZ UDPGothic" w:hAnsi="BIZ UDPGothic" w:eastAsia="BIZ UDPGothic"/>
           <w:b/>
           <w:i w:val="0"/>
           <w:sz w:val="21"/>
@@ -3698,7 +4085,7 @@
       </w:r>
       <w:r>
         <w:rPr>
-          <w:rFonts w:ascii="Meiryo UI" w:hAnsi="Meiryo UI" w:eastAsia="Meiryo UI"/>
+          <w:rFonts w:ascii="BIZ UDPGothic" w:hAnsi="BIZ UDPGothic" w:eastAsia="BIZ UDPGothic"/>
           <w:b w:val="0"/>
           <w:i w:val="0"/>
           <w:sz w:val="21"/>
@@ -3707,7 +4094,7 @@
       </w:r>
       <w:r>
         <w:rPr>
-          <w:rFonts w:ascii="ＭＳ ゴシック" w:hAnsi="ＭＳ ゴシック" w:eastAsia="ＭＳ ゴシック"/>
+          <w:rFonts w:ascii="BIZ UDGothic" w:hAnsi="BIZ UDGothic" w:eastAsia="BIZ UDGothic"/>
           <w:b w:val="0"/>
           <w:i w:val="0"/>
           <w:sz w:val="20"/>
@@ -3716,7 +4103,7 @@
       </w:r>
       <w:r>
         <w:rPr>
-          <w:rFonts w:ascii="Meiryo UI" w:hAnsi="Meiryo UI" w:eastAsia="Meiryo UI"/>
+          <w:rFonts w:ascii="BIZ UDPGothic" w:hAnsi="BIZ UDPGothic" w:eastAsia="BIZ UDPGothic"/>
           <w:b w:val="0"/>
           <w:i w:val="0"/>
           <w:sz w:val="21"/>
@@ -3725,7 +4112,7 @@
       </w:r>
       <w:r>
         <w:rPr>
-          <w:rFonts w:ascii="ＭＳ ゴシック" w:hAnsi="ＭＳ ゴシック" w:eastAsia="ＭＳ ゴシック"/>
+          <w:rFonts w:ascii="BIZ UDGothic" w:hAnsi="BIZ UDGothic" w:eastAsia="BIZ UDGothic"/>
           <w:b w:val="0"/>
           <w:i w:val="0"/>
           <w:sz w:val="20"/>
@@ -3734,7 +4121,7 @@
       </w:r>
       <w:r>
         <w:rPr>
-          <w:rFonts w:ascii="Meiryo UI" w:hAnsi="Meiryo UI" w:eastAsia="Meiryo UI"/>
+          <w:rFonts w:ascii="BIZ UDPGothic" w:hAnsi="BIZ UDPGothic" w:eastAsia="BIZ UDPGothic"/>
           <w:b w:val="0"/>
           <w:i w:val="0"/>
           <w:sz w:val="21"/>
@@ -3743,7 +4130,7 @@
       </w:r>
       <w:r>
         <w:rPr>
-          <w:rFonts w:ascii="ＭＳ ゴシック" w:hAnsi="ＭＳ ゴシック" w:eastAsia="ＭＳ ゴシック"/>
+          <w:rFonts w:ascii="BIZ UDGothic" w:hAnsi="BIZ UDGothic" w:eastAsia="BIZ UDGothic"/>
           <w:b w:val="0"/>
           <w:i w:val="0"/>
           <w:sz w:val="20"/>
@@ -3752,7 +4139,7 @@
       </w:r>
       <w:r>
         <w:rPr>
-          <w:rFonts w:ascii="Meiryo UI" w:hAnsi="Meiryo UI" w:eastAsia="Meiryo UI"/>
+          <w:rFonts w:ascii="BIZ UDPGothic" w:hAnsi="BIZ UDPGothic" w:eastAsia="BIZ UDPGothic"/>
           <w:b w:val="0"/>
           <w:i w:val="0"/>
           <w:sz w:val="21"/>
@@ -3761,7 +4148,7 @@
       </w:r>
       <w:r>
         <w:rPr>
-          <w:rFonts w:ascii="ＭＳ ゴシック" w:hAnsi="ＭＳ ゴシック" w:eastAsia="ＭＳ ゴシック"/>
+          <w:rFonts w:ascii="BIZ UDGothic" w:hAnsi="BIZ UDGothic" w:eastAsia="BIZ UDGothic"/>
           <w:b w:val="0"/>
           <w:i w:val="0"/>
           <w:sz w:val="20"/>
@@ -3770,7 +4157,7 @@
       </w:r>
       <w:r>
         <w:rPr>
-          <w:rFonts w:ascii="Meiryo UI" w:hAnsi="Meiryo UI" w:eastAsia="Meiryo UI"/>
+          <w:rFonts w:ascii="BIZ UDPGothic" w:hAnsi="BIZ UDPGothic" w:eastAsia="BIZ UDPGothic"/>
           <w:b w:val="0"/>
           <w:i w:val="0"/>
           <w:sz w:val="21"/>
@@ -3786,7 +4173,7 @@
       </w:pPr>
       <w:r>
         <w:rPr>
-          <w:rFonts w:ascii="Meiryo UI" w:hAnsi="Meiryo UI" w:eastAsia="Meiryo UI"/>
+          <w:rFonts w:ascii="BIZ UDPGothic" w:hAnsi="BIZ UDPGothic" w:eastAsia="BIZ UDPGothic"/>
           <w:b w:val="0"/>
           <w:i w:val="0"/>
           <w:sz w:val="21"/>
@@ -3795,7 +4182,7 @@
       </w:r>
       <w:r>
         <w:rPr>
-          <w:rFonts w:ascii="ＭＳ ゴシック" w:hAnsi="ＭＳ ゴシック" w:eastAsia="ＭＳ ゴシック"/>
+          <w:rFonts w:ascii="BIZ UDGothic" w:hAnsi="BIZ UDGothic" w:eastAsia="BIZ UDGothic"/>
           <w:b w:val="0"/>
           <w:i w:val="0"/>
           <w:sz w:val="20"/>
@@ -3804,7 +4191,7 @@
       </w:r>
       <w:r>
         <w:rPr>
-          <w:rFonts w:ascii="Meiryo UI" w:hAnsi="Meiryo UI" w:eastAsia="Meiryo UI"/>
+          <w:rFonts w:ascii="BIZ UDPGothic" w:hAnsi="BIZ UDPGothic" w:eastAsia="BIZ UDPGothic"/>
           <w:b w:val="0"/>
           <w:i w:val="0"/>
           <w:sz w:val="21"/>
@@ -3815,16 +4202,29 @@
     <w:p>
       <w:pPr>
         <w:spacing w:before="200" w:after="60"/>
+        <w:pBdr>
+          <w:bottom w:val="single" w:sz="6" w:space="4" w:color="CDD5DD"/>
+        </w:pBdr>
       </w:pPr>
       <w:r>
         <w:rPr>
-          <w:rFonts w:ascii="Meiryo UI" w:hAnsi="Meiryo UI" w:eastAsia="Meiryo UI"/>
+          <w:rFonts w:ascii="BIZ UDGothic" w:hAnsi="BIZ UDGothic" w:eastAsia="BIZ UDGothic"/>
           <w:b/>
           <w:i w:val="0"/>
           <w:color w:val="1F5C99"/>
           <w:sz w:val="30"/>
         </w:rPr>
-        <w:t>8. コメント規約</w:t>
+        <w:t xml:space="preserve">8. </w:t>
+      </w:r>
+      <w:r>
+        <w:rPr>
+          <w:rFonts w:ascii="BIZ UDPGothic" w:hAnsi="BIZ UDPGothic" w:eastAsia="BIZ UDPGothic"/>
+          <w:b/>
+          <w:i w:val="0"/>
+          <w:color w:val="20242C"/>
+          <w:sz w:val="30"/>
+        </w:rPr>
+        <w:t>コメント規約</w:t>
       </w:r>
     </w:p>
     <w:p>
@@ -3833,7 +4233,7 @@
       </w:pPr>
       <w:r>
         <w:rPr>
-          <w:rFonts w:ascii="Meiryo UI" w:hAnsi="Meiryo UI" w:eastAsia="Meiryo UI"/>
+          <w:rFonts w:ascii="BIZ UDPGothic" w:hAnsi="BIZ UDPGothic" w:eastAsia="BIZ UDPGothic"/>
           <w:b w:val="0"/>
           <w:i w:val="0"/>
           <w:sz w:val="21"/>
@@ -3842,7 +4242,7 @@
       </w:r>
       <w:r>
         <w:rPr>
-          <w:rFonts w:ascii="ＭＳ ゴシック" w:hAnsi="ＭＳ ゴシック" w:eastAsia="ＭＳ ゴシック"/>
+          <w:rFonts w:ascii="BIZ UDGothic" w:hAnsi="BIZ UDGothic" w:eastAsia="BIZ UDGothic"/>
           <w:b w:val="0"/>
           <w:i w:val="0"/>
           <w:sz w:val="20"/>
@@ -3851,7 +4251,7 @@
       </w:r>
       <w:r>
         <w:rPr>
-          <w:rFonts w:ascii="Meiryo UI" w:hAnsi="Meiryo UI" w:eastAsia="Meiryo UI"/>
+          <w:rFonts w:ascii="BIZ UDPGothic" w:hAnsi="BIZ UDPGothic" w:eastAsia="BIZ UDPGothic"/>
           <w:b w:val="0"/>
           <w:i w:val="0"/>
           <w:sz w:val="21"/>
@@ -3867,7 +4267,7 @@
       </w:pPr>
       <w:r>
         <w:rPr>
-          <w:rFonts w:ascii="Meiryo UI" w:hAnsi="Meiryo UI" w:eastAsia="Meiryo UI"/>
+          <w:rFonts w:ascii="BIZ UDPGothic" w:hAnsi="BIZ UDPGothic" w:eastAsia="BIZ UDPGothic"/>
           <w:b/>
           <w:i w:val="0"/>
           <w:sz w:val="21"/>
@@ -3876,7 +4276,7 @@
       </w:r>
       <w:r>
         <w:rPr>
-          <w:rFonts w:ascii="Meiryo UI" w:hAnsi="Meiryo UI" w:eastAsia="Meiryo UI"/>
+          <w:rFonts w:ascii="BIZ UDPGothic" w:hAnsi="BIZ UDPGothic" w:eastAsia="BIZ UDPGothic"/>
           <w:b w:val="0"/>
           <w:i w:val="0"/>
           <w:sz w:val="21"/>
@@ -3885,7 +4285,7 @@
       </w:r>
       <w:r>
         <w:rPr>
-          <w:rFonts w:ascii="ＭＳ ゴシック" w:hAnsi="ＭＳ ゴシック" w:eastAsia="ＭＳ ゴシック"/>
+          <w:rFonts w:ascii="BIZ UDGothic" w:hAnsi="BIZ UDGothic" w:eastAsia="BIZ UDGothic"/>
           <w:b w:val="0"/>
           <w:i w:val="0"/>
           <w:sz w:val="20"/>
@@ -3894,7 +4294,7 @@
       </w:r>
       <w:r>
         <w:rPr>
-          <w:rFonts w:ascii="Meiryo UI" w:hAnsi="Meiryo UI" w:eastAsia="Meiryo UI"/>
+          <w:rFonts w:ascii="BIZ UDPGothic" w:hAnsi="BIZ UDPGothic" w:eastAsia="BIZ UDPGothic"/>
           <w:b w:val="0"/>
           <w:i w:val="0"/>
           <w:sz w:val="21"/>
@@ -3903,7 +4303,7 @@
       </w:r>
       <w:r>
         <w:rPr>
-          <w:rFonts w:ascii="ＭＳ ゴシック" w:hAnsi="ＭＳ ゴシック" w:eastAsia="ＭＳ ゴシック"/>
+          <w:rFonts w:ascii="BIZ UDGothic" w:hAnsi="BIZ UDGothic" w:eastAsia="BIZ UDGothic"/>
           <w:b w:val="0"/>
           <w:i w:val="0"/>
           <w:sz w:val="20"/>
@@ -3912,7 +4312,7 @@
       </w:r>
       <w:r>
         <w:rPr>
-          <w:rFonts w:ascii="Meiryo UI" w:hAnsi="Meiryo UI" w:eastAsia="Meiryo UI"/>
+          <w:rFonts w:ascii="BIZ UDPGothic" w:hAnsi="BIZ UDPGothic" w:eastAsia="BIZ UDPGothic"/>
           <w:b w:val="0"/>
           <w:i w:val="0"/>
           <w:sz w:val="21"/>
@@ -3921,7 +4321,7 @@
       </w:r>
       <w:r>
         <w:rPr>
-          <w:rFonts w:ascii="ＭＳ ゴシック" w:hAnsi="ＭＳ ゴシック" w:eastAsia="ＭＳ ゴシック"/>
+          <w:rFonts w:ascii="BIZ UDGothic" w:hAnsi="BIZ UDGothic" w:eastAsia="BIZ UDGothic"/>
           <w:b w:val="0"/>
           <w:i w:val="0"/>
           <w:sz w:val="20"/>
@@ -3930,7 +4330,7 @@
       </w:r>
       <w:r>
         <w:rPr>
-          <w:rFonts w:ascii="Meiryo UI" w:hAnsi="Meiryo UI" w:eastAsia="Meiryo UI"/>
+          <w:rFonts w:ascii="BIZ UDPGothic" w:hAnsi="BIZ UDPGothic" w:eastAsia="BIZ UDPGothic"/>
           <w:b w:val="0"/>
           <w:i w:val="0"/>
           <w:sz w:val="21"/>
@@ -3939,7 +4339,7 @@
       </w:r>
       <w:r>
         <w:rPr>
-          <w:rFonts w:ascii="ＭＳ ゴシック" w:hAnsi="ＭＳ ゴシック" w:eastAsia="ＭＳ ゴシック"/>
+          <w:rFonts w:ascii="BIZ UDGothic" w:hAnsi="BIZ UDGothic" w:eastAsia="BIZ UDGothic"/>
           <w:b w:val="0"/>
           <w:i w:val="0"/>
           <w:sz w:val="20"/>
@@ -3948,7 +4348,7 @@
       </w:r>
       <w:r>
         <w:rPr>
-          <w:rFonts w:ascii="Meiryo UI" w:hAnsi="Meiryo UI" w:eastAsia="Meiryo UI"/>
+          <w:rFonts w:ascii="BIZ UDPGothic" w:hAnsi="BIZ UDPGothic" w:eastAsia="BIZ UDPGothic"/>
           <w:b w:val="0"/>
           <w:i w:val="0"/>
           <w:sz w:val="21"/>
@@ -3957,7 +4357,7 @@
       </w:r>
       <w:r>
         <w:rPr>
-          <w:rFonts w:ascii="ＭＳ ゴシック" w:hAnsi="ＭＳ ゴシック" w:eastAsia="ＭＳ ゴシック"/>
+          <w:rFonts w:ascii="BIZ UDGothic" w:hAnsi="BIZ UDGothic" w:eastAsia="BIZ UDGothic"/>
           <w:b w:val="0"/>
           <w:i w:val="0"/>
           <w:sz w:val="20"/>
@@ -3966,7 +4366,7 @@
       </w:r>
       <w:r>
         <w:rPr>
-          <w:rFonts w:ascii="Meiryo UI" w:hAnsi="Meiryo UI" w:eastAsia="Meiryo UI"/>
+          <w:rFonts w:ascii="BIZ UDPGothic" w:hAnsi="BIZ UDPGothic" w:eastAsia="BIZ UDPGothic"/>
           <w:b w:val="0"/>
           <w:i w:val="0"/>
           <w:sz w:val="21"/>
@@ -3975,7 +4375,7 @@
       </w:r>
       <w:r>
         <w:rPr>
-          <w:rFonts w:ascii="ＭＳ ゴシック" w:hAnsi="ＭＳ ゴシック" w:eastAsia="ＭＳ ゴシック"/>
+          <w:rFonts w:ascii="BIZ UDGothic" w:hAnsi="BIZ UDGothic" w:eastAsia="BIZ UDGothic"/>
           <w:b w:val="0"/>
           <w:i w:val="0"/>
           <w:sz w:val="20"/>
@@ -3984,7 +4384,7 @@
       </w:r>
       <w:r>
         <w:rPr>
-          <w:rFonts w:ascii="Meiryo UI" w:hAnsi="Meiryo UI" w:eastAsia="Meiryo UI"/>
+          <w:rFonts w:ascii="BIZ UDPGothic" w:hAnsi="BIZ UDPGothic" w:eastAsia="BIZ UDPGothic"/>
           <w:b w:val="0"/>
           <w:i w:val="0"/>
           <w:sz w:val="21"/>
@@ -4000,7 +4400,7 @@
       </w:pPr>
       <w:r>
         <w:rPr>
-          <w:rFonts w:ascii="Meiryo UI" w:hAnsi="Meiryo UI" w:eastAsia="Meiryo UI"/>
+          <w:rFonts w:ascii="BIZ UDPGothic" w:hAnsi="BIZ UDPGothic" w:eastAsia="BIZ UDPGothic"/>
           <w:b/>
           <w:i w:val="0"/>
           <w:sz w:val="21"/>
@@ -4009,7 +4409,7 @@
       </w:r>
       <w:r>
         <w:rPr>
-          <w:rFonts w:ascii="Meiryo UI" w:hAnsi="Meiryo UI" w:eastAsia="Meiryo UI"/>
+          <w:rFonts w:ascii="BIZ UDPGothic" w:hAnsi="BIZ UDPGothic" w:eastAsia="BIZ UDPGothic"/>
           <w:b w:val="0"/>
           <w:i w:val="0"/>
           <w:sz w:val="21"/>
@@ -4018,7 +4418,7 @@
       </w:r>
       <w:r>
         <w:rPr>
-          <w:rFonts w:ascii="ＭＳ ゴシック" w:hAnsi="ＭＳ ゴシック" w:eastAsia="ＭＳ ゴシック"/>
+          <w:rFonts w:ascii="BIZ UDGothic" w:hAnsi="BIZ UDGothic" w:eastAsia="BIZ UDGothic"/>
           <w:b w:val="0"/>
           <w:i w:val="0"/>
           <w:sz w:val="20"/>
@@ -4027,7 +4427,7 @@
       </w:r>
       <w:r>
         <w:rPr>
-          <w:rFonts w:ascii="Meiryo UI" w:hAnsi="Meiryo UI" w:eastAsia="Meiryo UI"/>
+          <w:rFonts w:ascii="BIZ UDPGothic" w:hAnsi="BIZ UDPGothic" w:eastAsia="BIZ UDPGothic"/>
           <w:b w:val="0"/>
           <w:i w:val="0"/>
           <w:sz w:val="21"/>
@@ -4036,7 +4436,7 @@
       </w:r>
       <w:r>
         <w:rPr>
-          <w:rFonts w:ascii="ＭＳ ゴシック" w:hAnsi="ＭＳ ゴシック" w:eastAsia="ＭＳ ゴシック"/>
+          <w:rFonts w:ascii="BIZ UDGothic" w:hAnsi="BIZ UDGothic" w:eastAsia="BIZ UDGothic"/>
           <w:b w:val="0"/>
           <w:i w:val="0"/>
           <w:sz w:val="20"/>
@@ -4045,7 +4445,7 @@
       </w:r>
       <w:r>
         <w:rPr>
-          <w:rFonts w:ascii="Meiryo UI" w:hAnsi="Meiryo UI" w:eastAsia="Meiryo UI"/>
+          <w:rFonts w:ascii="BIZ UDPGothic" w:hAnsi="BIZ UDPGothic" w:eastAsia="BIZ UDPGothic"/>
           <w:b w:val="0"/>
           <w:i w:val="0"/>
           <w:sz w:val="21"/>
@@ -4061,7 +4461,7 @@
       </w:pPr>
       <w:r>
         <w:rPr>
-          <w:rFonts w:ascii="Meiryo UI" w:hAnsi="Meiryo UI" w:eastAsia="Meiryo UI"/>
+          <w:rFonts w:ascii="BIZ UDPGothic" w:hAnsi="BIZ UDPGothic" w:eastAsia="BIZ UDPGothic"/>
           <w:b/>
           <w:i w:val="0"/>
           <w:sz w:val="21"/>
@@ -4070,7 +4470,7 @@
       </w:r>
       <w:r>
         <w:rPr>
-          <w:rFonts w:ascii="Meiryo UI" w:hAnsi="Meiryo UI" w:eastAsia="Meiryo UI"/>
+          <w:rFonts w:ascii="BIZ UDPGothic" w:hAnsi="BIZ UDPGothic" w:eastAsia="BIZ UDPGothic"/>
           <w:b w:val="0"/>
           <w:i w:val="0"/>
           <w:sz w:val="21"/>
@@ -4079,7 +4479,7 @@
       </w:r>
       <w:r>
         <w:rPr>
-          <w:rFonts w:ascii="ＭＳ ゴシック" w:hAnsi="ＭＳ ゴシック" w:eastAsia="ＭＳ ゴシック"/>
+          <w:rFonts w:ascii="BIZ UDGothic" w:hAnsi="BIZ UDGothic" w:eastAsia="BIZ UDGothic"/>
           <w:b w:val="0"/>
           <w:i w:val="0"/>
           <w:sz w:val="20"/>
@@ -4088,7 +4488,7 @@
       </w:r>
       <w:r>
         <w:rPr>
-          <w:rFonts w:ascii="Meiryo UI" w:hAnsi="Meiryo UI" w:eastAsia="Meiryo UI"/>
+          <w:rFonts w:ascii="BIZ UDPGothic" w:hAnsi="BIZ UDPGothic" w:eastAsia="BIZ UDPGothic"/>
           <w:b w:val="0"/>
           <w:i w:val="0"/>
           <w:sz w:val="21"/>
@@ -4097,7 +4497,7 @@
       </w:r>
       <w:r>
         <w:rPr>
-          <w:rFonts w:ascii="ＭＳ ゴシック" w:hAnsi="ＭＳ ゴシック" w:eastAsia="ＭＳ ゴシック"/>
+          <w:rFonts w:ascii="BIZ UDGothic" w:hAnsi="BIZ UDGothic" w:eastAsia="BIZ UDGothic"/>
           <w:b w:val="0"/>
           <w:i w:val="0"/>
           <w:sz w:val="20"/>
@@ -4106,7 +4506,7 @@
       </w:r>
       <w:r>
         <w:rPr>
-          <w:rFonts w:ascii="Meiryo UI" w:hAnsi="Meiryo UI" w:eastAsia="Meiryo UI"/>
+          <w:rFonts w:ascii="BIZ UDPGothic" w:hAnsi="BIZ UDPGothic" w:eastAsia="BIZ UDPGothic"/>
           <w:b w:val="0"/>
           <w:i w:val="0"/>
           <w:sz w:val="21"/>
@@ -4115,7 +4515,7 @@
       </w:r>
       <w:r>
         <w:rPr>
-          <w:rFonts w:ascii="ＭＳ ゴシック" w:hAnsi="ＭＳ ゴシック" w:eastAsia="ＭＳ ゴシック"/>
+          <w:rFonts w:ascii="BIZ UDGothic" w:hAnsi="BIZ UDGothic" w:eastAsia="BIZ UDGothic"/>
           <w:b w:val="0"/>
           <w:i w:val="0"/>
           <w:sz w:val="20"/>
@@ -4124,7 +4524,7 @@
       </w:r>
       <w:r>
         <w:rPr>
-          <w:rFonts w:ascii="Meiryo UI" w:hAnsi="Meiryo UI" w:eastAsia="Meiryo UI"/>
+          <w:rFonts w:ascii="BIZ UDPGothic" w:hAnsi="BIZ UDPGothic" w:eastAsia="BIZ UDPGothic"/>
           <w:b w:val="0"/>
           <w:i w:val="0"/>
           <w:sz w:val="21"/>
@@ -4140,7 +4540,7 @@
       </w:pPr>
       <w:r>
         <w:rPr>
-          <w:rFonts w:ascii="Meiryo UI" w:hAnsi="Meiryo UI" w:eastAsia="Meiryo UI"/>
+          <w:rFonts w:ascii="BIZ UDPGothic" w:hAnsi="BIZ UDPGothic" w:eastAsia="BIZ UDPGothic"/>
           <w:b/>
           <w:i w:val="0"/>
           <w:sz w:val="21"/>
@@ -4149,7 +4549,7 @@
       </w:r>
       <w:r>
         <w:rPr>
-          <w:rFonts w:ascii="Meiryo UI" w:hAnsi="Meiryo UI" w:eastAsia="Meiryo UI"/>
+          <w:rFonts w:ascii="BIZ UDPGothic" w:hAnsi="BIZ UDPGothic" w:eastAsia="BIZ UDPGothic"/>
           <w:b w:val="0"/>
           <w:i w:val="0"/>
           <w:sz w:val="21"/>
@@ -4165,7 +4565,7 @@
       </w:pPr>
       <w:r>
         <w:rPr>
-          <w:rFonts w:ascii="Meiryo UI" w:hAnsi="Meiryo UI" w:eastAsia="Meiryo UI"/>
+          <w:rFonts w:ascii="BIZ UDPGothic" w:hAnsi="BIZ UDPGothic" w:eastAsia="BIZ UDPGothic"/>
           <w:b/>
           <w:i w:val="0"/>
           <w:sz w:val="21"/>
@@ -4174,7 +4574,7 @@
       </w:r>
       <w:r>
         <w:rPr>
-          <w:rFonts w:ascii="Meiryo UI" w:hAnsi="Meiryo UI" w:eastAsia="Meiryo UI"/>
+          <w:rFonts w:ascii="BIZ UDPGothic" w:hAnsi="BIZ UDPGothic" w:eastAsia="BIZ UDPGothic"/>
           <w:b w:val="0"/>
           <w:i w:val="0"/>
           <w:sz w:val="21"/>
@@ -4183,7 +4583,7 @@
       </w:r>
       <w:r>
         <w:rPr>
-          <w:rFonts w:ascii="ＭＳ ゴシック" w:hAnsi="ＭＳ ゴシック" w:eastAsia="ＭＳ ゴシック"/>
+          <w:rFonts w:ascii="BIZ UDGothic" w:hAnsi="BIZ UDGothic" w:eastAsia="BIZ UDGothic"/>
           <w:b w:val="0"/>
           <w:i w:val="0"/>
           <w:sz w:val="20"/>
@@ -4192,7 +4592,7 @@
       </w:r>
       <w:r>
         <w:rPr>
-          <w:rFonts w:ascii="Meiryo UI" w:hAnsi="Meiryo UI" w:eastAsia="Meiryo UI"/>
+          <w:rFonts w:ascii="BIZ UDPGothic" w:hAnsi="BIZ UDPGothic" w:eastAsia="BIZ UDPGothic"/>
           <w:b w:val="0"/>
           <w:i w:val="0"/>
           <w:sz w:val="21"/>
@@ -4201,7 +4601,7 @@
       </w:r>
       <w:r>
         <w:rPr>
-          <w:rFonts w:ascii="ＭＳ ゴシック" w:hAnsi="ＭＳ ゴシック" w:eastAsia="ＭＳ ゴシック"/>
+          <w:rFonts w:ascii="BIZ UDGothic" w:hAnsi="BIZ UDGothic" w:eastAsia="BIZ UDGothic"/>
           <w:b w:val="0"/>
           <w:i w:val="0"/>
           <w:sz w:val="20"/>
@@ -4210,7 +4610,7 @@
       </w:r>
       <w:r>
         <w:rPr>
-          <w:rFonts w:ascii="Meiryo UI" w:hAnsi="Meiryo UI" w:eastAsia="Meiryo UI"/>
+          <w:rFonts w:ascii="BIZ UDPGothic" w:hAnsi="BIZ UDPGothic" w:eastAsia="BIZ UDPGothic"/>
           <w:b w:val="0"/>
           <w:i w:val="0"/>
           <w:sz w:val="21"/>
@@ -4219,7 +4619,7 @@
       </w:r>
       <w:r>
         <w:rPr>
-          <w:rFonts w:ascii="ＭＳ ゴシック" w:hAnsi="ＭＳ ゴシック" w:eastAsia="ＭＳ ゴシック"/>
+          <w:rFonts w:ascii="BIZ UDGothic" w:hAnsi="BIZ UDGothic" w:eastAsia="BIZ UDGothic"/>
           <w:b w:val="0"/>
           <w:i w:val="0"/>
           <w:sz w:val="20"/>
@@ -4228,7 +4628,7 @@
       </w:r>
       <w:r>
         <w:rPr>
-          <w:rFonts w:ascii="Meiryo UI" w:hAnsi="Meiryo UI" w:eastAsia="Meiryo UI"/>
+          <w:rFonts w:ascii="BIZ UDPGothic" w:hAnsi="BIZ UDPGothic" w:eastAsia="BIZ UDPGothic"/>
           <w:b w:val="0"/>
           <w:i w:val="0"/>
           <w:sz w:val="21"/>
@@ -4244,7 +4644,7 @@
       </w:pPr>
       <w:r>
         <w:rPr>
-          <w:rFonts w:ascii="Meiryo UI" w:hAnsi="Meiryo UI" w:eastAsia="Meiryo UI"/>
+          <w:rFonts w:ascii="BIZ UDPGothic" w:hAnsi="BIZ UDPGothic" w:eastAsia="BIZ UDPGothic"/>
           <w:b/>
           <w:i w:val="0"/>
           <w:sz w:val="21"/>
@@ -4253,7 +4653,7 @@
       </w:r>
       <w:r>
         <w:rPr>
-          <w:rFonts w:ascii="Meiryo UI" w:hAnsi="Meiryo UI" w:eastAsia="Meiryo UI"/>
+          <w:rFonts w:ascii="BIZ UDPGothic" w:hAnsi="BIZ UDPGothic" w:eastAsia="BIZ UDPGothic"/>
           <w:b w:val="0"/>
           <w:i w:val="0"/>
           <w:sz w:val="21"/>
@@ -4262,7 +4662,7 @@
       </w:r>
       <w:r>
         <w:rPr>
-          <w:rFonts w:ascii="ＭＳ ゴシック" w:hAnsi="ＭＳ ゴシック" w:eastAsia="ＭＳ ゴシック"/>
+          <w:rFonts w:ascii="BIZ UDGothic" w:hAnsi="BIZ UDGothic" w:eastAsia="BIZ UDGothic"/>
           <w:b w:val="0"/>
           <w:i w:val="0"/>
           <w:sz w:val="20"/>
@@ -4271,7 +4671,7 @@
       </w:r>
       <w:r>
         <w:rPr>
-          <w:rFonts w:ascii="Meiryo UI" w:hAnsi="Meiryo UI" w:eastAsia="Meiryo UI"/>
+          <w:rFonts w:ascii="BIZ UDPGothic" w:hAnsi="BIZ UDPGothic" w:eastAsia="BIZ UDPGothic"/>
           <w:b w:val="0"/>
           <w:i w:val="0"/>
           <w:sz w:val="21"/>
@@ -4282,16 +4682,29 @@
     <w:p>
       <w:pPr>
         <w:spacing w:before="200" w:after="60"/>
+        <w:pBdr>
+          <w:bottom w:val="single" w:sz="6" w:space="4" w:color="CDD5DD"/>
+        </w:pBdr>
       </w:pPr>
       <w:r>
         <w:rPr>
-          <w:rFonts w:ascii="Meiryo UI" w:hAnsi="Meiryo UI" w:eastAsia="Meiryo UI"/>
+          <w:rFonts w:ascii="BIZ UDGothic" w:hAnsi="BIZ UDGothic" w:eastAsia="BIZ UDGothic"/>
           <w:b/>
           <w:i w:val="0"/>
           <w:color w:val="1F5C99"/>
           <w:sz w:val="30"/>
         </w:rPr>
-        <w:t>9. TypeScript 設定</w:t>
+        <w:t xml:space="preserve">9. </w:t>
+      </w:r>
+      <w:r>
+        <w:rPr>
+          <w:rFonts w:ascii="BIZ UDPGothic" w:hAnsi="BIZ UDPGothic" w:eastAsia="BIZ UDPGothic"/>
+          <w:b/>
+          <w:i w:val="0"/>
+          <w:color w:val="20242C"/>
+          <w:sz w:val="30"/>
+        </w:rPr>
+        <w:t>TypeScript 設定</w:t>
       </w:r>
     </w:p>
     <w:p>
@@ -4300,7 +4713,7 @@
       </w:pPr>
       <w:r>
         <w:rPr>
-          <w:rFonts w:ascii="ＭＳ ゴシック" w:hAnsi="ＭＳ ゴシック" w:eastAsia="ＭＳ ゴシック"/>
+          <w:rFonts w:ascii="BIZ UDGothic" w:hAnsi="BIZ UDGothic" w:eastAsia="BIZ UDGothic"/>
           <w:b w:val="0"/>
           <w:i w:val="0"/>
           <w:sz w:val="20"/>
@@ -4309,7 +4722,7 @@
       </w:r>
       <w:r>
         <w:rPr>
-          <w:rFonts w:ascii="Meiryo UI" w:hAnsi="Meiryo UI" w:eastAsia="Meiryo UI"/>
+          <w:rFonts w:ascii="BIZ UDPGothic" w:hAnsi="BIZ UDPGothic" w:eastAsia="BIZ UDPGothic"/>
           <w:b w:val="0"/>
           <w:i w:val="0"/>
           <w:sz w:val="21"/>
@@ -4318,7 +4731,7 @@
       </w:r>
       <w:r>
         <w:rPr>
-          <w:rFonts w:ascii="ＭＳ ゴシック" w:hAnsi="ＭＳ ゴシック" w:eastAsia="ＭＳ ゴシック"/>
+          <w:rFonts w:ascii="BIZ UDGothic" w:hAnsi="BIZ UDGothic" w:eastAsia="BIZ UDGothic"/>
           <w:b w:val="0"/>
           <w:i w:val="0"/>
           <w:sz w:val="20"/>
@@ -4327,7 +4740,7 @@
       </w:r>
       <w:r>
         <w:rPr>
-          <w:rFonts w:ascii="Meiryo UI" w:hAnsi="Meiryo UI" w:eastAsia="Meiryo UI"/>
+          <w:rFonts w:ascii="BIZ UDPGothic" w:hAnsi="BIZ UDPGothic" w:eastAsia="BIZ UDPGothic"/>
           <w:b w:val="0"/>
           <w:i w:val="0"/>
           <w:sz w:val="21"/>
@@ -4336,7 +4749,7 @@
       </w:r>
       <w:r>
         <w:rPr>
-          <w:rFonts w:ascii="ＭＳ ゴシック" w:hAnsi="ＭＳ ゴシック" w:eastAsia="ＭＳ ゴシック"/>
+          <w:rFonts w:ascii="BIZ UDGothic" w:hAnsi="BIZ UDGothic" w:eastAsia="BIZ UDGothic"/>
           <w:b w:val="0"/>
           <w:i w:val="0"/>
           <w:sz w:val="20"/>
@@ -4345,7 +4758,7 @@
       </w:r>
       <w:r>
         <w:rPr>
-          <w:rFonts w:ascii="Meiryo UI" w:hAnsi="Meiryo UI" w:eastAsia="Meiryo UI"/>
+          <w:rFonts w:ascii="BIZ UDPGothic" w:hAnsi="BIZ UDPGothic" w:eastAsia="BIZ UDPGothic"/>
           <w:b w:val="0"/>
           <w:i w:val="0"/>
           <w:sz w:val="21"/>
@@ -4727,7 +5140,7 @@
     <w:qFormat/>
     <w:rsid w:val="00FC693F"/>
     <w:rPr>
-      <w:rFonts w:ascii="Meiryo UI" w:hAnsi="Meiryo UI" w:eastAsia="Meiryo UI"/>
+      <w:rFonts w:ascii="BIZ UDPGothic" w:hAnsi="BIZ UDPGothic" w:eastAsia="BIZ UDPGothic"/>
       <w:sz w:val="21"/>
     </w:rPr>
   </w:style>
